--- a/assets/CV/RobinCR_Software_Developer.docx
+++ b/assets/CV/RobinCR_Software_Developer.docx
@@ -1,6 +1,6 @@
 
 <file path=word/document.xml><?xml version="1.0" encoding="utf-8"?>
-<w:document xmlns:wpc="http://schemas.microsoft.com/office/word/2010/wordprocessingCanvas" xmlns:cx="http://schemas.microsoft.com/office/drawing/2014/chartex" xmlns:cx1="http://schemas.microsoft.com/office/drawing/2015/9/8/chartex" xmlns:cx2="http://schemas.microsoft.com/office/drawing/2015/10/21/chartex" xmlns:cx3="http://schemas.microsoft.com/office/drawing/2016/5/9/chartex" xmlns:cx4="http://schemas.microsoft.com/office/drawing/2016/5/10/chartex" xmlns:cx5="http://schemas.microsoft.com/office/drawing/2016/5/11/chartex" xmlns:cx6="http://schemas.microsoft.com/office/drawing/2016/5/12/chartex" xmlns:cx7="http://schemas.microsoft.com/office/drawing/2016/5/13/chartex" xmlns:cx8="http://schemas.microsoft.com/office/drawing/2016/5/14/chartex" xmlns:mc="http://schemas.openxmlformats.org/markup-compatibility/2006" xmlns:aink="http://schemas.microsoft.com/office/drawing/2016/ink" xmlns:am3d="http://schemas.microsoft.com/office/drawing/2017/model3d" xmlns:o="urn:schemas-microsoft-com:office:office" xmlns:oel="http://schemas.microsoft.com/office/2019/extlst" xmlns:r="http://schemas.openxmlformats.org/officeDocument/2006/relationships" xmlns:m="http://schemas.openxmlformats.org/officeDocument/2006/math" xmlns:v="urn:schemas-microsoft-com:vml" xmlns:wp14="http://schemas.microsoft.com/office/word/2010/wordprocessingDrawing" xmlns:wp="http://schemas.openxmlformats.org/drawingml/2006/wordprocessingDrawing" xmlns:w10="urn:schemas-microsoft-com:office:word" xmlns:w="http://schemas.openxmlformats.org/wordprocessingml/2006/main" xmlns:w14="http://schemas.microsoft.com/office/word/2010/wordml" xmlns:w15="http://schemas.microsoft.com/office/word/2012/wordml" xmlns:w16cex="http://schemas.microsoft.com/office/word/2018/wordml/cex" xmlns:w16cid="http://schemas.microsoft.com/office/word/2016/wordml/cid" xmlns:w16="http://schemas.microsoft.com/office/word/2018/wordml" xmlns:w16du="http://schemas.microsoft.com/office/word/2023/wordml/word16du" xmlns:w16sdtdh="http://schemas.microsoft.com/office/word/2020/wordml/sdtdatahash" xmlns:w16se="http://schemas.microsoft.com/office/word/2015/wordml/symex" xmlns:wpg="http://schemas.microsoft.com/office/word/2010/wordprocessingGroup" xmlns:wpi="http://schemas.microsoft.com/office/word/2010/wordprocessingInk" xmlns:wne="http://schemas.microsoft.com/office/word/2006/wordml" xmlns:wps="http://schemas.microsoft.com/office/word/2010/wordprocessingShape" mc:Ignorable="w14 w15 w16se w16cid w16 w16cex w16sdtdh w16du wp14">
+<w:document xmlns:wpc="http://schemas.microsoft.com/office/word/2010/wordprocessingCanvas" xmlns:cx="http://schemas.microsoft.com/office/drawing/2014/chartex" xmlns:cx1="http://schemas.microsoft.com/office/drawing/2015/9/8/chartex" xmlns:cx2="http://schemas.microsoft.com/office/drawing/2015/10/21/chartex" xmlns:cx3="http://schemas.microsoft.com/office/drawing/2016/5/9/chartex" xmlns:cx4="http://schemas.microsoft.com/office/drawing/2016/5/10/chartex" xmlns:cx5="http://schemas.microsoft.com/office/drawing/2016/5/11/chartex" xmlns:cx6="http://schemas.microsoft.com/office/drawing/2016/5/12/chartex" xmlns:cx7="http://schemas.microsoft.com/office/drawing/2016/5/13/chartex" xmlns:cx8="http://schemas.microsoft.com/office/drawing/2016/5/14/chartex" xmlns:mc="http://schemas.openxmlformats.org/markup-compatibility/2006" xmlns:aink="http://schemas.microsoft.com/office/drawing/2016/ink" xmlns:am3d="http://schemas.microsoft.com/office/drawing/2017/model3d" xmlns:o="urn:schemas-microsoft-com:office:office" xmlns:oel="http://schemas.microsoft.com/office/2019/extlst" xmlns:r="http://schemas.openxmlformats.org/officeDocument/2006/relationships" xmlns:m="http://schemas.openxmlformats.org/officeDocument/2006/math" xmlns:v="urn:schemas-microsoft-com:vml" xmlns:wp14="http://schemas.microsoft.com/office/word/2010/wordprocessingDrawing" xmlns:wp="http://schemas.openxmlformats.org/drawingml/2006/wordprocessingDrawing" xmlns:w10="urn:schemas-microsoft-com:office:word" xmlns:w="http://schemas.openxmlformats.org/wordprocessingml/2006/main" xmlns:w14="http://schemas.microsoft.com/office/word/2010/wordml" xmlns:w15="http://schemas.microsoft.com/office/word/2012/wordml" xmlns:w16cex="http://schemas.microsoft.com/office/word/2018/wordml/cex" xmlns:w16cid="http://schemas.microsoft.com/office/word/2016/wordml/cid" xmlns:w16="http://schemas.microsoft.com/office/word/2018/wordml" xmlns:w16du="http://schemas.microsoft.com/office/word/2023/wordml/word16du" xmlns:w16sdtdh="http://schemas.microsoft.com/office/word/2020/wordml/sdtdatahash" xmlns:w16sdtfl="http://schemas.microsoft.com/office/word/2024/wordml/sdtformatlock" xmlns:w16se="http://schemas.microsoft.com/office/word/2015/wordml/symex" xmlns:wpg="http://schemas.microsoft.com/office/word/2010/wordprocessingGroup" xmlns:wpi="http://schemas.microsoft.com/office/word/2010/wordprocessingInk" xmlns:wne="http://schemas.microsoft.com/office/word/2006/wordml" xmlns:wps="http://schemas.microsoft.com/office/word/2010/wordprocessingShape" mc:Ignorable="w14 w15 w16se w16cid w16 w16cex w16sdtdh w16sdtfl w16du wp14">
   <w:body>
     <w:p>
       <w:pPr>
@@ -38,7 +38,15 @@
           <w:i/>
           <w:color w:val="999999"/>
         </w:rPr>
-        <w:t>Coimbatore,</w:t>
+        <w:t>Chennai</w:t>
+      </w:r>
+      <w:r>
+        <w:rPr>
+          <w:rFonts w:ascii="Roboto"/>
+          <w:i/>
+          <w:color w:val="999999"/>
+        </w:rPr>
+        <w:t>,</w:t>
       </w:r>
       <w:r>
         <w:rPr>
@@ -319,7 +327,29 @@
             <w:w w:val="105"/>
             <w:position w:val="2"/>
           </w:rPr>
-          <w:t>linkedin.com/in/robin-cr/</w:t>
+          <w:t>linkedin.com/in/robin-</w:t>
+        </w:r>
+        <w:proofErr w:type="spellStart"/>
+        <w:r>
+          <w:rPr>
+            <w:rStyle w:val="Hyperlink"/>
+            <w:rFonts w:ascii="Roboto"/>
+            <w:color w:val="auto"/>
+            <w:w w:val="105"/>
+            <w:position w:val="2"/>
+          </w:rPr>
+          <w:t>cr</w:t>
+        </w:r>
+        <w:proofErr w:type="spellEnd"/>
+        <w:r>
+          <w:rPr>
+            <w:rStyle w:val="Hyperlink"/>
+            <w:rFonts w:ascii="Roboto"/>
+            <w:color w:val="auto"/>
+            <w:w w:val="105"/>
+            <w:position w:val="2"/>
+          </w:rPr>
+          <w:t>/</w:t>
         </w:r>
       </w:hyperlink>
       <w:r>
@@ -512,7 +542,16 @@
           <w:sz w:val="20"/>
           <w:szCs w:val="20"/>
         </w:rPr>
-        <w:t>3+</w:t>
+        <w:t>4</w:t>
+      </w:r>
+      <w:r>
+        <w:rPr>
+          <w:color w:val="333333"/>
+          <w:w w:val="110"/>
+          <w:sz w:val="20"/>
+          <w:szCs w:val="20"/>
+        </w:rPr>
+        <w:t>+</w:t>
       </w:r>
       <w:r>
         <w:rPr>
@@ -892,18 +931,20 @@
           <w:w w:val="110"/>
           <w:szCs w:val="24"/>
         </w:rPr>
-        <w:t>Bosch</w:t>
-      </w:r>
+        <w:t>Automotive Robotics India (</w:t>
+      </w:r>
+      <w:proofErr w:type="spellStart"/>
+      <w:proofErr w:type="gramStart"/>
       <w:r>
         <w:rPr>
           <w:b/>
           <w:color w:val="414141"/>
-          <w:spacing w:val="-4"/>
-          <w:w w:val="110"/>
-          <w:szCs w:val="24"/>
-        </w:rPr>
-        <w:t xml:space="preserve"> </w:t>
-      </w:r>
+          <w:w w:val="110"/>
+          <w:szCs w:val="24"/>
+        </w:rPr>
+        <w:t>ARi</w:t>
+      </w:r>
+      <w:proofErr w:type="spellEnd"/>
       <w:r>
         <w:rPr>
           <w:b/>
@@ -911,36 +952,7 @@
           <w:w w:val="110"/>
           <w:szCs w:val="24"/>
         </w:rPr>
-        <w:t>Global</w:t>
-      </w:r>
-      <w:r>
-        <w:rPr>
-          <w:b/>
-          <w:color w:val="414141"/>
-          <w:spacing w:val="-4"/>
-          <w:w w:val="110"/>
-          <w:szCs w:val="24"/>
-        </w:rPr>
-        <w:t xml:space="preserve"> </w:t>
-      </w:r>
-      <w:r>
-        <w:rPr>
-          <w:b/>
-          <w:color w:val="414141"/>
-          <w:w w:val="110"/>
-          <w:szCs w:val="24"/>
-        </w:rPr>
-        <w:t>Software</w:t>
-      </w:r>
-      <w:r>
-        <w:rPr>
-          <w:b/>
-          <w:color w:val="414141"/>
-          <w:spacing w:val="-3"/>
-          <w:w w:val="110"/>
-          <w:szCs w:val="24"/>
-        </w:rPr>
-        <w:t xml:space="preserve"> </w:t>
+        <w:t>)</w:t>
       </w:r>
       <w:r>
         <w:rPr>
@@ -950,8 +962,9 @@
           <w:w w:val="110"/>
           <w:szCs w:val="24"/>
         </w:rPr>
-        <w:t>T</w:t>
-      </w:r>
+        <w:t xml:space="preserve">   </w:t>
+      </w:r>
+      <w:proofErr w:type="gramEnd"/>
       <w:r>
         <w:rPr>
           <w:b/>
@@ -960,7 +973,7 @@
           <w:w w:val="110"/>
           <w:szCs w:val="24"/>
         </w:rPr>
-        <w:t>echnologies</w:t>
+        <w:t xml:space="preserve">     </w:t>
       </w:r>
       <w:r>
         <w:rPr>
@@ -970,7 +983,7 @@
           <w:w w:val="110"/>
           <w:szCs w:val="24"/>
         </w:rPr>
-        <w:t xml:space="preserve">                                                            </w:t>
+        <w:t xml:space="preserve">                                                               </w:t>
       </w:r>
       <w:r>
         <w:rPr>
@@ -979,7 +992,25 @@
           <w:sz w:val="20"/>
           <w:szCs w:val="24"/>
         </w:rPr>
-        <w:t>Coimbatore, TamilNadu</w:t>
+        <w:t>C</w:t>
+      </w:r>
+      <w:r>
+        <w:rPr>
+          <w:i/>
+          <w:w w:val="105"/>
+          <w:sz w:val="20"/>
+          <w:szCs w:val="24"/>
+        </w:rPr>
+        <w:t>hennai</w:t>
+      </w:r>
+      <w:r>
+        <w:rPr>
+          <w:i/>
+          <w:w w:val="105"/>
+          <w:sz w:val="20"/>
+          <w:szCs w:val="24"/>
+        </w:rPr>
+        <w:t>, Tamil Nadu</w:t>
       </w:r>
     </w:p>
     <w:p>
@@ -991,6 +1022,9 @@
         <w:ind w:left="113"/>
         <w:rPr>
           <w:i/>
+          <w:color w:val="5D5D5D"/>
+          <w:spacing w:val="-2"/>
+          <w:w w:val="105"/>
           <w:sz w:val="18"/>
           <w:szCs w:val="24"/>
         </w:rPr>
@@ -1002,7 +1036,7 @@
           <w:sz w:val="20"/>
           <w:szCs w:val="24"/>
         </w:rPr>
-        <w:t>Embedded</w:t>
+        <w:t>Senior</w:t>
       </w:r>
       <w:r>
         <w:rPr>
@@ -1067,7 +1101,23 @@
           <w:sz w:val="20"/>
           <w:szCs w:val="24"/>
         </w:rPr>
-        <w:t xml:space="preserve">                                                                                      </w:t>
+        <w:t xml:space="preserve">                 </w:t>
+      </w:r>
+      <w:r>
+        <w:rPr>
+          <w:color w:val="5D5D5D"/>
+          <w:sz w:val="20"/>
+          <w:szCs w:val="24"/>
+        </w:rPr>
+        <w:t xml:space="preserve">             </w:t>
+      </w:r>
+      <w:r>
+        <w:rPr>
+          <w:color w:val="5D5D5D"/>
+          <w:sz w:val="20"/>
+          <w:szCs w:val="24"/>
+        </w:rPr>
+        <w:t xml:space="preserve">                                                             </w:t>
       </w:r>
       <w:r>
         <w:rPr>
@@ -1078,7 +1128,7 @@
           <w:sz w:val="18"/>
           <w:szCs w:val="24"/>
         </w:rPr>
-        <w:t>August</w:t>
+        <w:t>January</w:t>
       </w:r>
       <w:r>
         <w:rPr>
@@ -1100,7 +1150,18 @@
           <w:sz w:val="18"/>
           <w:szCs w:val="24"/>
         </w:rPr>
-        <w:t>2022</w:t>
+        <w:t>202</w:t>
+      </w:r>
+      <w:r>
+        <w:rPr>
+          <w:i/>
+          <w:color w:val="5D5D5D"/>
+          <w:spacing w:val="-2"/>
+          <w:w w:val="105"/>
+          <w:sz w:val="18"/>
+          <w:szCs w:val="24"/>
+        </w:rPr>
+        <w:t>5</w:t>
       </w:r>
       <w:r>
         <w:rPr>
@@ -1122,18 +1183,7 @@
           <w:sz w:val="18"/>
           <w:szCs w:val="24"/>
         </w:rPr>
-        <w:noBreakHyphen/>
-      </w:r>
-      <w:r>
-        <w:rPr>
-          <w:i/>
-          <w:color w:val="5D5D5D"/>
-          <w:spacing w:val="-4"/>
-          <w:w w:val="105"/>
-          <w:sz w:val="18"/>
-          <w:szCs w:val="24"/>
-        </w:rPr>
-        <w:t xml:space="preserve"> </w:t>
+        <w:t>–</w:t>
       </w:r>
       <w:r>
         <w:rPr>
@@ -1144,7 +1194,54 @@
           <w:sz w:val="18"/>
           <w:szCs w:val="24"/>
         </w:rPr>
-        <w:t>Present</w:t>
+        <w:t xml:space="preserve"> Present</w:t>
+      </w:r>
+    </w:p>
+    <w:p>
+      <w:pPr>
+        <w:tabs>
+          <w:tab w:val="left" w:pos="9132"/>
+        </w:tabs>
+        <w:spacing w:before="60"/>
+        <w:ind w:left="113"/>
+        <w:rPr>
+          <w:i/>
+          <w:color w:val="7F7F7F" w:themeColor="text1" w:themeTint="80"/>
+          <w:sz w:val="18"/>
+          <w:szCs w:val="24"/>
+        </w:rPr>
+      </w:pPr>
+      <w:r>
+        <w:rPr>
+          <w:rFonts w:ascii="Arial Rounded MT Bold" w:hAnsi="Arial Rounded MT Bold"/>
+          <w:b/>
+          <w:bCs/>
+          <w:color w:val="7F7F7F" w:themeColor="text1" w:themeTint="80"/>
+          <w:w w:val="110"/>
+          <w:sz w:val="20"/>
+          <w:szCs w:val="24"/>
+        </w:rPr>
+        <w:t>Client:</w:t>
+      </w:r>
+      <w:r>
+        <w:rPr>
+          <w:color w:val="7F7F7F" w:themeColor="text1" w:themeTint="80"/>
+          <w:w w:val="110"/>
+          <w:sz w:val="20"/>
+          <w:szCs w:val="24"/>
+        </w:rPr>
+        <w:t xml:space="preserve"> </w:t>
+      </w:r>
+      <w:r>
+        <w:rPr>
+          <w:b/>
+          <w:bCs/>
+          <w:color w:val="7F7F7F" w:themeColor="text1" w:themeTint="80"/>
+          <w:w w:val="110"/>
+          <w:sz w:val="20"/>
+          <w:szCs w:val="24"/>
+        </w:rPr>
+        <w:t>CATERPILLAR (Onsite)</w:t>
       </w:r>
     </w:p>
     <w:p>
@@ -1181,7 +1278,7 @@
           <w:sz w:val="20"/>
           <w:szCs w:val="24"/>
         </w:rPr>
-        <w:t>Interior Monitoring System (IMS) Project</w:t>
+        <w:t>LIDAR Perception for Surface Hauling truck</w:t>
       </w:r>
     </w:p>
     <w:p>
@@ -1193,7 +1290,10 @@
         </w:numPr>
       </w:pPr>
       <w:r>
-        <w:t>Developed algorithms for driver drowsiness module in C++ following design patterns and clean code.</w:t>
+        <w:t>Playback tool developer</w:t>
+      </w:r>
+      <w:r>
+        <w:t>.</w:t>
       </w:r>
     </w:p>
     <w:p>
@@ -1204,8 +1304,16 @@
           <w:numId w:val="9"/>
         </w:numPr>
       </w:pPr>
-      <w:r>
-        <w:t>Able to handle real world bugs which require proper strategies, Problem Solving and analytical skills.</w:t>
+      <w:proofErr w:type="spellStart"/>
+      <w:r>
+        <w:t>Rangeimage</w:t>
+      </w:r>
+      <w:proofErr w:type="spellEnd"/>
+      <w:r>
+        <w:t xml:space="preserve"> to point cloud converter for various lidars</w:t>
+      </w:r>
+      <w:r>
+        <w:t>.</w:t>
       </w:r>
     </w:p>
     <w:p>
@@ -1217,7 +1325,10 @@
         </w:numPr>
       </w:pPr>
       <w:r>
-        <w:t>Developed internal tools for simulating driver behaviors for debugging the issues without hardware.</w:t>
+        <w:t>Amenders for lidar logs</w:t>
+      </w:r>
+      <w:r>
+        <w:t>.</w:t>
       </w:r>
     </w:p>
     <w:p>
@@ -1229,7 +1340,10 @@
         </w:numPr>
       </w:pPr>
       <w:r>
-        <w:t>Integrated third-party libraries and APIs into C++ project.</w:t>
+        <w:t xml:space="preserve">Parsers for </w:t>
+      </w:r>
+      <w:r>
+        <w:t>ROS node communication.</w:t>
       </w:r>
     </w:p>
     <w:p>
@@ -1241,7 +1355,11 @@
         </w:numPr>
       </w:pPr>
       <w:r>
-        <w:t>A proper research and contributor for technical problems raised by client.</w:t>
+        <w:rPr>
+          <w:bCs/>
+          <w:szCs w:val="24"/>
+        </w:rPr>
+        <w:t>Developed APIs to work on multi-threaded application using modern C++.</w:t>
       </w:r>
     </w:p>
     <w:p>
@@ -1253,13 +1371,19 @@
         </w:numPr>
       </w:pPr>
       <w:r>
-        <w:t>Modules implementations such as interfaces, precondition handlers, error handlers</w:t>
-      </w:r>
-      <w:r>
-        <w:t xml:space="preserve">, schedulers </w:t>
-      </w:r>
-      <w:r>
-        <w:t xml:space="preserve">etc. </w:t>
+        <w:t xml:space="preserve">Integrated third-party </w:t>
+      </w:r>
+      <w:r>
+        <w:t>libraries</w:t>
+      </w:r>
+      <w:r>
+        <w:t xml:space="preserve"> (</w:t>
+      </w:r>
+      <w:r>
+        <w:t>Point Cloud)</w:t>
+      </w:r>
+      <w:r>
+        <w:t xml:space="preserve"> into C++ project.</w:t>
       </w:r>
     </w:p>
     <w:p>
@@ -1271,16 +1395,302 @@
         </w:numPr>
       </w:pPr>
       <w:r>
-        <w:t xml:space="preserve">Successfully addressed and resolved Level 8 and 9 QAC++ warnings in the codebase, adhering to </w:t>
-      </w:r>
-    </w:p>
-    <w:p>
-      <w:pPr>
-        <w:pStyle w:val="ListParagraph"/>
-        <w:ind w:left="846" w:firstLine="0"/>
-      </w:pPr>
-      <w:r>
-        <w:t>MISRA coding standards</w:t>
+        <w:rPr>
+          <w:bCs/>
+          <w:szCs w:val="24"/>
+        </w:rPr>
+        <w:t>Publisher and subscriber channels in ROS2 Noetic modules</w:t>
+      </w:r>
+      <w:r>
+        <w:rPr>
+          <w:bCs/>
+          <w:szCs w:val="24"/>
+        </w:rPr>
+        <w:t>.</w:t>
+      </w:r>
+    </w:p>
+    <w:p>
+      <w:pPr>
+        <w:tabs>
+          <w:tab w:val="left" w:pos="8864"/>
+        </w:tabs>
+        <w:spacing w:before="177"/>
+        <w:ind w:left="113"/>
+        <w:rPr>
+          <w:i/>
+          <w:sz w:val="20"/>
+          <w:szCs w:val="24"/>
+        </w:rPr>
+      </w:pPr>
+      <w:r>
+        <w:rPr>
+          <w:b/>
+          <w:color w:val="414141"/>
+          <w:w w:val="110"/>
+          <w:szCs w:val="24"/>
+        </w:rPr>
+        <w:t>Bosch</w:t>
+      </w:r>
+      <w:r>
+        <w:rPr>
+          <w:b/>
+          <w:color w:val="414141"/>
+          <w:spacing w:val="-4"/>
+          <w:w w:val="110"/>
+          <w:szCs w:val="24"/>
+        </w:rPr>
+        <w:t xml:space="preserve"> </w:t>
+      </w:r>
+      <w:r>
+        <w:rPr>
+          <w:b/>
+          <w:color w:val="414141"/>
+          <w:w w:val="110"/>
+          <w:szCs w:val="24"/>
+        </w:rPr>
+        <w:t>Global</w:t>
+      </w:r>
+      <w:r>
+        <w:rPr>
+          <w:b/>
+          <w:color w:val="414141"/>
+          <w:spacing w:val="-4"/>
+          <w:w w:val="110"/>
+          <w:szCs w:val="24"/>
+        </w:rPr>
+        <w:t xml:space="preserve"> </w:t>
+      </w:r>
+      <w:r>
+        <w:rPr>
+          <w:b/>
+          <w:color w:val="414141"/>
+          <w:w w:val="110"/>
+          <w:szCs w:val="24"/>
+        </w:rPr>
+        <w:t>Software</w:t>
+      </w:r>
+      <w:r>
+        <w:rPr>
+          <w:b/>
+          <w:color w:val="414141"/>
+          <w:spacing w:val="-3"/>
+          <w:w w:val="110"/>
+          <w:szCs w:val="24"/>
+        </w:rPr>
+        <w:t xml:space="preserve"> </w:t>
+      </w:r>
+      <w:r>
+        <w:rPr>
+          <w:b/>
+          <w:color w:val="414141"/>
+          <w:spacing w:val="-2"/>
+          <w:w w:val="110"/>
+          <w:szCs w:val="24"/>
+        </w:rPr>
+        <w:t>T</w:t>
+      </w:r>
+      <w:r>
+        <w:rPr>
+          <w:b/>
+          <w:color w:val="414141"/>
+          <w:spacing w:val="-2"/>
+          <w:w w:val="110"/>
+          <w:szCs w:val="24"/>
+        </w:rPr>
+        <w:t>echnologies</w:t>
+      </w:r>
+      <w:r>
+        <w:rPr>
+          <w:b/>
+          <w:color w:val="414141"/>
+          <w:spacing w:val="-2"/>
+          <w:w w:val="110"/>
+          <w:szCs w:val="24"/>
+        </w:rPr>
+        <w:t xml:space="preserve">                                                            </w:t>
+      </w:r>
+      <w:r>
+        <w:rPr>
+          <w:i/>
+          <w:w w:val="105"/>
+          <w:sz w:val="20"/>
+          <w:szCs w:val="24"/>
+        </w:rPr>
+        <w:t xml:space="preserve">Coimbatore, </w:t>
+      </w:r>
+      <w:r>
+        <w:rPr>
+          <w:i/>
+          <w:w w:val="105"/>
+          <w:sz w:val="20"/>
+          <w:szCs w:val="24"/>
+        </w:rPr>
+        <w:t>Tamil Nadu</w:t>
+      </w:r>
+    </w:p>
+    <w:p>
+      <w:pPr>
+        <w:tabs>
+          <w:tab w:val="left" w:pos="9132"/>
+        </w:tabs>
+        <w:spacing w:before="60"/>
+        <w:ind w:left="113"/>
+        <w:rPr>
+          <w:i/>
+          <w:sz w:val="18"/>
+          <w:szCs w:val="24"/>
+        </w:rPr>
+      </w:pPr>
+      <w:r>
+        <w:rPr>
+          <w:color w:val="5D5D5D"/>
+          <w:w w:val="110"/>
+          <w:sz w:val="20"/>
+          <w:szCs w:val="24"/>
+        </w:rPr>
+        <w:t>Embedded</w:t>
+      </w:r>
+      <w:r>
+        <w:rPr>
+          <w:color w:val="5D5D5D"/>
+          <w:spacing w:val="4"/>
+          <w:w w:val="110"/>
+          <w:sz w:val="20"/>
+          <w:szCs w:val="24"/>
+        </w:rPr>
+        <w:t xml:space="preserve"> </w:t>
+      </w:r>
+      <w:r>
+        <w:rPr>
+          <w:color w:val="5D5D5D"/>
+          <w:w w:val="110"/>
+          <w:sz w:val="20"/>
+          <w:szCs w:val="24"/>
+        </w:rPr>
+        <w:t>Software</w:t>
+      </w:r>
+      <w:r>
+        <w:rPr>
+          <w:color w:val="5D5D5D"/>
+          <w:spacing w:val="5"/>
+          <w:w w:val="110"/>
+          <w:sz w:val="20"/>
+          <w:szCs w:val="24"/>
+        </w:rPr>
+        <w:t xml:space="preserve"> </w:t>
+      </w:r>
+      <w:r>
+        <w:rPr>
+          <w:color w:val="5D5D5D"/>
+          <w:w w:val="110"/>
+          <w:sz w:val="20"/>
+          <w:szCs w:val="24"/>
+        </w:rPr>
+        <w:t>Engineer</w:t>
+      </w:r>
+      <w:r>
+        <w:rPr>
+          <w:color w:val="5D5D5D"/>
+          <w:spacing w:val="4"/>
+          <w:w w:val="110"/>
+          <w:sz w:val="20"/>
+          <w:szCs w:val="24"/>
+        </w:rPr>
+        <w:t xml:space="preserve"> </w:t>
+      </w:r>
+      <w:r>
+        <w:rPr>
+          <w:color w:val="5D5D5D"/>
+          <w:w w:val="110"/>
+          <w:sz w:val="20"/>
+          <w:szCs w:val="24"/>
+        </w:rPr>
+        <w:t xml:space="preserve">            </w:t>
+      </w:r>
+      <w:r>
+        <w:rPr>
+          <w:color w:val="5D5D5D"/>
+          <w:sz w:val="20"/>
+          <w:szCs w:val="24"/>
+        </w:rPr>
+        <w:t xml:space="preserve">                                                                            </w:t>
+      </w:r>
+      <w:r>
+        <w:rPr>
+          <w:i/>
+          <w:color w:val="5D5D5D"/>
+          <w:spacing w:val="-2"/>
+          <w:w w:val="105"/>
+          <w:sz w:val="18"/>
+          <w:szCs w:val="24"/>
+        </w:rPr>
+        <w:t>August</w:t>
+      </w:r>
+      <w:r>
+        <w:rPr>
+          <w:i/>
+          <w:color w:val="5D5D5D"/>
+          <w:spacing w:val="-4"/>
+          <w:w w:val="105"/>
+          <w:sz w:val="18"/>
+          <w:szCs w:val="24"/>
+        </w:rPr>
+        <w:t xml:space="preserve"> </w:t>
+      </w:r>
+      <w:r>
+        <w:rPr>
+          <w:i/>
+          <w:color w:val="5D5D5D"/>
+          <w:spacing w:val="-2"/>
+          <w:w w:val="105"/>
+          <w:sz w:val="18"/>
+          <w:szCs w:val="24"/>
+        </w:rPr>
+        <w:t>2022</w:t>
+      </w:r>
+      <w:r>
+        <w:rPr>
+          <w:i/>
+          <w:color w:val="5D5D5D"/>
+          <w:spacing w:val="-3"/>
+          <w:w w:val="105"/>
+          <w:sz w:val="18"/>
+          <w:szCs w:val="24"/>
+        </w:rPr>
+        <w:t xml:space="preserve"> </w:t>
+      </w:r>
+      <w:r>
+        <w:rPr>
+          <w:i/>
+          <w:color w:val="5D5D5D"/>
+          <w:spacing w:val="-2"/>
+          <w:w w:val="105"/>
+          <w:sz w:val="18"/>
+          <w:szCs w:val="24"/>
+        </w:rPr>
+        <w:t>–</w:t>
+      </w:r>
+      <w:r>
+        <w:rPr>
+          <w:i/>
+          <w:color w:val="5D5D5D"/>
+          <w:spacing w:val="-4"/>
+          <w:w w:val="105"/>
+          <w:sz w:val="18"/>
+          <w:szCs w:val="24"/>
+        </w:rPr>
+        <w:t xml:space="preserve"> </w:t>
+      </w:r>
+      <w:r>
+        <w:rPr>
+          <w:i/>
+          <w:color w:val="5D5D5D"/>
+          <w:spacing w:val="-2"/>
+          <w:w w:val="105"/>
+          <w:sz w:val="18"/>
+          <w:szCs w:val="24"/>
+        </w:rPr>
+        <w:t>December 2024</w:t>
       </w:r>
     </w:p>
     <w:p>
@@ -1307,7 +1717,107 @@
           <w:sz w:val="20"/>
           <w:szCs w:val="24"/>
         </w:rPr>
-        <w:t> </w:t>
+        <w:t xml:space="preserve">  </w:t>
+      </w:r>
+      <w:r>
+        <w:rPr>
+          <w:b/>
+          <w:bCs/>
+          <w:color w:val="000000"/>
+          <w:sz w:val="20"/>
+          <w:szCs w:val="24"/>
+        </w:rPr>
+        <w:t>Interior Monitoring System (IMS) Project</w:t>
+      </w:r>
+    </w:p>
+    <w:p>
+      <w:pPr>
+        <w:pStyle w:val="ListParagraph"/>
+        <w:numPr>
+          <w:ilvl w:val="0"/>
+          <w:numId w:val="9"/>
+        </w:numPr>
+      </w:pPr>
+      <w:r>
+        <w:t>Developed algorithms for driver drowsiness module in C++ following design patterns and clean code.</w:t>
+      </w:r>
+    </w:p>
+    <w:p>
+      <w:pPr>
+        <w:pStyle w:val="ListParagraph"/>
+        <w:numPr>
+          <w:ilvl w:val="0"/>
+          <w:numId w:val="9"/>
+        </w:numPr>
+      </w:pPr>
+      <w:r>
+        <w:t>Able to handle real world bugs which require proper strategies, Problem Solving and analytical skills.</w:t>
+      </w:r>
+    </w:p>
+    <w:p>
+      <w:pPr>
+        <w:pStyle w:val="ListParagraph"/>
+        <w:numPr>
+          <w:ilvl w:val="0"/>
+          <w:numId w:val="9"/>
+        </w:numPr>
+      </w:pPr>
+      <w:r>
+        <w:t>Developed internal tools for simulating driver behaviors for debugging the issues without hardware.</w:t>
+      </w:r>
+    </w:p>
+    <w:p>
+      <w:pPr>
+        <w:pStyle w:val="ListParagraph"/>
+        <w:numPr>
+          <w:ilvl w:val="0"/>
+          <w:numId w:val="9"/>
+        </w:numPr>
+      </w:pPr>
+      <w:r>
+        <w:t>A proper research and contributor for technical problems raised by client.</w:t>
+      </w:r>
+    </w:p>
+    <w:p>
+      <w:pPr>
+        <w:pStyle w:val="ListParagraph"/>
+        <w:numPr>
+          <w:ilvl w:val="0"/>
+          <w:numId w:val="9"/>
+        </w:numPr>
+      </w:pPr>
+      <w:r>
+        <w:t>Modules implementations such as interfaces, precondition handlers, error handlers</w:t>
+      </w:r>
+      <w:r>
+        <w:t xml:space="preserve">, schedulers </w:t>
+      </w:r>
+      <w:r>
+        <w:t xml:space="preserve">etc. </w:t>
+      </w:r>
+    </w:p>
+    <w:p>
+      <w:pPr>
+        <w:pStyle w:val="ListParagraph"/>
+        <w:numPr>
+          <w:ilvl w:val="0"/>
+          <w:numId w:val="9"/>
+        </w:numPr>
+      </w:pPr>
+      <w:r>
+        <w:t xml:space="preserve">Successfully addressed and resolved Level 8 and 9 QAC++ warnings in the codebase, adhering to </w:t>
+      </w:r>
+    </w:p>
+    <w:p>
+      <w:pPr>
+        <w:pStyle w:val="ListParagraph"/>
+        <w:ind w:left="846" w:firstLine="0"/>
+      </w:pPr>
+      <w:r>
+        <w:t>MISRA coding standards</w:t>
+      </w:r>
+      <w:r>
+        <w:t>.</w:t>
       </w:r>
     </w:p>
     <w:p>
@@ -1334,6 +1844,33 @@
           <w:sz w:val="20"/>
           <w:szCs w:val="24"/>
         </w:rPr>
+        <w:t> </w:t>
+      </w:r>
+    </w:p>
+    <w:p>
+      <w:pPr>
+        <w:pBdr>
+          <w:top w:val="none" w:sz="4" w:space="0" w:color="auto"/>
+          <w:left w:val="none" w:sz="4" w:space="0" w:color="auto"/>
+          <w:bottom w:val="none" w:sz="4" w:space="0" w:color="auto"/>
+          <w:right w:val="none" w:sz="4" w:space="0" w:color="auto"/>
+          <w:between w:val="none" w:sz="4" w:space="0" w:color="auto"/>
+          <w:bar w:val="none" w:sz="4" w:color="auto"/>
+        </w:pBdr>
+        <w:rPr>
+          <w:color w:val="000000"/>
+          <w:sz w:val="20"/>
+          <w:szCs w:val="24"/>
+        </w:rPr>
+      </w:pPr>
+      <w:r>
+        <w:rPr>
+          <w:b/>
+          <w:bCs/>
+          <w:color w:val="000000"/>
+          <w:sz w:val="20"/>
+          <w:szCs w:val="24"/>
+        </w:rPr>
         <w:t xml:space="preserve">  </w:t>
       </w:r>
       <w:r>
@@ -1407,7 +1944,10 @@
         </w:numPr>
       </w:pPr>
       <w:r>
-        <w:t>Engineered the CAN signals for the proper usage in sub modules.</w:t>
+        <w:t xml:space="preserve">Writing unit tests and performing testing to ensure software </w:t>
+      </w:r>
+      <w:r>
+        <w:t>functionality.</w:t>
       </w:r>
     </w:p>
     <w:p>
@@ -1419,10 +1959,7 @@
         </w:numPr>
       </w:pPr>
       <w:r>
-        <w:t xml:space="preserve">Writing unit tests and performing testing to ensure software </w:t>
-      </w:r>
-      <w:r>
-        <w:t>functionality.</w:t>
+        <w:t xml:space="preserve">Implemented an algorithm that will modify the fixed parameters in RTE layer into a configurable in application layer. </w:t>
       </w:r>
     </w:p>
     <w:p>
@@ -1434,7 +1971,7 @@
         </w:numPr>
       </w:pPr>
       <w:r>
-        <w:t xml:space="preserve">Implemented an algorithm that will modify the fixed parameters in RTE layer into a configurable in application layer. </w:t>
+        <w:t>Base level knowledge on Diagnostics, Bootloader and RTE layer is gained.</w:t>
       </w:r>
     </w:p>
     <w:p>
@@ -1445,32 +1982,13 @@
           <w:numId w:val="10"/>
         </w:numPr>
       </w:pPr>
-      <w:r>
-        <w:t>Worked for the ASPICE related standards followed in AUTOSAR projects.</w:t>
-      </w:r>
-    </w:p>
-    <w:p>
-      <w:pPr>
-        <w:pStyle w:val="ListParagraph"/>
-        <w:numPr>
-          <w:ilvl w:val="0"/>
-          <w:numId w:val="10"/>
-        </w:numPr>
-      </w:pPr>
-      <w:r>
-        <w:t>Base level knowledge on Diagnostics, Bootloader and RTE layer is gained.</w:t>
-      </w:r>
-    </w:p>
-    <w:p>
-      <w:pPr>
-        <w:pStyle w:val="ListParagraph"/>
-        <w:numPr>
-          <w:ilvl w:val="0"/>
-          <w:numId w:val="10"/>
-        </w:numPr>
-      </w:pPr>
-      <w:r>
-        <w:t>Cmake integration to the modules.</w:t>
+      <w:proofErr w:type="spellStart"/>
+      <w:r>
+        <w:t>Cmake</w:t>
+      </w:r>
+      <w:proofErr w:type="spellEnd"/>
+      <w:r>
+        <w:t xml:space="preserve"> integration to the modules.</w:t>
       </w:r>
     </w:p>
     <w:p>
@@ -1495,6 +2013,7 @@
         </w:rPr>
         <w:t xml:space="preserve">  </w:t>
       </w:r>
+      <w:proofErr w:type="spellStart"/>
       <w:r>
         <w:rPr>
           <w:b/>
@@ -1503,7 +2022,18 @@
           <w:w w:val="115"/>
           <w:szCs w:val="24"/>
         </w:rPr>
-        <w:t>Gadgeon Systems Pvt</w:t>
+        <w:t>Gadgeon</w:t>
+      </w:r>
+      <w:proofErr w:type="spellEnd"/>
+      <w:r>
+        <w:rPr>
+          <w:b/>
+          <w:color w:val="414141"/>
+          <w:spacing w:val="-2"/>
+          <w:w w:val="115"/>
+          <w:szCs w:val="24"/>
+        </w:rPr>
+        <w:t xml:space="preserve"> Systems Pvt</w:t>
       </w:r>
       <w:r>
         <w:rPr>
@@ -1525,6 +2055,7 @@
         </w:rPr>
         <w:t>Ltd</w:t>
       </w:r>
+      <w:proofErr w:type="gramStart"/>
       <w:r>
         <w:rPr>
           <w:b/>
@@ -1541,7 +2072,17 @@
           <w:sz w:val="20"/>
           <w:szCs w:val="24"/>
         </w:rPr>
-        <w:t>Kochi,</w:t>
+        <w:t>Kochi</w:t>
+      </w:r>
+      <w:proofErr w:type="gramEnd"/>
+      <w:r>
+        <w:rPr>
+          <w:i/>
+          <w:w w:val="105"/>
+          <w:sz w:val="20"/>
+          <w:szCs w:val="24"/>
+        </w:rPr>
+        <w:t>,</w:t>
       </w:r>
       <w:r>
         <w:rPr>
@@ -1668,7 +2209,17 @@
           <w:sz w:val="18"/>
           <w:szCs w:val="24"/>
         </w:rPr>
-        <w:t xml:space="preserve"> August</w:t>
+        <w:t xml:space="preserve"> </w:t>
+      </w:r>
+      <w:proofErr w:type="gramStart"/>
+      <w:r>
+        <w:rPr>
+          <w:i/>
+          <w:color w:val="5D5D5D"/>
+          <w:sz w:val="18"/>
+          <w:szCs w:val="24"/>
+        </w:rPr>
+        <w:t>August</w:t>
       </w:r>
       <w:r>
         <w:rPr>
@@ -1700,6 +2251,7 @@
         </w:rPr>
         <w:t>2022</w:t>
       </w:r>
+      <w:proofErr w:type="gramEnd"/>
     </w:p>
     <w:p>
       <w:pPr>
@@ -1773,22 +2325,6 @@
     </w:p>
     <w:p>
       <w:pPr>
-        <w:pStyle w:val="ListParagraph"/>
-        <w:numPr>
-          <w:ilvl w:val="0"/>
-          <w:numId w:val="7"/>
-        </w:numPr>
-      </w:pPr>
-      <w:r>
-        <w:rPr>
-          <w:bCs/>
-          <w:szCs w:val="24"/>
-        </w:rPr>
-        <w:t>Developed APIs to work on multi-threaded application using modern C++.</w:t>
-      </w:r>
-    </w:p>
-    <w:p>
-      <w:pPr>
         <w:pStyle w:val="Heading1"/>
         <w:tabs>
           <w:tab w:val="left" w:pos="10462"/>
@@ -1806,6 +2342,30 @@
         </w:tabs>
         <w:ind w:left="0"/>
         <w:rPr>
+          <w:w w:val="115"/>
+        </w:rPr>
+      </w:pPr>
+    </w:p>
+    <w:p>
+      <w:pPr>
+        <w:pStyle w:val="Heading1"/>
+        <w:tabs>
+          <w:tab w:val="left" w:pos="10462"/>
+        </w:tabs>
+        <w:ind w:left="0"/>
+        <w:rPr>
+          <w:w w:val="115"/>
+        </w:rPr>
+      </w:pPr>
+    </w:p>
+    <w:p>
+      <w:pPr>
+        <w:pStyle w:val="Heading1"/>
+        <w:tabs>
+          <w:tab w:val="left" w:pos="10462"/>
+        </w:tabs>
+        <w:ind w:left="0"/>
+        <w:rPr>
           <w:rFonts w:ascii="Times New Roman"/>
           <w:b w:val="0"/>
         </w:rPr>
@@ -1814,6 +2374,7 @@
         <w:rPr>
           <w:w w:val="115"/>
         </w:rPr>
+        <w:lastRenderedPageBreak/>
         <w:t xml:space="preserve"> Pro</w:t>
       </w:r>
       <w:r>
@@ -1839,185 +2400,6 @@
           <w:u w:val="single" w:color="5D5D5D"/>
         </w:rPr>
         <w:tab/>
-      </w:r>
-    </w:p>
-    <w:p>
-      <w:pPr>
-        <w:pStyle w:val="Heading2"/>
-        <w:tabs>
-          <w:tab w:val="left" w:pos="10004"/>
-        </w:tabs>
-        <w:spacing w:before="181"/>
-        <w:rPr>
-          <w:b w:val="0"/>
-          <w:i/>
-          <w:sz w:val="18"/>
-        </w:rPr>
-      </w:pPr>
-      <w:r>
-        <w:rPr>
-          <w:color w:val="414141"/>
-          <w:w w:val="110"/>
-        </w:rPr>
-        <w:t>Driver</w:t>
-      </w:r>
-      <w:r>
-        <w:rPr>
-          <w:color w:val="414141"/>
-          <w:spacing w:val="10"/>
-          <w:w w:val="110"/>
-        </w:rPr>
-        <w:t xml:space="preserve"> </w:t>
-      </w:r>
-      <w:r>
-        <w:rPr>
-          <w:color w:val="414141"/>
-          <w:w w:val="110"/>
-        </w:rPr>
-        <w:t>Drowsiness</w:t>
-      </w:r>
-      <w:r>
-        <w:rPr>
-          <w:color w:val="414141"/>
-          <w:spacing w:val="10"/>
-          <w:w w:val="110"/>
-        </w:rPr>
-        <w:t xml:space="preserve"> </w:t>
-      </w:r>
-      <w:r>
-        <w:rPr>
-          <w:color w:val="414141"/>
-          <w:w w:val="110"/>
-        </w:rPr>
-        <w:t>Calculation</w:t>
-      </w:r>
-      <w:r>
-        <w:rPr>
-          <w:color w:val="414141"/>
-          <w:spacing w:val="10"/>
-          <w:w w:val="110"/>
-        </w:rPr>
-        <w:t xml:space="preserve"> </w:t>
-      </w:r>
-      <w:r>
-        <w:rPr>
-          <w:color w:val="414141"/>
-          <w:w w:val="110"/>
-        </w:rPr>
-        <w:t>in</w:t>
-      </w:r>
-      <w:r>
-        <w:rPr>
-          <w:color w:val="414141"/>
-          <w:spacing w:val="10"/>
-          <w:w w:val="110"/>
-        </w:rPr>
-        <w:t xml:space="preserve"> </w:t>
-      </w:r>
-      <w:r>
-        <w:rPr>
-          <w:color w:val="414141"/>
-          <w:w w:val="110"/>
-        </w:rPr>
-        <w:t>Driver</w:t>
-      </w:r>
-      <w:r>
-        <w:rPr>
-          <w:color w:val="414141"/>
-          <w:spacing w:val="10"/>
-          <w:w w:val="110"/>
-        </w:rPr>
-        <w:t xml:space="preserve"> </w:t>
-      </w:r>
-      <w:r>
-        <w:rPr>
-          <w:color w:val="414141"/>
-          <w:w w:val="110"/>
-        </w:rPr>
-        <w:t>Monitoring</w:t>
-      </w:r>
-      <w:r>
-        <w:rPr>
-          <w:color w:val="414141"/>
-          <w:spacing w:val="10"/>
-          <w:w w:val="110"/>
-        </w:rPr>
-        <w:t xml:space="preserve"> </w:t>
-      </w:r>
-      <w:r>
-        <w:rPr>
-          <w:color w:val="414141"/>
-          <w:spacing w:val="-2"/>
-          <w:w w:val="110"/>
-        </w:rPr>
-        <w:t>System</w:t>
-      </w:r>
-      <w:r>
-        <w:rPr>
-          <w:color w:val="414141"/>
-        </w:rPr>
-        <w:tab/>
-      </w:r>
-      <w:r>
-        <w:rPr>
-          <w:b w:val="0"/>
-          <w:i/>
-          <w:spacing w:val="-2"/>
-          <w:w w:val="115"/>
-          <w:sz w:val="18"/>
-        </w:rPr>
-        <w:t>Bosch</w:t>
-      </w:r>
-    </w:p>
-    <w:p>
-      <w:pPr>
-        <w:pStyle w:val="ListParagraph"/>
-        <w:numPr>
-          <w:ilvl w:val="0"/>
-          <w:numId w:val="7"/>
-        </w:numPr>
-      </w:pPr>
-      <w:r>
-        <w:t xml:space="preserve">Contributed to the development of </w:t>
-      </w:r>
-      <w:r>
-        <w:t xml:space="preserve">drowsiness detection algorithms </w:t>
-      </w:r>
-      <w:r>
-        <w:t>in C++.</w:t>
-      </w:r>
-    </w:p>
-    <w:p>
-      <w:pPr>
-        <w:pStyle w:val="ListParagraph"/>
-        <w:numPr>
-          <w:ilvl w:val="0"/>
-          <w:numId w:val="7"/>
-        </w:numPr>
-      </w:pPr>
-      <w:r>
-        <w:t>Developed a library for v</w:t>
-      </w:r>
-      <w:r>
-        <w:t xml:space="preserve">ector calculations </w:t>
-      </w:r>
-      <w:r>
-        <w:t>on</w:t>
-      </w:r>
-      <w:r>
-        <w:t xml:space="preserve"> head and eye movements.</w:t>
-      </w:r>
-    </w:p>
-    <w:p>
-      <w:pPr>
-        <w:pStyle w:val="ListParagraph"/>
-        <w:numPr>
-          <w:ilvl w:val="0"/>
-          <w:numId w:val="7"/>
-        </w:numPr>
-      </w:pPr>
-      <w:r>
-        <w:t>Utilized feature engineering methods to Preprocess and transform the camera signal data.</w:t>
       </w:r>
     </w:p>
     <w:bookmarkStart w:id="0" w:name="_Hlk181736295"/>
@@ -2150,7 +2532,6 @@
         <w:rPr>
           <w:w w:val="110"/>
         </w:rPr>
-        <w:lastRenderedPageBreak/>
         <w:t>Ski</w:t>
       </w:r>
       <w:r>
@@ -2426,8 +2807,17 @@
           <w:color w:val="000000"/>
           <w:szCs w:val="26"/>
         </w:rPr>
-        <w:t>, PlantUML, MATLAB</w:t>
-      </w:r>
+        <w:t xml:space="preserve">, </w:t>
+      </w:r>
+      <w:proofErr w:type="spellStart"/>
+      <w:r>
+        <w:rPr>
+          <w:color w:val="000000"/>
+          <w:szCs w:val="26"/>
+        </w:rPr>
+        <w:t>PlantUML</w:t>
+      </w:r>
+      <w:proofErr w:type="spellEnd"/>
     </w:p>
     <w:p>
       <w:pPr>
@@ -2463,7 +2853,30 @@
           <w:color w:val="000000"/>
           <w:szCs w:val="26"/>
         </w:rPr>
-        <w:t>: Green Hills MULTI, Lauterbach Trace32</w:t>
+        <w:t xml:space="preserve">: </w:t>
+      </w:r>
+      <w:proofErr w:type="spellStart"/>
+      <w:r>
+        <w:rPr>
+          <w:color w:val="000000"/>
+          <w:szCs w:val="26"/>
+        </w:rPr>
+        <w:t>Valgrind</w:t>
+      </w:r>
+      <w:proofErr w:type="spellEnd"/>
+      <w:r>
+        <w:rPr>
+          <w:color w:val="000000"/>
+          <w:szCs w:val="26"/>
+        </w:rPr>
+        <w:t xml:space="preserve">, GDB, </w:t>
+      </w:r>
+      <w:r>
+        <w:rPr>
+          <w:color w:val="000000"/>
+          <w:szCs w:val="26"/>
+        </w:rPr>
+        <w:t>Lauterbach Trace32</w:t>
       </w:r>
     </w:p>
     <w:p>
@@ -2500,8 +2913,17 @@
           <w:color w:val="000000"/>
           <w:szCs w:val="26"/>
         </w:rPr>
-        <w:t>: CANoe</w:t>
-      </w:r>
+        <w:t xml:space="preserve">: </w:t>
+      </w:r>
+      <w:proofErr w:type="spellStart"/>
+      <w:r>
+        <w:rPr>
+          <w:color w:val="000000"/>
+          <w:szCs w:val="26"/>
+        </w:rPr>
+        <w:t>CANoe</w:t>
+      </w:r>
+      <w:proofErr w:type="spellEnd"/>
     </w:p>
     <w:p>
       <w:pPr>
@@ -2581,44 +3003,30 @@
           <w:color w:val="000000"/>
           <w:szCs w:val="26"/>
         </w:rPr>
-        <w:t>: Gtest, Excel UT automation</w:t>
-      </w:r>
-    </w:p>
-    <w:p>
-      <w:pPr>
-        <w:pStyle w:val="ListParagraph"/>
-        <w:numPr>
-          <w:ilvl w:val="0"/>
-          <w:numId w:val="12"/>
-        </w:numPr>
-        <w:pBdr>
-          <w:top w:val="none" w:sz="4" w:space="0" w:color="auto"/>
-          <w:left w:val="none" w:sz="4" w:space="0" w:color="auto"/>
-          <w:bottom w:val="none" w:sz="4" w:space="0" w:color="auto"/>
-          <w:right w:val="none" w:sz="4" w:space="0" w:color="auto"/>
-          <w:between w:val="none" w:sz="4" w:space="0" w:color="auto"/>
-          <w:bar w:val="none" w:sz="4" w:color="auto"/>
-        </w:pBdr>
+        <w:t xml:space="preserve">: </w:t>
+      </w:r>
+      <w:proofErr w:type="spellStart"/>
+      <w:r>
         <w:rPr>
           <w:color w:val="000000"/>
           <w:szCs w:val="26"/>
         </w:rPr>
-      </w:pPr>
-      <w:r>
-        <w:rPr>
-          <w:b/>
-          <w:color w:val="000000"/>
-          <w:sz w:val="24"/>
-          <w:szCs w:val="26"/>
-        </w:rPr>
-        <w:t>Simulation and Debugging</w:t>
-      </w:r>
+        <w:t>Gtest</w:t>
+      </w:r>
+      <w:proofErr w:type="spellEnd"/>
       <w:r>
         <w:rPr>
           <w:color w:val="000000"/>
           <w:szCs w:val="26"/>
         </w:rPr>
-        <w:t>: Logic Analyzer, DSO</w:t>
+        <w:t>, Excel UT automation</w:t>
+      </w:r>
+      <w:r>
+        <w:rPr>
+          <w:color w:val="000000"/>
+          <w:szCs w:val="26"/>
+        </w:rPr>
+        <w:t>, BOOST</w:t>
       </w:r>
     </w:p>
     <w:p>
@@ -2662,8 +3070,18 @@
           <w:sz w:val="22"/>
           <w:szCs w:val="22"/>
         </w:rPr>
-        <w:t>, BitBucket</w:t>
-      </w:r>
+        <w:t xml:space="preserve">, </w:t>
+      </w:r>
+      <w:proofErr w:type="spellStart"/>
+      <w:r>
+        <w:rPr>
+          <w:color w:val="000000"/>
+          <w:sz w:val="22"/>
+          <w:szCs w:val="22"/>
+        </w:rPr>
+        <w:t>BitBucket</w:t>
+      </w:r>
+      <w:proofErr w:type="spellEnd"/>
     </w:p>
     <w:p>
       <w:pPr>
@@ -2706,50 +3124,8 @@
           <w:sz w:val="22"/>
           <w:szCs w:val="22"/>
         </w:rPr>
-        <w:t xml:space="preserve"> QNX, Apertis, Ubuntu</w:t>
-      </w:r>
-    </w:p>
-    <w:p>
-      <w:pPr>
-        <w:pStyle w:val="BodyText"/>
-        <w:numPr>
-          <w:ilvl w:val="0"/>
-          <w:numId w:val="12"/>
-        </w:numPr>
-        <w:tabs>
-          <w:tab w:val="left" w:pos="2462"/>
-        </w:tabs>
-        <w:spacing w:before="71" w:line="184" w:lineRule="auto"/>
-        <w:ind w:right="1"/>
-        <w:rPr>
-          <w:color w:val="000000"/>
-          <w:sz w:val="22"/>
-          <w:szCs w:val="22"/>
-        </w:rPr>
-      </w:pPr>
-      <w:r>
-        <w:rPr>
-          <w:b/>
-          <w:color w:val="000000"/>
-          <w:sz w:val="24"/>
-          <w:szCs w:val="22"/>
-        </w:rPr>
-        <w:t>AI / Machine Learning</w:t>
-      </w:r>
-      <w:r>
-        <w:rPr>
-          <w:color w:val="000000"/>
-          <w:sz w:val="22"/>
-          <w:szCs w:val="22"/>
-        </w:rPr>
-        <w:t>: CNN, Data preprocessing, Classification, Detection</w:t>
-      </w:r>
-    </w:p>
-    <w:p>
-      <w:pPr>
-        <w:pStyle w:val="ListParagraph"/>
-        <w:ind w:left="720" w:firstLine="0"/>
-      </w:pPr>
+        <w:t xml:space="preserve"> Ubuntu</w:t>
+      </w:r>
     </w:p>
     <w:p/>
     <w:p>
@@ -2924,38 +3300,34 @@
         <w:pStyle w:val="ListParagraph"/>
         <w:spacing w:line="276" w:lineRule="auto"/>
         <w:ind w:left="833" w:firstLine="0"/>
+      </w:pPr>
+      <w:r>
         <w:rPr>
           <w:color w:val="414141"/>
           <w:w w:val="110"/>
         </w:rPr>
-      </w:pPr>
+        <w:t>Move Semantics,</w:t>
+      </w:r>
       <w:r>
         <w:rPr>
           <w:color w:val="414141"/>
           <w:w w:val="110"/>
         </w:rPr>
-        <w:t>OOPs, SOLID principles, Design Patterns, Multi-threading</w:t>
+        <w:t xml:space="preserve"> </w:t>
       </w:r>
       <w:r>
         <w:rPr>
           <w:color w:val="414141"/>
           <w:w w:val="110"/>
         </w:rPr>
-        <w:t xml:space="preserve">, Move Semantics, </w:t>
-      </w:r>
-    </w:p>
-    <w:p>
-      <w:pPr>
-        <w:pStyle w:val="ListParagraph"/>
-        <w:spacing w:line="276" w:lineRule="auto"/>
-        <w:ind w:left="833" w:firstLine="0"/>
-      </w:pPr>
+        <w:t>Smart Pointers</w:t>
+      </w:r>
       <w:r>
         <w:rPr>
           <w:color w:val="414141"/>
           <w:w w:val="110"/>
         </w:rPr>
-        <w:t>Smart Pointers</w:t>
+        <w:t>, Templates, Functional Programming, Atomics</w:t>
       </w:r>
       <w:r>
         <w:rPr>
@@ -2969,467 +3341,6 @@
     <w:p>
       <w:r>
         <w:tab/>
-      </w:r>
-    </w:p>
-    <w:p>
-      <w:pPr>
-        <w:ind w:firstLine="126"/>
-        <w:rPr>
-          <w:rFonts w:ascii="Times New Roman"/>
-          <w:b/>
-          <w:sz w:val="32"/>
-        </w:rPr>
-      </w:pPr>
-      <w:r>
-        <w:rPr>
-          <w:b/>
-          <w:w w:val="110"/>
-          <w:sz w:val="32"/>
-        </w:rPr>
-        <w:t>Ach</w:t>
-      </w:r>
-      <w:r>
-        <w:rPr>
-          <w:b/>
-          <w:color w:val="333333"/>
-          <w:w w:val="110"/>
-          <w:sz w:val="32"/>
-        </w:rPr>
-        <w:t>ievements</w:t>
-      </w:r>
-      <w:r>
-        <w:rPr>
-          <w:b/>
-          <w:color w:val="333333"/>
-          <w:spacing w:val="-35"/>
-          <w:w w:val="110"/>
-          <w:sz w:val="32"/>
-        </w:rPr>
-        <w:t xml:space="preserve"> </w:t>
-      </w:r>
-      <w:r>
-        <w:rPr>
-          <w:rFonts w:ascii="Times New Roman"/>
-          <w:color w:val="333333"/>
-          <w:u w:val="single" w:color="5D5D5D"/>
-        </w:rPr>
-        <w:tab/>
-      </w:r>
-      <w:r>
-        <w:rPr>
-          <w:rFonts w:ascii="Times New Roman"/>
-          <w:color w:val="333333"/>
-          <w:u w:val="single" w:color="5D5D5D"/>
-        </w:rPr>
-        <w:tab/>
-      </w:r>
-      <w:r>
-        <w:rPr>
-          <w:rFonts w:ascii="Times New Roman"/>
-          <w:color w:val="333333"/>
-          <w:u w:val="single" w:color="5D5D5D"/>
-        </w:rPr>
-        <w:tab/>
-      </w:r>
-      <w:r>
-        <w:rPr>
-          <w:rFonts w:ascii="Times New Roman"/>
-          <w:color w:val="333333"/>
-          <w:u w:val="single" w:color="5D5D5D"/>
-        </w:rPr>
-        <w:tab/>
-      </w:r>
-      <w:r>
-        <w:rPr>
-          <w:rFonts w:ascii="Times New Roman"/>
-          <w:color w:val="333333"/>
-          <w:u w:val="single" w:color="5D5D5D"/>
-        </w:rPr>
-        <w:tab/>
-      </w:r>
-      <w:r>
-        <w:rPr>
-          <w:rFonts w:ascii="Times New Roman"/>
-          <w:color w:val="333333"/>
-          <w:u w:val="single" w:color="5D5D5D"/>
-        </w:rPr>
-        <w:tab/>
-      </w:r>
-      <w:r>
-        <w:rPr>
-          <w:rFonts w:ascii="Times New Roman"/>
-          <w:color w:val="333333"/>
-          <w:u w:val="single" w:color="5D5D5D"/>
-        </w:rPr>
-        <w:tab/>
-      </w:r>
-      <w:r>
-        <w:rPr>
-          <w:rFonts w:ascii="Times New Roman"/>
-          <w:color w:val="333333"/>
-          <w:u w:val="single" w:color="5D5D5D"/>
-        </w:rPr>
-        <w:tab/>
-      </w:r>
-      <w:r>
-        <w:rPr>
-          <w:rFonts w:ascii="Times New Roman"/>
-          <w:color w:val="333333"/>
-          <w:u w:val="single" w:color="5D5D5D"/>
-        </w:rPr>
-        <w:tab/>
-      </w:r>
-      <w:r>
-        <w:rPr>
-          <w:rFonts w:ascii="Times New Roman"/>
-          <w:color w:val="333333"/>
-          <w:u w:val="single" w:color="5D5D5D"/>
-        </w:rPr>
-        <w:tab/>
-      </w:r>
-      <w:r>
-        <w:rPr>
-          <w:rFonts w:ascii="Times New Roman"/>
-          <w:color w:val="333333"/>
-          <w:u w:val="single" w:color="5D5D5D"/>
-        </w:rPr>
-        <w:tab/>
-      </w:r>
-    </w:p>
-    <w:p>
-      <w:pPr>
-        <w:tabs>
-          <w:tab w:val="left" w:pos="964"/>
-          <w:tab w:val="left" w:pos="10072"/>
-        </w:tabs>
-        <w:spacing w:before="18"/>
-        <w:rPr>
-          <w:i/>
-          <w:spacing w:val="-2"/>
-          <w:w w:val="115"/>
-          <w:szCs w:val="26"/>
-        </w:rPr>
-      </w:pPr>
-      <w:r>
-        <w:rPr>
-          <w:color w:val="5D5D5D"/>
-          <w:spacing w:val="-4"/>
-          <w:w w:val="115"/>
-          <w:sz w:val="20"/>
-          <w:szCs w:val="24"/>
-        </w:rPr>
-        <w:t xml:space="preserve">   </w:t>
-      </w:r>
-      <w:r>
-        <w:rPr>
-          <w:color w:val="5D5D5D"/>
-          <w:spacing w:val="-4"/>
-          <w:w w:val="115"/>
-          <w:szCs w:val="26"/>
-        </w:rPr>
-        <w:t>2022</w:t>
-      </w:r>
-      <w:r>
-        <w:rPr>
-          <w:color w:val="5D5D5D"/>
-          <w:szCs w:val="26"/>
-        </w:rPr>
-        <w:tab/>
-      </w:r>
-      <w:r>
-        <w:rPr>
-          <w:bCs/>
-          <w:color w:val="414141"/>
-          <w:w w:val="110"/>
-          <w:szCs w:val="26"/>
-        </w:rPr>
-        <w:t>Cleared</w:t>
-      </w:r>
-      <w:r>
-        <w:rPr>
-          <w:b/>
-          <w:color w:val="414141"/>
-          <w:spacing w:val="-1"/>
-          <w:w w:val="110"/>
-          <w:szCs w:val="26"/>
-        </w:rPr>
-        <w:t xml:space="preserve"> </w:t>
-      </w:r>
-      <w:r>
-        <w:rPr>
-          <w:b/>
-          <w:color w:val="414141"/>
-          <w:w w:val="110"/>
-          <w:szCs w:val="26"/>
-        </w:rPr>
-        <w:t>Bosch</w:t>
-      </w:r>
-      <w:r>
-        <w:rPr>
-          <w:b/>
-          <w:color w:val="414141"/>
-          <w:spacing w:val="-1"/>
-          <w:w w:val="110"/>
-          <w:szCs w:val="26"/>
-        </w:rPr>
-        <w:t xml:space="preserve"> </w:t>
-      </w:r>
-      <w:r>
-        <w:rPr>
-          <w:b/>
-          <w:color w:val="414141"/>
-          <w:w w:val="110"/>
-          <w:szCs w:val="26"/>
-        </w:rPr>
-        <w:t>Hackathon</w:t>
-      </w:r>
-      <w:r>
-        <w:rPr>
-          <w:b/>
-          <w:color w:val="414141"/>
-          <w:spacing w:val="-1"/>
-          <w:w w:val="110"/>
-          <w:szCs w:val="26"/>
-        </w:rPr>
-        <w:t xml:space="preserve"> </w:t>
-      </w:r>
-      <w:r>
-        <w:rPr>
-          <w:b/>
-          <w:color w:val="414141"/>
-          <w:w w:val="110"/>
-          <w:szCs w:val="26"/>
-        </w:rPr>
-        <w:t>Prelims</w:t>
-      </w:r>
-      <w:r>
-        <w:rPr>
-          <w:color w:val="5D5D5D"/>
-          <w:w w:val="110"/>
-          <w:sz w:val="26"/>
-          <w:szCs w:val="26"/>
-        </w:rPr>
-        <w:t xml:space="preserve">, </w:t>
-      </w:r>
-      <w:r>
-        <w:rPr>
-          <w:color w:val="5D5D5D"/>
-          <w:w w:val="110"/>
-          <w:szCs w:val="26"/>
-        </w:rPr>
-        <w:t>Fit.Fest</w:t>
-      </w:r>
-      <w:r>
-        <w:rPr>
-          <w:color w:val="5D5D5D"/>
-          <w:spacing w:val="-1"/>
-          <w:w w:val="110"/>
-          <w:szCs w:val="26"/>
-        </w:rPr>
-        <w:t xml:space="preserve"> </w:t>
-      </w:r>
-      <w:r>
-        <w:rPr>
-          <w:color w:val="5D5D5D"/>
-          <w:w w:val="110"/>
-          <w:szCs w:val="26"/>
-        </w:rPr>
-        <w:t>Conducted</w:t>
-      </w:r>
-      <w:r>
-        <w:rPr>
-          <w:color w:val="5D5D5D"/>
-          <w:spacing w:val="-1"/>
-          <w:w w:val="110"/>
-          <w:szCs w:val="26"/>
-        </w:rPr>
-        <w:t xml:space="preserve"> </w:t>
-      </w:r>
-      <w:r>
-        <w:rPr>
-          <w:color w:val="5D5D5D"/>
-          <w:w w:val="110"/>
-          <w:szCs w:val="26"/>
-        </w:rPr>
-        <w:t>by</w:t>
-      </w:r>
-      <w:r>
-        <w:rPr>
-          <w:color w:val="5D5D5D"/>
-          <w:spacing w:val="-1"/>
-          <w:w w:val="110"/>
-          <w:szCs w:val="26"/>
-        </w:rPr>
-        <w:t xml:space="preserve"> </w:t>
-      </w:r>
-      <w:r>
-        <w:rPr>
-          <w:color w:val="5D5D5D"/>
-          <w:spacing w:val="-2"/>
-          <w:w w:val="110"/>
-          <w:szCs w:val="26"/>
-        </w:rPr>
-        <w:t>Bosch</w:t>
-      </w:r>
-      <w:r>
-        <w:rPr>
-          <w:color w:val="5D5D5D"/>
-          <w:szCs w:val="26"/>
-        </w:rPr>
-        <w:tab/>
-      </w:r>
-      <w:r>
-        <w:rPr>
-          <w:i/>
-          <w:spacing w:val="-2"/>
-          <w:w w:val="115"/>
-          <w:szCs w:val="26"/>
-        </w:rPr>
-        <w:t>India</w:t>
-      </w:r>
-    </w:p>
-    <w:p>
-      <w:pPr>
-        <w:tabs>
-          <w:tab w:val="left" w:pos="964"/>
-          <w:tab w:val="left" w:pos="10072"/>
-        </w:tabs>
-        <w:spacing w:before="18"/>
-        <w:rPr>
-          <w:i/>
-          <w:szCs w:val="26"/>
-        </w:rPr>
-      </w:pPr>
-      <w:r>
-        <w:rPr>
-          <w:color w:val="5D5D5D"/>
-          <w:spacing w:val="-4"/>
-          <w:w w:val="115"/>
-          <w:szCs w:val="26"/>
-        </w:rPr>
-        <w:t xml:space="preserve">  </w:t>
-      </w:r>
-      <w:r>
-        <w:rPr>
-          <w:color w:val="5D5D5D"/>
-          <w:spacing w:val="-4"/>
-          <w:w w:val="115"/>
-          <w:szCs w:val="26"/>
-        </w:rPr>
-        <w:t xml:space="preserve"> </w:t>
-      </w:r>
-      <w:r>
-        <w:rPr>
-          <w:color w:val="5D5D5D"/>
-          <w:spacing w:val="-4"/>
-          <w:w w:val="115"/>
-          <w:szCs w:val="26"/>
-        </w:rPr>
-        <w:t>2019</w:t>
-      </w:r>
-      <w:r>
-        <w:rPr>
-          <w:color w:val="5D5D5D"/>
-          <w:szCs w:val="26"/>
-        </w:rPr>
-        <w:tab/>
-        <w:t xml:space="preserve">Finalist of </w:t>
-      </w:r>
-      <w:r>
-        <w:rPr>
-          <w:b/>
-          <w:color w:val="414141"/>
-          <w:w w:val="110"/>
-          <w:szCs w:val="26"/>
-        </w:rPr>
-        <w:t>AngelHack</w:t>
-      </w:r>
-      <w:r>
-        <w:rPr>
-          <w:color w:val="5D5D5D"/>
-          <w:w w:val="110"/>
-          <w:sz w:val="26"/>
-          <w:szCs w:val="26"/>
-        </w:rPr>
-        <w:t xml:space="preserve">, </w:t>
-      </w:r>
-      <w:r>
-        <w:rPr>
-          <w:color w:val="5D5D5D"/>
-          <w:w w:val="110"/>
-          <w:szCs w:val="26"/>
-        </w:rPr>
-        <w:t>Conducted</w:t>
-      </w:r>
-      <w:r>
-        <w:rPr>
-          <w:color w:val="5D5D5D"/>
-          <w:spacing w:val="-1"/>
-          <w:w w:val="110"/>
-          <w:szCs w:val="26"/>
-        </w:rPr>
-        <w:t xml:space="preserve"> </w:t>
-      </w:r>
-      <w:r>
-        <w:rPr>
-          <w:color w:val="5D5D5D"/>
-          <w:w w:val="110"/>
-          <w:szCs w:val="26"/>
-        </w:rPr>
-        <w:t>by</w:t>
-      </w:r>
-      <w:r>
-        <w:rPr>
-          <w:color w:val="5D5D5D"/>
-          <w:spacing w:val="-1"/>
-          <w:w w:val="110"/>
-          <w:szCs w:val="26"/>
-        </w:rPr>
-        <w:t xml:space="preserve"> </w:t>
-      </w:r>
-      <w:r>
-        <w:rPr>
-          <w:color w:val="5D5D5D"/>
-          <w:spacing w:val="-2"/>
-          <w:w w:val="110"/>
-          <w:szCs w:val="26"/>
-        </w:rPr>
-        <w:t>Kerala Startup Mission</w:t>
-      </w:r>
-      <w:r>
-        <w:rPr>
-          <w:color w:val="5D5D5D"/>
-          <w:szCs w:val="26"/>
-        </w:rPr>
-        <w:tab/>
-      </w:r>
-      <w:r>
-        <w:rPr>
-          <w:i/>
-          <w:spacing w:val="-2"/>
-          <w:w w:val="115"/>
-          <w:szCs w:val="26"/>
-        </w:rPr>
-        <w:t>India</w:t>
-      </w:r>
-    </w:p>
-    <w:p>
-      <w:pPr>
-        <w:pStyle w:val="BodyText"/>
-        <w:spacing w:before="86"/>
-        <w:rPr>
-          <w:i/>
-          <w:sz w:val="20"/>
-          <w:szCs w:val="20"/>
-        </w:rPr>
-      </w:pPr>
-      <w:r>
-        <w:rPr>
-          <w:i/>
-          <w:sz w:val="20"/>
-          <w:szCs w:val="20"/>
-        </w:rPr>
-        <w:t xml:space="preserve"> </w:t>
       </w:r>
     </w:p>
     <w:p>
@@ -3527,6 +3438,7 @@
           <w:szCs w:val="24"/>
         </w:rPr>
       </w:pPr>
+      <w:proofErr w:type="spellStart"/>
       <w:r>
         <w:rPr>
           <w:bCs/>
@@ -3535,7 +3447,18 @@
           <w:w w:val="110"/>
           <w:szCs w:val="24"/>
         </w:rPr>
-        <w:t>TransIot, Kochi</w:t>
+        <w:t>TransIot</w:t>
+      </w:r>
+      <w:proofErr w:type="spellEnd"/>
+      <w:r>
+        <w:rPr>
+          <w:bCs/>
+          <w:color w:val="414141"/>
+          <w:spacing w:val="-2"/>
+          <w:w w:val="110"/>
+          <w:szCs w:val="24"/>
+        </w:rPr>
+        <w:t>, Kochi</w:t>
       </w:r>
     </w:p>
     <w:p>
@@ -3592,6 +3515,123 @@
     </w:p>
     <w:p>
       <w:pPr>
+        <w:tabs>
+          <w:tab w:val="left" w:pos="1005"/>
+        </w:tabs>
+        <w:spacing w:before="41"/>
+        <w:ind w:right="7437"/>
+        <w:jc w:val="both"/>
+        <w:rPr>
+          <w:bCs/>
+          <w:color w:val="414141"/>
+          <w:spacing w:val="-2"/>
+          <w:w w:val="110"/>
+          <w:szCs w:val="24"/>
+        </w:rPr>
+      </w:pPr>
+      <w:r>
+        <w:rPr>
+          <w:b/>
+          <w:color w:val="414141"/>
+          <w:spacing w:val="-2"/>
+          <w:w w:val="110"/>
+          <w:szCs w:val="24"/>
+        </w:rPr>
+        <w:t>Professional</w:t>
+      </w:r>
+      <w:r>
+        <w:rPr>
+          <w:b/>
+          <w:color w:val="414141"/>
+          <w:spacing w:val="-2"/>
+          <w:w w:val="110"/>
+          <w:szCs w:val="24"/>
+        </w:rPr>
+        <w:t xml:space="preserve"> C++ and</w:t>
+      </w:r>
+      <w:r>
+        <w:rPr>
+          <w:b/>
+          <w:color w:val="414141"/>
+          <w:spacing w:val="-2"/>
+          <w:w w:val="110"/>
+          <w:szCs w:val="24"/>
+        </w:rPr>
+        <w:t xml:space="preserve"> </w:t>
+      </w:r>
+      <w:r>
+        <w:rPr>
+          <w:b/>
+          <w:color w:val="414141"/>
+          <w:spacing w:val="-2"/>
+          <w:w w:val="110"/>
+          <w:szCs w:val="24"/>
+        </w:rPr>
+        <w:t>Clean</w:t>
+      </w:r>
+      <w:r>
+        <w:rPr>
+          <w:b/>
+          <w:color w:val="414141"/>
+          <w:spacing w:val="-2"/>
+          <w:w w:val="110"/>
+          <w:szCs w:val="24"/>
+        </w:rPr>
+        <w:t xml:space="preserve"> </w:t>
+      </w:r>
+      <w:r>
+        <w:rPr>
+          <w:b/>
+          <w:color w:val="414141"/>
+          <w:spacing w:val="-2"/>
+          <w:w w:val="110"/>
+          <w:szCs w:val="24"/>
+        </w:rPr>
+        <w:t>code</w:t>
+      </w:r>
+      <w:r>
+        <w:rPr>
+          <w:b/>
+          <w:color w:val="414141"/>
+          <w:spacing w:val="-2"/>
+          <w:w w:val="110"/>
+          <w:szCs w:val="24"/>
+        </w:rPr>
+        <w:t xml:space="preserve"> </w:t>
+      </w:r>
+      <w:r>
+        <w:rPr>
+          <w:b/>
+          <w:color w:val="414141"/>
+          <w:spacing w:val="-2"/>
+          <w:w w:val="110"/>
+          <w:szCs w:val="24"/>
+        </w:rPr>
+        <w:t xml:space="preserve"> </w:t>
+      </w:r>
+      <w:r>
+        <w:rPr>
+          <w:bCs/>
+          <w:color w:val="414141"/>
+          <w:spacing w:val="-2"/>
+          <w:w w:val="110"/>
+          <w:szCs w:val="24"/>
+        </w:rPr>
+        <w:t xml:space="preserve"> </w:t>
+      </w:r>
+      <w:r>
+        <w:rPr>
+          <w:bCs/>
+          <w:color w:val="414141"/>
+          <w:spacing w:val="-2"/>
+          <w:w w:val="110"/>
+          <w:szCs w:val="24"/>
+        </w:rPr>
+        <w:t>Bosch, Coimbatore</w:t>
+      </w:r>
+    </w:p>
+    <w:p>
+      <w:pPr>
         <w:pStyle w:val="ListParagraph"/>
         <w:numPr>
           <w:ilvl w:val="0"/>
@@ -3600,91 +3640,7 @@
         <w:jc w:val="both"/>
       </w:pPr>
       <w:r>
-        <w:t xml:space="preserve">Developed a character device driver (Hypervisor Virtual Console) for communication </w:t>
-      </w:r>
-    </w:p>
-    <w:p>
-      <w:pPr>
-        <w:pStyle w:val="ListParagraph"/>
-        <w:ind w:left="720" w:firstLine="0"/>
-        <w:jc w:val="both"/>
-      </w:pPr>
-      <w:r>
-        <w:t>between virtual machine and guest OS.</w:t>
-      </w:r>
-    </w:p>
-    <w:p>
-      <w:pPr>
-        <w:tabs>
-          <w:tab w:val="left" w:pos="1005"/>
-        </w:tabs>
-        <w:spacing w:before="41"/>
-        <w:ind w:right="7437"/>
-        <w:jc w:val="both"/>
-        <w:rPr>
-          <w:b/>
-          <w:color w:val="414141"/>
-          <w:spacing w:val="-2"/>
-          <w:w w:val="110"/>
-          <w:szCs w:val="24"/>
-        </w:rPr>
-      </w:pPr>
-      <w:r>
-        <w:rPr>
-          <w:b/>
-          <w:color w:val="414141"/>
-          <w:spacing w:val="-2"/>
-          <w:w w:val="110"/>
-          <w:szCs w:val="24"/>
-        </w:rPr>
-        <w:t>Professional</w:t>
-      </w:r>
-      <w:r>
-        <w:rPr>
-          <w:b/>
-          <w:color w:val="414141"/>
-          <w:spacing w:val="-2"/>
-          <w:w w:val="110"/>
-          <w:szCs w:val="24"/>
-        </w:rPr>
-        <w:t xml:space="preserve"> C++ and Clean code</w:t>
-      </w:r>
-      <w:r>
-        <w:rPr>
-          <w:b/>
-          <w:color w:val="414141"/>
-          <w:spacing w:val="-2"/>
-          <w:w w:val="110"/>
-          <w:szCs w:val="24"/>
-        </w:rPr>
-        <w:t xml:space="preserve"> </w:t>
-      </w:r>
-    </w:p>
-    <w:p>
-      <w:pPr>
-        <w:tabs>
-          <w:tab w:val="left" w:pos="1005"/>
-        </w:tabs>
-        <w:spacing w:before="41"/>
-        <w:ind w:right="7437"/>
-        <w:jc w:val="both"/>
-        <w:rPr>
-          <w:bCs/>
-          <w:color w:val="414141"/>
-          <w:spacing w:val="-2"/>
-          <w:w w:val="110"/>
-          <w:szCs w:val="24"/>
-        </w:rPr>
-      </w:pPr>
-      <w:r>
-        <w:rPr>
-          <w:bCs/>
-          <w:color w:val="414141"/>
-          <w:spacing w:val="-2"/>
-          <w:w w:val="110"/>
-          <w:szCs w:val="24"/>
-        </w:rPr>
-        <w:t>Bosch, Coimbatore</w:t>
+        <w:t>Leveraged the OOPs and SOLID principles with examples.</w:t>
       </w:r>
     </w:p>
     <w:p>
@@ -3697,7 +3653,16 @@
         <w:jc w:val="both"/>
       </w:pPr>
       <w:r>
-        <w:t>Leveraged the OOPs and SOLID principles with examples.</w:t>
+        <w:t>Discussed c</w:t>
+      </w:r>
+      <w:r>
+        <w:t>ommon pitfalls in C++</w:t>
+      </w:r>
+      <w:r>
+        <w:t xml:space="preserve"> for embedded software development.</w:t>
+      </w:r>
+      <w:r>
+        <w:t xml:space="preserve"> </w:t>
       </w:r>
     </w:p>
     <w:p>
@@ -3710,16 +3675,13 @@
         <w:jc w:val="both"/>
       </w:pPr>
       <w:r>
-        <w:t>Discussed c</w:t>
-      </w:r>
-      <w:r>
-        <w:t>ommon pitfalls in C++</w:t>
-      </w:r>
-      <w:r>
-        <w:t xml:space="preserve"> for embedded software development.</w:t>
-      </w:r>
-      <w:r>
-        <w:t xml:space="preserve"> </w:t>
+        <w:t xml:space="preserve">Covered </w:t>
+      </w:r>
+      <w:r>
+        <w:t xml:space="preserve">Design Patterns </w:t>
+      </w:r>
+      <w:r>
+        <w:t>explaining their roles in code reusability and scalability.</w:t>
       </w:r>
     </w:p>
     <w:p>
@@ -3732,25 +3694,6 @@
         <w:jc w:val="both"/>
       </w:pPr>
       <w:r>
-        <w:t xml:space="preserve">Covered </w:t>
-      </w:r>
-      <w:r>
-        <w:t xml:space="preserve">Design Patterns </w:t>
-      </w:r>
-      <w:r>
-        <w:t>explaining their roles in code reusability and scalability.</w:t>
-      </w:r>
-    </w:p>
-    <w:p>
-      <w:pPr>
-        <w:pStyle w:val="ListParagraph"/>
-        <w:numPr>
-          <w:ilvl w:val="0"/>
-          <w:numId w:val="7"/>
-        </w:numPr>
-        <w:jc w:val="both"/>
-      </w:pPr>
-      <w:r>
         <w:t xml:space="preserve">Clean coding guidelines </w:t>
       </w:r>
       <w:r>
@@ -3812,6 +3755,7 @@
           <w:sz w:val="18"/>
         </w:rPr>
       </w:pPr>
+      <w:proofErr w:type="spellStart"/>
       <w:r>
         <w:rPr>
           <w:rFonts w:ascii="Bahnschrift SemiBold" w:hAnsi="Bahnschrift SemiBold" w:cs="Bahnschrift SemiBold"/>
@@ -3820,7 +3764,18 @@
           <w:sz w:val="26"/>
           <w:szCs w:val="26"/>
         </w:rPr>
-        <w:t>Rajagiri School of Engineering and Technology</w:t>
+        <w:t>Rajagiri</w:t>
+      </w:r>
+      <w:proofErr w:type="spellEnd"/>
+      <w:r>
+        <w:rPr>
+          <w:rFonts w:ascii="Bahnschrift SemiBold" w:hAnsi="Bahnschrift SemiBold" w:cs="Bahnschrift SemiBold"/>
+          <w:b w:val="0"/>
+          <w:w w:val="105"/>
+          <w:sz w:val="26"/>
+          <w:szCs w:val="26"/>
+        </w:rPr>
+        <w:t xml:space="preserve"> School of Engineering and Technology</w:t>
       </w:r>
       <w:r>
         <w:rPr>
@@ -4001,7 +3956,7 @@
 </file>
 
 <file path=word/numbering.xml><?xml version="1.0" encoding="utf-8"?>
-<w:numbering xmlns:wpc="http://schemas.microsoft.com/office/word/2010/wordprocessingCanvas" xmlns:cx="http://schemas.microsoft.com/office/drawing/2014/chartex" xmlns:cx1="http://schemas.microsoft.com/office/drawing/2015/9/8/chartex" xmlns:cx2="http://schemas.microsoft.com/office/drawing/2015/10/21/chartex" xmlns:cx3="http://schemas.microsoft.com/office/drawing/2016/5/9/chartex" xmlns:cx4="http://schemas.microsoft.com/office/drawing/2016/5/10/chartex" xmlns:cx5="http://schemas.microsoft.com/office/drawing/2016/5/11/chartex" xmlns:cx6="http://schemas.microsoft.com/office/drawing/2016/5/12/chartex" xmlns:cx7="http://schemas.microsoft.com/office/drawing/2016/5/13/chartex" xmlns:cx8="http://schemas.microsoft.com/office/drawing/2016/5/14/chartex" xmlns:mc="http://schemas.openxmlformats.org/markup-compatibility/2006" xmlns:aink="http://schemas.microsoft.com/office/drawing/2016/ink" xmlns:am3d="http://schemas.microsoft.com/office/drawing/2017/model3d" xmlns:o="urn:schemas-microsoft-com:office:office" xmlns:oel="http://schemas.microsoft.com/office/2019/extlst" xmlns:r="http://schemas.openxmlformats.org/officeDocument/2006/relationships" xmlns:m="http://schemas.openxmlformats.org/officeDocument/2006/math" xmlns:v="urn:schemas-microsoft-com:vml" xmlns:wp14="http://schemas.microsoft.com/office/word/2010/wordprocessingDrawing" xmlns:wp="http://schemas.openxmlformats.org/drawingml/2006/wordprocessingDrawing" xmlns:w10="urn:schemas-microsoft-com:office:word" xmlns:w="http://schemas.openxmlformats.org/wordprocessingml/2006/main" xmlns:w14="http://schemas.microsoft.com/office/word/2010/wordml" xmlns:w15="http://schemas.microsoft.com/office/word/2012/wordml" xmlns:w16cex="http://schemas.microsoft.com/office/word/2018/wordml/cex" xmlns:w16cid="http://schemas.microsoft.com/office/word/2016/wordml/cid" xmlns:w16="http://schemas.microsoft.com/office/word/2018/wordml" xmlns:w16du="http://schemas.microsoft.com/office/word/2023/wordml/word16du" xmlns:w16sdtdh="http://schemas.microsoft.com/office/word/2020/wordml/sdtdatahash" xmlns:w16se="http://schemas.microsoft.com/office/word/2015/wordml/symex" xmlns:wpg="http://schemas.microsoft.com/office/word/2010/wordprocessingGroup" xmlns:wpi="http://schemas.microsoft.com/office/word/2010/wordprocessingInk" xmlns:wne="http://schemas.microsoft.com/office/word/2006/wordml" xmlns:wps="http://schemas.microsoft.com/office/word/2010/wordprocessingShape" mc:Ignorable="w14 w15 w16se w16cid w16 w16cex w16sdtdh w16du wp14">
+<w:numbering xmlns:wpc="http://schemas.microsoft.com/office/word/2010/wordprocessingCanvas" xmlns:cx="http://schemas.microsoft.com/office/drawing/2014/chartex" xmlns:cx1="http://schemas.microsoft.com/office/drawing/2015/9/8/chartex" xmlns:cx2="http://schemas.microsoft.com/office/drawing/2015/10/21/chartex" xmlns:cx3="http://schemas.microsoft.com/office/drawing/2016/5/9/chartex" xmlns:cx4="http://schemas.microsoft.com/office/drawing/2016/5/10/chartex" xmlns:cx5="http://schemas.microsoft.com/office/drawing/2016/5/11/chartex" xmlns:cx6="http://schemas.microsoft.com/office/drawing/2016/5/12/chartex" xmlns:cx7="http://schemas.microsoft.com/office/drawing/2016/5/13/chartex" xmlns:cx8="http://schemas.microsoft.com/office/drawing/2016/5/14/chartex" xmlns:mc="http://schemas.openxmlformats.org/markup-compatibility/2006" xmlns:aink="http://schemas.microsoft.com/office/drawing/2016/ink" xmlns:am3d="http://schemas.microsoft.com/office/drawing/2017/model3d" xmlns:o="urn:schemas-microsoft-com:office:office" xmlns:oel="http://schemas.microsoft.com/office/2019/extlst" xmlns:r="http://schemas.openxmlformats.org/officeDocument/2006/relationships" xmlns:m="http://schemas.openxmlformats.org/officeDocument/2006/math" xmlns:v="urn:schemas-microsoft-com:vml" xmlns:wp14="http://schemas.microsoft.com/office/word/2010/wordprocessingDrawing" xmlns:wp="http://schemas.openxmlformats.org/drawingml/2006/wordprocessingDrawing" xmlns:w10="urn:schemas-microsoft-com:office:word" xmlns:w="http://schemas.openxmlformats.org/wordprocessingml/2006/main" xmlns:w14="http://schemas.microsoft.com/office/word/2010/wordml" xmlns:w15="http://schemas.microsoft.com/office/word/2012/wordml" xmlns:w16cex="http://schemas.microsoft.com/office/word/2018/wordml/cex" xmlns:w16cid="http://schemas.microsoft.com/office/word/2016/wordml/cid" xmlns:w16="http://schemas.microsoft.com/office/word/2018/wordml" xmlns:w16du="http://schemas.microsoft.com/office/word/2023/wordml/word16du" xmlns:w16sdtdh="http://schemas.microsoft.com/office/word/2020/wordml/sdtdatahash" xmlns:w16sdtfl="http://schemas.microsoft.com/office/word/2024/wordml/sdtformatlock" xmlns:w16se="http://schemas.microsoft.com/office/word/2015/wordml/symex" xmlns:wpg="http://schemas.microsoft.com/office/word/2010/wordprocessingGroup" xmlns:wpi="http://schemas.microsoft.com/office/word/2010/wordprocessingInk" xmlns:wne="http://schemas.microsoft.com/office/word/2006/wordml" xmlns:wps="http://schemas.microsoft.com/office/word/2010/wordprocessingShape" mc:Ignorable="w14 w15 w16se w16cid w16 w16cex w16sdtdh w16sdtfl w16du wp14">
   <w:abstractNum w:abstractNumId="0" w15:restartNumberingAfterBreak="0">
     <w:nsid w:val="08305650"/>
     <w:multiLevelType w:val="hybridMultilevel"/>
@@ -5471,7 +5426,7 @@
 </file>
 
 <file path=word/styles.xml><?xml version="1.0" encoding="utf-8"?>
-<w:styles xmlns:mc="http://schemas.openxmlformats.org/markup-compatibility/2006" xmlns:r="http://schemas.openxmlformats.org/officeDocument/2006/relationships" xmlns:w="http://schemas.openxmlformats.org/wordprocessingml/2006/main" xmlns:w14="http://schemas.microsoft.com/office/word/2010/wordml" xmlns:w15="http://schemas.microsoft.com/office/word/2012/wordml" xmlns:w16cex="http://schemas.microsoft.com/office/word/2018/wordml/cex" xmlns:w16cid="http://schemas.microsoft.com/office/word/2016/wordml/cid" xmlns:w16="http://schemas.microsoft.com/office/word/2018/wordml" xmlns:w16du="http://schemas.microsoft.com/office/word/2023/wordml/word16du" xmlns:w16sdtdh="http://schemas.microsoft.com/office/word/2020/wordml/sdtdatahash" xmlns:w16se="http://schemas.microsoft.com/office/word/2015/wordml/symex" mc:Ignorable="w14 w15 w16se w16cid w16 w16cex w16sdtdh w16du">
+<w:styles xmlns:mc="http://schemas.openxmlformats.org/markup-compatibility/2006" xmlns:r="http://schemas.openxmlformats.org/officeDocument/2006/relationships" xmlns:w="http://schemas.openxmlformats.org/wordprocessingml/2006/main" xmlns:w14="http://schemas.microsoft.com/office/word/2010/wordml" xmlns:w15="http://schemas.microsoft.com/office/word/2012/wordml" xmlns:w16cex="http://schemas.microsoft.com/office/word/2018/wordml/cex" xmlns:w16cid="http://schemas.microsoft.com/office/word/2016/wordml/cid" xmlns:w16="http://schemas.microsoft.com/office/word/2018/wordml" xmlns:w16du="http://schemas.microsoft.com/office/word/2023/wordml/word16du" xmlns:w16sdtdh="http://schemas.microsoft.com/office/word/2020/wordml/sdtdatahash" xmlns:w16sdtfl="http://schemas.microsoft.com/office/word/2024/wordml/sdtformatlock" xmlns:w16se="http://schemas.microsoft.com/office/word/2015/wordml/symex" mc:Ignorable="w14 w15 w16se w16cid w16 w16cex w16sdtdh w16sdtfl w16du">
   <w:docDefaults>
     <w:rPrDefault>
       <w:rPr>

--- a/assets/CV/RobinCR_Software_Developer.docx
+++ b/assets/CV/RobinCR_Software_Developer.docx
@@ -1283,130 +1283,317 @@
     </w:p>
     <w:p>
       <w:pPr>
-        <w:pStyle w:val="ListParagraph"/>
+        <w:pStyle w:val="my-0"/>
         <w:numPr>
           <w:ilvl w:val="0"/>
-          <w:numId w:val="9"/>
+          <w:numId w:val="13"/>
         </w:numPr>
-      </w:pPr>
-      <w:r>
-        <w:t>Playback tool developer</w:t>
-      </w:r>
-      <w:r>
-        <w:t>.</w:t>
-      </w:r>
-    </w:p>
-    <w:p>
-      <w:pPr>
-        <w:pStyle w:val="ListParagraph"/>
+        <w:pBdr>
+          <w:top w:val="single" w:sz="2" w:space="0" w:color="E5E7EB"/>
+          <w:left w:val="single" w:sz="2" w:space="0" w:color="E5E7EB"/>
+          <w:bottom w:val="single" w:sz="2" w:space="0" w:color="E5E7EB"/>
+          <w:right w:val="single" w:sz="2" w:space="0" w:color="E5E7EB"/>
+        </w:pBdr>
+        <w:spacing w:before="0" w:beforeAutospacing="0" w:after="0" w:afterAutospacing="0"/>
+        <w:rPr>
+          <w:rFonts w:ascii="Liberation Sans Narrow" w:hAnsi="Liberation Sans Narrow" w:cs="Segoe UI"/>
+          <w:sz w:val="22"/>
+          <w:szCs w:val="22"/>
+        </w:rPr>
+      </w:pPr>
+      <w:r>
+        <w:rPr>
+          <w:rFonts w:ascii="Liberation Sans Narrow" w:hAnsi="Liberation Sans Narrow" w:cs="Segoe UI"/>
+          <w:sz w:val="22"/>
+          <w:szCs w:val="22"/>
+        </w:rPr>
+        <w:t xml:space="preserve">Engineered </w:t>
+      </w:r>
+      <w:r>
+        <w:rPr>
+          <w:rFonts w:ascii="Liberation Sans Narrow" w:hAnsi="Liberation Sans Narrow" w:cs="Segoe UI"/>
+          <w:sz w:val="22"/>
+          <w:szCs w:val="22"/>
+        </w:rPr>
+        <w:t>M</w:t>
+      </w:r>
+      <w:r>
+        <w:rPr>
+          <w:rFonts w:ascii="Liberation Sans Narrow" w:hAnsi="Liberation Sans Narrow" w:cs="Segoe UI"/>
+          <w:sz w:val="22"/>
+          <w:szCs w:val="22"/>
+        </w:rPr>
+        <w:t xml:space="preserve">oving </w:t>
+      </w:r>
+      <w:r>
+        <w:rPr>
+          <w:rFonts w:ascii="Liberation Sans Narrow" w:hAnsi="Liberation Sans Narrow" w:cs="Segoe UI"/>
+          <w:sz w:val="22"/>
+          <w:szCs w:val="22"/>
+        </w:rPr>
+        <w:t>O</w:t>
+      </w:r>
+      <w:r>
+        <w:rPr>
+          <w:rFonts w:ascii="Liberation Sans Narrow" w:hAnsi="Liberation Sans Narrow" w:cs="Segoe UI"/>
+          <w:sz w:val="22"/>
+          <w:szCs w:val="22"/>
+        </w:rPr>
+        <w:t xml:space="preserve">bstacle </w:t>
+      </w:r>
+      <w:r>
+        <w:rPr>
+          <w:rFonts w:ascii="Liberation Sans Narrow" w:hAnsi="Liberation Sans Narrow" w:cs="Segoe UI"/>
+          <w:sz w:val="22"/>
+          <w:szCs w:val="22"/>
+        </w:rPr>
+        <w:t>D</w:t>
+      </w:r>
+      <w:r>
+        <w:rPr>
+          <w:rFonts w:ascii="Liberation Sans Narrow" w:hAnsi="Liberation Sans Narrow" w:cs="Segoe UI"/>
+          <w:sz w:val="22"/>
+          <w:szCs w:val="22"/>
+        </w:rPr>
+        <w:t>etection solutions leveraging lidar sensor.</w:t>
+      </w:r>
+    </w:p>
+    <w:p>
+      <w:pPr>
+        <w:pStyle w:val="my-0"/>
         <w:numPr>
           <w:ilvl w:val="0"/>
-          <w:numId w:val="9"/>
+          <w:numId w:val="13"/>
         </w:numPr>
-      </w:pPr>
-      <w:proofErr w:type="spellStart"/>
-      <w:r>
-        <w:t>Rangeimage</w:t>
-      </w:r>
-      <w:proofErr w:type="spellEnd"/>
-      <w:r>
-        <w:t xml:space="preserve"> to point cloud converter for various lidars</w:t>
-      </w:r>
-      <w:r>
-        <w:t>.</w:t>
-      </w:r>
-    </w:p>
-    <w:p>
-      <w:pPr>
-        <w:pStyle w:val="ListParagraph"/>
+        <w:pBdr>
+          <w:top w:val="single" w:sz="2" w:space="0" w:color="E5E7EB"/>
+          <w:left w:val="single" w:sz="2" w:space="0" w:color="E5E7EB"/>
+          <w:bottom w:val="single" w:sz="2" w:space="0" w:color="E5E7EB"/>
+          <w:right w:val="single" w:sz="2" w:space="0" w:color="E5E7EB"/>
+        </w:pBdr>
+        <w:spacing w:before="0" w:beforeAutospacing="0" w:after="0" w:afterAutospacing="0"/>
+        <w:rPr>
+          <w:rFonts w:ascii="Liberation Sans Narrow" w:hAnsi="Liberation Sans Narrow" w:cs="Segoe UI"/>
+          <w:sz w:val="22"/>
+          <w:szCs w:val="22"/>
+        </w:rPr>
+      </w:pPr>
+      <w:r>
+        <w:rPr>
+          <w:rFonts w:ascii="Liberation Sans Narrow" w:hAnsi="Liberation Sans Narrow" w:cs="Segoe UI"/>
+          <w:sz w:val="22"/>
+          <w:szCs w:val="22"/>
+        </w:rPr>
+        <w:t>Built and optimized Range</w:t>
+      </w:r>
+      <w:r>
+        <w:rPr>
+          <w:rFonts w:ascii="Liberation Sans Narrow" w:hAnsi="Liberation Sans Narrow" w:cs="Segoe UI"/>
+          <w:sz w:val="22"/>
+          <w:szCs w:val="22"/>
+        </w:rPr>
+        <w:t xml:space="preserve"> i</w:t>
+      </w:r>
+      <w:r>
+        <w:rPr>
+          <w:rFonts w:ascii="Liberation Sans Narrow" w:hAnsi="Liberation Sans Narrow" w:cs="Segoe UI"/>
+          <w:sz w:val="22"/>
+          <w:szCs w:val="22"/>
+        </w:rPr>
+        <w:t>mage-to-point cloud converters, enabling support for multiple lidar types.</w:t>
+      </w:r>
+    </w:p>
+    <w:p>
+      <w:pPr>
+        <w:pStyle w:val="my-0"/>
         <w:numPr>
           <w:ilvl w:val="0"/>
-          <w:numId w:val="9"/>
+          <w:numId w:val="13"/>
         </w:numPr>
-      </w:pPr>
-      <w:r>
-        <w:t>Amenders for lidar logs</w:t>
-      </w:r>
-      <w:r>
-        <w:t>.</w:t>
-      </w:r>
-    </w:p>
-    <w:p>
-      <w:pPr>
-        <w:pStyle w:val="ListParagraph"/>
+        <w:pBdr>
+          <w:top w:val="single" w:sz="2" w:space="0" w:color="E5E7EB"/>
+          <w:left w:val="single" w:sz="2" w:space="0" w:color="E5E7EB"/>
+          <w:bottom w:val="single" w:sz="2" w:space="0" w:color="E5E7EB"/>
+          <w:right w:val="single" w:sz="2" w:space="0" w:color="E5E7EB"/>
+        </w:pBdr>
+        <w:spacing w:before="0" w:beforeAutospacing="0" w:after="0" w:afterAutospacing="0"/>
+        <w:rPr>
+          <w:rFonts w:ascii="Liberation Sans Narrow" w:hAnsi="Liberation Sans Narrow" w:cs="Segoe UI"/>
+          <w:sz w:val="22"/>
+          <w:szCs w:val="22"/>
+        </w:rPr>
+      </w:pPr>
+      <w:r>
+        <w:rPr>
+          <w:rFonts w:ascii="Liberation Sans Narrow" w:hAnsi="Liberation Sans Narrow" w:cs="Segoe UI"/>
+          <w:sz w:val="22"/>
+          <w:szCs w:val="22"/>
+        </w:rPr>
+        <w:t>Created and maintained efficient parsers for ROS node communication.</w:t>
+      </w:r>
+    </w:p>
+    <w:p>
+      <w:pPr>
+        <w:pStyle w:val="my-0"/>
         <w:numPr>
           <w:ilvl w:val="0"/>
-          <w:numId w:val="9"/>
+          <w:numId w:val="13"/>
         </w:numPr>
-      </w:pPr>
-      <w:r>
-        <w:t xml:space="preserve">Parsers for </w:t>
-      </w:r>
-      <w:r>
-        <w:t>ROS node communication.</w:t>
-      </w:r>
-    </w:p>
-    <w:p>
-      <w:pPr>
-        <w:pStyle w:val="ListParagraph"/>
+        <w:pBdr>
+          <w:top w:val="single" w:sz="2" w:space="0" w:color="E5E7EB"/>
+          <w:left w:val="single" w:sz="2" w:space="0" w:color="E5E7EB"/>
+          <w:bottom w:val="single" w:sz="2" w:space="0" w:color="E5E7EB"/>
+          <w:right w:val="single" w:sz="2" w:space="0" w:color="E5E7EB"/>
+        </w:pBdr>
+        <w:spacing w:before="0" w:beforeAutospacing="0" w:after="0" w:afterAutospacing="0"/>
+        <w:rPr>
+          <w:rFonts w:ascii="Liberation Sans Narrow" w:hAnsi="Liberation Sans Narrow" w:cs="Segoe UI"/>
+          <w:sz w:val="22"/>
+          <w:szCs w:val="22"/>
+        </w:rPr>
+      </w:pPr>
+      <w:r>
+        <w:rPr>
+          <w:rFonts w:ascii="Liberation Sans Narrow" w:hAnsi="Liberation Sans Narrow" w:cs="Segoe UI"/>
+          <w:sz w:val="22"/>
+          <w:szCs w:val="22"/>
+        </w:rPr>
+        <w:t xml:space="preserve">Integrated open-source </w:t>
+      </w:r>
+      <w:r>
+        <w:rPr>
+          <w:rFonts w:ascii="Liberation Sans Narrow" w:hAnsi="Liberation Sans Narrow" w:cs="Segoe UI"/>
+          <w:sz w:val="22"/>
+          <w:szCs w:val="22"/>
+        </w:rPr>
+        <w:t>P</w:t>
+      </w:r>
+      <w:r>
+        <w:rPr>
+          <w:rFonts w:ascii="Liberation Sans Narrow" w:hAnsi="Liberation Sans Narrow" w:cs="Segoe UI"/>
+          <w:sz w:val="22"/>
+          <w:szCs w:val="22"/>
+        </w:rPr>
+        <w:t xml:space="preserve">oint </w:t>
+      </w:r>
+      <w:r>
+        <w:rPr>
+          <w:rFonts w:ascii="Liberation Sans Narrow" w:hAnsi="Liberation Sans Narrow" w:cs="Segoe UI"/>
+          <w:sz w:val="22"/>
+          <w:szCs w:val="22"/>
+        </w:rPr>
+        <w:t>C</w:t>
+      </w:r>
+      <w:r>
+        <w:rPr>
+          <w:rFonts w:ascii="Liberation Sans Narrow" w:hAnsi="Liberation Sans Narrow" w:cs="Segoe UI"/>
+          <w:sz w:val="22"/>
+          <w:szCs w:val="22"/>
+        </w:rPr>
+        <w:t>loud libraries into C++ projects to accelerate development.</w:t>
+      </w:r>
+    </w:p>
+    <w:p>
+      <w:pPr>
+        <w:pStyle w:val="my-0"/>
         <w:numPr>
           <w:ilvl w:val="0"/>
-          <w:numId w:val="9"/>
+          <w:numId w:val="13"/>
         </w:numPr>
-      </w:pPr>
-      <w:r>
-        <w:rPr>
-          <w:bCs/>
-          <w:szCs w:val="24"/>
-        </w:rPr>
-        <w:t>Developed APIs to work on multi-threaded application using modern C++.</w:t>
-      </w:r>
-    </w:p>
-    <w:p>
-      <w:pPr>
-        <w:pStyle w:val="ListParagraph"/>
+        <w:pBdr>
+          <w:top w:val="single" w:sz="2" w:space="0" w:color="E5E7EB"/>
+          <w:left w:val="single" w:sz="2" w:space="0" w:color="E5E7EB"/>
+          <w:bottom w:val="single" w:sz="2" w:space="0" w:color="E5E7EB"/>
+          <w:right w:val="single" w:sz="2" w:space="0" w:color="E5E7EB"/>
+        </w:pBdr>
+        <w:spacing w:before="0" w:beforeAutospacing="0" w:after="0" w:afterAutospacing="0"/>
+        <w:rPr>
+          <w:rFonts w:ascii="Liberation Sans Narrow" w:hAnsi="Liberation Sans Narrow" w:cs="Segoe UI"/>
+          <w:sz w:val="22"/>
+          <w:szCs w:val="22"/>
+        </w:rPr>
+      </w:pPr>
+      <w:r>
+        <w:rPr>
+          <w:rFonts w:ascii="Liberation Sans Narrow" w:hAnsi="Liberation Sans Narrow" w:cs="Segoe UI"/>
+          <w:sz w:val="22"/>
+          <w:szCs w:val="22"/>
+        </w:rPr>
+        <w:t>Worked in Path planning, Sensor fusion</w:t>
+      </w:r>
+      <w:r>
+        <w:rPr>
+          <w:rFonts w:ascii="Liberation Sans Narrow" w:hAnsi="Liberation Sans Narrow" w:cs="Segoe UI"/>
+          <w:sz w:val="22"/>
+          <w:szCs w:val="22"/>
+        </w:rPr>
+        <w:t xml:space="preserve"> and </w:t>
+      </w:r>
+      <w:r>
+        <w:rPr>
+          <w:rFonts w:ascii="Liberation Sans Narrow" w:hAnsi="Liberation Sans Narrow" w:cs="Segoe UI"/>
+          <w:sz w:val="22"/>
+          <w:szCs w:val="22"/>
+        </w:rPr>
+        <w:t>SLAM algorithms.</w:t>
+      </w:r>
+    </w:p>
+    <w:p>
+      <w:pPr>
+        <w:pStyle w:val="my-0"/>
         <w:numPr>
           <w:ilvl w:val="0"/>
-          <w:numId w:val="9"/>
+          <w:numId w:val="13"/>
         </w:numPr>
-      </w:pPr>
-      <w:r>
-        <w:t xml:space="preserve">Integrated third-party </w:t>
-      </w:r>
-      <w:r>
-        <w:t>libraries</w:t>
-      </w:r>
-      <w:r>
-        <w:t xml:space="preserve"> (</w:t>
-      </w:r>
-      <w:r>
-        <w:t>Point Cloud)</w:t>
-      </w:r>
-      <w:r>
-        <w:t xml:space="preserve"> into C++ project.</w:t>
-      </w:r>
-    </w:p>
-    <w:p>
-      <w:pPr>
-        <w:pStyle w:val="ListParagraph"/>
+        <w:pBdr>
+          <w:top w:val="single" w:sz="2" w:space="0" w:color="E5E7EB"/>
+          <w:left w:val="single" w:sz="2" w:space="0" w:color="E5E7EB"/>
+          <w:bottom w:val="single" w:sz="2" w:space="0" w:color="E5E7EB"/>
+          <w:right w:val="single" w:sz="2" w:space="0" w:color="E5E7EB"/>
+        </w:pBdr>
+        <w:spacing w:before="0" w:beforeAutospacing="0" w:after="0" w:afterAutospacing="0"/>
+        <w:rPr>
+          <w:rFonts w:ascii="Liberation Sans Narrow" w:hAnsi="Liberation Sans Narrow" w:cs="Segoe UI"/>
+          <w:sz w:val="22"/>
+          <w:szCs w:val="22"/>
+        </w:rPr>
+      </w:pPr>
+      <w:r>
+        <w:rPr>
+          <w:rFonts w:ascii="Liberation Sans Narrow" w:hAnsi="Liberation Sans Narrow" w:cs="Segoe UI"/>
+          <w:sz w:val="22"/>
+          <w:szCs w:val="22"/>
+        </w:rPr>
+        <w:t>Drove KPI improvements by investigating and resolving root causes of KPI mismatches.</w:t>
+      </w:r>
+    </w:p>
+    <w:p>
+      <w:pPr>
+        <w:pStyle w:val="my-0"/>
         <w:numPr>
           <w:ilvl w:val="0"/>
-          <w:numId w:val="9"/>
+          <w:numId w:val="13"/>
         </w:numPr>
-      </w:pPr>
-      <w:r>
-        <w:rPr>
-          <w:bCs/>
-          <w:szCs w:val="24"/>
-        </w:rPr>
-        <w:t>Publisher and subscriber channels in ROS2 Noetic modules</w:t>
-      </w:r>
-      <w:r>
-        <w:rPr>
-          <w:bCs/>
-          <w:szCs w:val="24"/>
-        </w:rPr>
-        <w:t>.</w:t>
+        <w:pBdr>
+          <w:top w:val="single" w:sz="2" w:space="0" w:color="E5E7EB"/>
+          <w:left w:val="single" w:sz="2" w:space="0" w:color="E5E7EB"/>
+          <w:bottom w:val="single" w:sz="2" w:space="0" w:color="E5E7EB"/>
+          <w:right w:val="single" w:sz="2" w:space="0" w:color="E5E7EB"/>
+        </w:pBdr>
+        <w:spacing w:before="0" w:beforeAutospacing="0" w:after="0" w:afterAutospacing="0"/>
+        <w:rPr>
+          <w:rFonts w:ascii="Liberation Sans Narrow" w:hAnsi="Liberation Sans Narrow" w:cs="Segoe UI"/>
+          <w:sz w:val="22"/>
+          <w:szCs w:val="22"/>
+        </w:rPr>
+      </w:pPr>
+      <w:r>
+        <w:rPr>
+          <w:rFonts w:ascii="Liberation Sans Narrow" w:hAnsi="Liberation Sans Narrow" w:cs="Segoe UI"/>
+          <w:sz w:val="22"/>
+          <w:szCs w:val="22"/>
+        </w:rPr>
+        <w:t>Developed robust backend systems for a playback tool.</w:t>
       </w:r>
     </w:p>
     <w:p>
@@ -1729,6 +1916,16 @@
         </w:rPr>
         <w:t>Interior Monitoring System (IMS) Project</w:t>
       </w:r>
+      <w:r>
+        <w:rPr>
+          <w:b/>
+          <w:bCs/>
+          <w:color w:val="000000"/>
+          <w:sz w:val="20"/>
+          <w:szCs w:val="24"/>
+        </w:rPr>
+        <w:t xml:space="preserve"> – Camera Perception</w:t>
+      </w:r>
     </w:p>
     <w:p>
       <w:pPr>
@@ -1805,16 +2002,7 @@
         </w:numPr>
       </w:pPr>
       <w:r>
-        <w:t xml:space="preserve">Successfully addressed and resolved Level 8 and 9 QAC++ warnings in the codebase, adhering to </w:t>
-      </w:r>
-    </w:p>
-    <w:p>
-      <w:pPr>
-        <w:pStyle w:val="ListParagraph"/>
-        <w:ind w:left="846" w:firstLine="0"/>
-      </w:pPr>
-      <w:r>
-        <w:t>MISRA coding standards</w:t>
+        <w:t>Successfully addressed and resolved Level 8 and 9 QAC++ warnings in the codebase</w:t>
       </w:r>
       <w:r>
         <w:t>.</w:t>
@@ -1976,23 +2164,6 @@
     </w:p>
     <w:p>
       <w:pPr>
-        <w:pStyle w:val="ListParagraph"/>
-        <w:numPr>
-          <w:ilvl w:val="0"/>
-          <w:numId w:val="10"/>
-        </w:numPr>
-      </w:pPr>
-      <w:proofErr w:type="spellStart"/>
-      <w:r>
-        <w:t>Cmake</w:t>
-      </w:r>
-      <w:proofErr w:type="spellEnd"/>
-      <w:r>
-        <w:t xml:space="preserve"> integration to the modules.</w:t>
-      </w:r>
-    </w:p>
-    <w:p>
-      <w:pPr>
         <w:tabs>
           <w:tab w:val="left" w:pos="9138"/>
         </w:tabs>
@@ -2340,7 +2511,6 @@
         <w:tabs>
           <w:tab w:val="left" w:pos="10462"/>
         </w:tabs>
-        <w:ind w:left="0"/>
         <w:rPr>
           <w:w w:val="115"/>
         </w:rPr>
@@ -2366,6 +2536,18 @@
         </w:tabs>
         <w:ind w:left="0"/>
         <w:rPr>
+          <w:w w:val="115"/>
+        </w:rPr>
+      </w:pPr>
+    </w:p>
+    <w:p>
+      <w:pPr>
+        <w:pStyle w:val="Heading1"/>
+        <w:tabs>
+          <w:tab w:val="left" w:pos="10462"/>
+        </w:tabs>
+        <w:ind w:left="0"/>
+        <w:rPr>
           <w:rFonts w:ascii="Times New Roman"/>
           <w:b w:val="0"/>
         </w:rPr>
@@ -2406,6 +2588,10 @@
     <w:p>
       <w:pPr>
         <w:pStyle w:val="Heading2"/>
+        <w:numPr>
+          <w:ilvl w:val="0"/>
+          <w:numId w:val="14"/>
+        </w:numPr>
         <w:tabs>
           <w:tab w:val="left" w:pos="10004"/>
         </w:tabs>
@@ -2446,20 +2632,36 @@
       </w:r>
       <w:bookmarkEnd w:id="0"/>
       <w:r>
-        <w:rPr>
-          <w:color w:val="414141"/>
-        </w:rPr>
-        <w:tab/>
+        <w:t xml:space="preserve"> :</w:t>
+      </w:r>
+      <w:r>
+        <w:t xml:space="preserve"> </w:t>
       </w:r>
       <w:r>
         <w:rPr>
           <w:b w:val="0"/>
-          <w:i/>
-          <w:spacing w:val="-2"/>
-          <w:w w:val="115"/>
-          <w:sz w:val="18"/>
-        </w:rPr>
-        <w:t>Self</w:t>
+          <w:bCs w:val="0"/>
+        </w:rPr>
+        <w:t>A</w:t>
+      </w:r>
+      <w:r>
+        <w:t xml:space="preserve"> </w:t>
+      </w:r>
+      <w:r>
+        <w:rPr>
+          <w:b w:val="0"/>
+          <w:bCs w:val="0"/>
+          <w:sz w:val="22"/>
+          <w:szCs w:val="22"/>
+        </w:rPr>
+        <w:t>project which addresses all the problems related to calendar and clock</w:t>
+      </w:r>
+      <w:r>
+        <w:rPr>
+          <w:sz w:val="22"/>
+          <w:szCs w:val="22"/>
+        </w:rPr>
+        <w:t>.</w:t>
       </w:r>
     </w:p>
     <w:p>
@@ -2467,29 +2669,9 @@
         <w:pStyle w:val="ListParagraph"/>
         <w:numPr>
           <w:ilvl w:val="0"/>
-          <w:numId w:val="7"/>
+          <w:numId w:val="14"/>
         </w:numPr>
       </w:pPr>
-      <w:r>
-        <w:t>A project which addresses all the problems related to calendar and clock.</w:t>
-      </w:r>
-    </w:p>
-    <w:p>
-      <w:pPr>
-        <w:rPr>
-          <w:b/>
-          <w:bCs/>
-          <w:color w:val="1F497D" w:themeColor="text2"/>
-          <w:sz w:val="20"/>
-          <w:szCs w:val="20"/>
-        </w:rPr>
-      </w:pPr>
-      <w:r>
-        <w:rPr>
-          <w:color w:val="1F497D" w:themeColor="text2"/>
-        </w:rPr>
-        <w:t xml:space="preserve">  </w:t>
-      </w:r>
       <w:hyperlink r:id="rId12" w:history="1">
         <w:r>
           <w:rPr>
@@ -2503,17 +2685,34 @@
           <w:t>CPU-GPU Selector</w:t>
         </w:r>
       </w:hyperlink>
+      <w:r>
+        <w:rPr>
+          <w:b/>
+          <w:bCs/>
+          <w:color w:val="1F497D" w:themeColor="text2"/>
+          <w:sz w:val="20"/>
+          <w:szCs w:val="20"/>
+        </w:rPr>
+        <w:t xml:space="preserve"> :</w:t>
+      </w:r>
+      <w:r>
+        <w:t>Implemented a system that decides the model training to be done on CPU, GPU,</w:t>
+      </w:r>
     </w:p>
     <w:p>
       <w:pPr>
         <w:pStyle w:val="ListParagraph"/>
-        <w:numPr>
-          <w:ilvl w:val="0"/>
-          <w:numId w:val="7"/>
-        </w:numPr>
-      </w:pPr>
-      <w:r>
-        <w:t>Implemented a system that decides the model training to be done on CPU, GPU, or GPU on cloud.</w:t>
+        <w:ind w:left="720" w:firstLine="0"/>
+        <w:rPr>
+          <w:b/>
+          <w:bCs/>
+          <w:color w:val="1F497D" w:themeColor="text2"/>
+          <w:sz w:val="20"/>
+          <w:szCs w:val="20"/>
+        </w:rPr>
+      </w:pPr>
+      <w:r>
+        <w:t>or GPU on cloud.</w:t>
       </w:r>
     </w:p>
     <w:p>
@@ -2586,28 +2785,14 @@
           <w:sz w:val="24"/>
           <w:szCs w:val="26"/>
         </w:rPr>
-        <w:t>Programming language</w:t>
+        <w:t>Microcontrollers</w:t>
       </w:r>
       <w:r>
         <w:rPr>
           <w:color w:val="000000"/>
           <w:szCs w:val="26"/>
         </w:rPr>
-        <w:t xml:space="preserve">:  </w:t>
-      </w:r>
-      <w:r>
-        <w:rPr>
-          <w:color w:val="000000"/>
-          <w:szCs w:val="26"/>
-        </w:rPr>
-        <w:t xml:space="preserve">Proficient in </w:t>
-      </w:r>
-      <w:r>
-        <w:rPr>
-          <w:color w:val="000000"/>
-          <w:szCs w:val="26"/>
-        </w:rPr>
-        <w:t>Embedded C, C++</w:t>
+        <w:t>: ARM Cortex M3 LPC1768, ESP8266</w:t>
       </w:r>
     </w:p>
     <w:p>
@@ -2637,14 +2822,14 @@
           <w:sz w:val="24"/>
           <w:szCs w:val="26"/>
         </w:rPr>
-        <w:t>Microcontrollers</w:t>
+        <w:t>Protocols</w:t>
       </w:r>
       <w:r>
         <w:rPr>
           <w:color w:val="000000"/>
           <w:szCs w:val="26"/>
         </w:rPr>
-        <w:t>: ARM Cortex M3 LPC1768, ESP8266</w:t>
+        <w:t>: UART, I2C, SPI, CAN</w:t>
       </w:r>
     </w:p>
     <w:p>
@@ -2674,15 +2859,31 @@
           <w:sz w:val="24"/>
           <w:szCs w:val="26"/>
         </w:rPr>
-        <w:t>Protocols</w:t>
+        <w:t>Design</w:t>
       </w:r>
       <w:r>
         <w:rPr>
           <w:color w:val="000000"/>
           <w:szCs w:val="26"/>
         </w:rPr>
-        <w:t>: UART, I2C, SPI, CAN</w:t>
-      </w:r>
+        <w:t>: Enterprise Architecture</w:t>
+      </w:r>
+      <w:r>
+        <w:rPr>
+          <w:color w:val="000000"/>
+          <w:szCs w:val="26"/>
+        </w:rPr>
+        <w:t xml:space="preserve">, </w:t>
+      </w:r>
+      <w:proofErr w:type="spellStart"/>
+      <w:r>
+        <w:rPr>
+          <w:color w:val="000000"/>
+          <w:szCs w:val="26"/>
+        </w:rPr>
+        <w:t>PlantUML</w:t>
+      </w:r>
+      <w:proofErr w:type="spellEnd"/>
     </w:p>
     <w:p>
       <w:pPr>
@@ -2711,22 +2912,37 @@
           <w:sz w:val="24"/>
           <w:szCs w:val="26"/>
         </w:rPr>
-        <w:t>Programming IDE</w:t>
-      </w:r>
-      <w:r>
-        <w:rPr>
-          <w:color w:val="000000"/>
-          <w:sz w:val="24"/>
-          <w:szCs w:val="26"/>
-        </w:rPr>
-        <w:t>:</w:t>
+        <w:t>Debugger</w:t>
       </w:r>
       <w:r>
         <w:rPr>
           <w:color w:val="000000"/>
           <w:szCs w:val="26"/>
         </w:rPr>
-        <w:t xml:space="preserve"> Visual Studio Code, VS Professional, Eclipse IDE</w:t>
+        <w:t xml:space="preserve">: </w:t>
+      </w:r>
+      <w:proofErr w:type="spellStart"/>
+      <w:r>
+        <w:rPr>
+          <w:color w:val="000000"/>
+          <w:szCs w:val="26"/>
+        </w:rPr>
+        <w:t>Valgrind</w:t>
+      </w:r>
+      <w:proofErr w:type="spellEnd"/>
+      <w:r>
+        <w:rPr>
+          <w:color w:val="000000"/>
+          <w:szCs w:val="26"/>
+        </w:rPr>
+        <w:t xml:space="preserve">, GDB, </w:t>
+      </w:r>
+      <w:r>
+        <w:rPr>
+          <w:color w:val="000000"/>
+          <w:szCs w:val="26"/>
+        </w:rPr>
+        <w:t>Lauterbach Trace32</w:t>
       </w:r>
     </w:p>
     <w:p>
@@ -2756,15 +2972,24 @@
           <w:sz w:val="24"/>
           <w:szCs w:val="26"/>
         </w:rPr>
-        <w:t>Requirement Software</w:t>
+        <w:t>Automotive testing tools</w:t>
       </w:r>
       <w:r>
         <w:rPr>
           <w:color w:val="000000"/>
           <w:szCs w:val="26"/>
         </w:rPr>
-        <w:t>: IBM Rational DOORS</w:t>
-      </w:r>
+        <w:t xml:space="preserve">: </w:t>
+      </w:r>
+      <w:proofErr w:type="spellStart"/>
+      <w:r>
+        <w:rPr>
+          <w:color w:val="000000"/>
+          <w:szCs w:val="26"/>
+        </w:rPr>
+        <w:t>CANoe</w:t>
+      </w:r>
+      <w:proofErr w:type="spellEnd"/>
     </w:p>
     <w:p>
       <w:pPr>
@@ -2793,31 +3018,22 @@
           <w:sz w:val="24"/>
           <w:szCs w:val="26"/>
         </w:rPr>
-        <w:t>Design</w:t>
+        <w:t>Project Manager</w:t>
       </w:r>
       <w:r>
         <w:rPr>
           <w:color w:val="000000"/>
           <w:szCs w:val="26"/>
         </w:rPr>
-        <w:t>: Enterprise Architecture</w:t>
+        <w:t>: Gerrit</w:t>
       </w:r>
       <w:r>
         <w:rPr>
           <w:color w:val="000000"/>
           <w:szCs w:val="26"/>
         </w:rPr>
-        <w:t xml:space="preserve">, </w:t>
-      </w:r>
-      <w:proofErr w:type="spellStart"/>
-      <w:r>
-        <w:rPr>
-          <w:color w:val="000000"/>
-          <w:szCs w:val="26"/>
-        </w:rPr>
-        <w:t>PlantUML</w:t>
-      </w:r>
-      <w:proofErr w:type="spellEnd"/>
+        <w:t>, JIRA</w:t>
+      </w:r>
     </w:p>
     <w:p>
       <w:pPr>
@@ -2846,7 +3062,7 @@
           <w:sz w:val="24"/>
           <w:szCs w:val="26"/>
         </w:rPr>
-        <w:t>Debugger</w:t>
+        <w:t>Unit Testing</w:t>
       </w:r>
       <w:r>
         <w:rPr>
@@ -2861,166 +3077,9 @@
           <w:color w:val="000000"/>
           <w:szCs w:val="26"/>
         </w:rPr>
-        <w:t>Valgrind</w:t>
+        <w:t>Gtest</w:t>
       </w:r>
       <w:proofErr w:type="spellEnd"/>
-      <w:r>
-        <w:rPr>
-          <w:color w:val="000000"/>
-          <w:szCs w:val="26"/>
-        </w:rPr>
-        <w:t xml:space="preserve">, GDB, </w:t>
-      </w:r>
-      <w:r>
-        <w:rPr>
-          <w:color w:val="000000"/>
-          <w:szCs w:val="26"/>
-        </w:rPr>
-        <w:t>Lauterbach Trace32</w:t>
-      </w:r>
-    </w:p>
-    <w:p>
-      <w:pPr>
-        <w:pStyle w:val="ListParagraph"/>
-        <w:numPr>
-          <w:ilvl w:val="0"/>
-          <w:numId w:val="12"/>
-        </w:numPr>
-        <w:pBdr>
-          <w:top w:val="none" w:sz="4" w:space="0" w:color="auto"/>
-          <w:left w:val="none" w:sz="4" w:space="0" w:color="auto"/>
-          <w:bottom w:val="none" w:sz="4" w:space="0" w:color="auto"/>
-          <w:right w:val="none" w:sz="4" w:space="0" w:color="auto"/>
-          <w:between w:val="none" w:sz="4" w:space="0" w:color="auto"/>
-          <w:bar w:val="none" w:sz="4" w:color="auto"/>
-        </w:pBdr>
-        <w:rPr>
-          <w:color w:val="000000"/>
-          <w:szCs w:val="26"/>
-        </w:rPr>
-      </w:pPr>
-      <w:r>
-        <w:rPr>
-          <w:b/>
-          <w:color w:val="000000"/>
-          <w:sz w:val="24"/>
-          <w:szCs w:val="26"/>
-        </w:rPr>
-        <w:t>Automotive testing tools</w:t>
-      </w:r>
-      <w:r>
-        <w:rPr>
-          <w:color w:val="000000"/>
-          <w:szCs w:val="26"/>
-        </w:rPr>
-        <w:t xml:space="preserve">: </w:t>
-      </w:r>
-      <w:proofErr w:type="spellStart"/>
-      <w:r>
-        <w:rPr>
-          <w:color w:val="000000"/>
-          <w:szCs w:val="26"/>
-        </w:rPr>
-        <w:t>CANoe</w:t>
-      </w:r>
-      <w:proofErr w:type="spellEnd"/>
-    </w:p>
-    <w:p>
-      <w:pPr>
-        <w:pStyle w:val="ListParagraph"/>
-        <w:numPr>
-          <w:ilvl w:val="0"/>
-          <w:numId w:val="12"/>
-        </w:numPr>
-        <w:pBdr>
-          <w:top w:val="none" w:sz="4" w:space="0" w:color="auto"/>
-          <w:left w:val="none" w:sz="4" w:space="0" w:color="auto"/>
-          <w:bottom w:val="none" w:sz="4" w:space="0" w:color="auto"/>
-          <w:right w:val="none" w:sz="4" w:space="0" w:color="auto"/>
-          <w:between w:val="none" w:sz="4" w:space="0" w:color="auto"/>
-          <w:bar w:val="none" w:sz="4" w:color="auto"/>
-        </w:pBdr>
-        <w:rPr>
-          <w:color w:val="000000"/>
-          <w:szCs w:val="26"/>
-        </w:rPr>
-      </w:pPr>
-      <w:r>
-        <w:rPr>
-          <w:b/>
-          <w:color w:val="000000"/>
-          <w:sz w:val="24"/>
-          <w:szCs w:val="26"/>
-        </w:rPr>
-        <w:t>Project Manager</w:t>
-      </w:r>
-      <w:r>
-        <w:rPr>
-          <w:color w:val="000000"/>
-          <w:szCs w:val="26"/>
-        </w:rPr>
-        <w:t>: Gerrit, RTC workflow manager</w:t>
-      </w:r>
-      <w:r>
-        <w:rPr>
-          <w:color w:val="000000"/>
-          <w:szCs w:val="26"/>
-        </w:rPr>
-        <w:t>, JIRA</w:t>
-      </w:r>
-    </w:p>
-    <w:p>
-      <w:pPr>
-        <w:pStyle w:val="ListParagraph"/>
-        <w:numPr>
-          <w:ilvl w:val="0"/>
-          <w:numId w:val="12"/>
-        </w:numPr>
-        <w:pBdr>
-          <w:top w:val="none" w:sz="4" w:space="0" w:color="auto"/>
-          <w:left w:val="none" w:sz="4" w:space="0" w:color="auto"/>
-          <w:bottom w:val="none" w:sz="4" w:space="0" w:color="auto"/>
-          <w:right w:val="none" w:sz="4" w:space="0" w:color="auto"/>
-          <w:between w:val="none" w:sz="4" w:space="0" w:color="auto"/>
-          <w:bar w:val="none" w:sz="4" w:color="auto"/>
-        </w:pBdr>
-        <w:rPr>
-          <w:color w:val="000000"/>
-          <w:szCs w:val="26"/>
-        </w:rPr>
-      </w:pPr>
-      <w:r>
-        <w:rPr>
-          <w:b/>
-          <w:color w:val="000000"/>
-          <w:sz w:val="24"/>
-          <w:szCs w:val="26"/>
-        </w:rPr>
-        <w:t>Unit Testing</w:t>
-      </w:r>
-      <w:r>
-        <w:rPr>
-          <w:color w:val="000000"/>
-          <w:szCs w:val="26"/>
-        </w:rPr>
-        <w:t xml:space="preserve">: </w:t>
-      </w:r>
-      <w:proofErr w:type="spellStart"/>
-      <w:r>
-        <w:rPr>
-          <w:color w:val="000000"/>
-          <w:szCs w:val="26"/>
-        </w:rPr>
-        <w:t>Gtest</w:t>
-      </w:r>
-      <w:proofErr w:type="spellEnd"/>
-      <w:r>
-        <w:rPr>
-          <w:color w:val="000000"/>
-          <w:szCs w:val="26"/>
-        </w:rPr>
-        <w:t>, Excel UT automation</w:t>
-      </w:r>
       <w:r>
         <w:rPr>
           <w:color w:val="000000"/>
@@ -3108,7 +3167,7 @@
           <w:sz w:val="24"/>
           <w:szCs w:val="22"/>
         </w:rPr>
-        <w:t>OS</w:t>
+        <w:t>Build</w:t>
       </w:r>
       <w:r>
         <w:rPr>
@@ -3124,7 +3183,151 @@
           <w:sz w:val="22"/>
           <w:szCs w:val="22"/>
         </w:rPr>
+        <w:t xml:space="preserve"> </w:t>
+      </w:r>
+      <w:proofErr w:type="spellStart"/>
+      <w:r>
+        <w:rPr>
+          <w:color w:val="000000"/>
+          <w:sz w:val="22"/>
+          <w:szCs w:val="22"/>
+        </w:rPr>
+        <w:t>Cmake</w:t>
+      </w:r>
+      <w:proofErr w:type="spellEnd"/>
+      <w:r>
+        <w:rPr>
+          <w:color w:val="000000"/>
+          <w:sz w:val="22"/>
+          <w:szCs w:val="22"/>
+        </w:rPr>
+        <w:t xml:space="preserve">, </w:t>
+      </w:r>
+      <w:proofErr w:type="spellStart"/>
+      <w:r>
+        <w:rPr>
+          <w:color w:val="000000"/>
+          <w:sz w:val="22"/>
+          <w:szCs w:val="22"/>
+        </w:rPr>
+        <w:t>Sconscript</w:t>
+      </w:r>
+      <w:proofErr w:type="spellEnd"/>
+      <w:r>
+        <w:rPr>
+          <w:color w:val="000000"/>
+          <w:sz w:val="22"/>
+          <w:szCs w:val="22"/>
+        </w:rPr>
+        <w:t xml:space="preserve">, </w:t>
+      </w:r>
+      <w:proofErr w:type="spellStart"/>
+      <w:r>
+        <w:rPr>
+          <w:color w:val="000000"/>
+          <w:sz w:val="22"/>
+          <w:szCs w:val="22"/>
+        </w:rPr>
+        <w:t>makefile</w:t>
+      </w:r>
+      <w:proofErr w:type="spellEnd"/>
+    </w:p>
+    <w:p>
+      <w:pPr>
+        <w:pStyle w:val="BodyText"/>
+        <w:numPr>
+          <w:ilvl w:val="0"/>
+          <w:numId w:val="12"/>
+        </w:numPr>
+        <w:tabs>
+          <w:tab w:val="left" w:pos="2462"/>
+        </w:tabs>
+        <w:spacing w:before="71" w:line="184" w:lineRule="auto"/>
+        <w:ind w:right="1"/>
+        <w:rPr>
+          <w:color w:val="000000"/>
+          <w:sz w:val="22"/>
+          <w:szCs w:val="22"/>
+        </w:rPr>
+      </w:pPr>
+      <w:r>
+        <w:rPr>
+          <w:b/>
+          <w:color w:val="000000"/>
+          <w:sz w:val="24"/>
+          <w:szCs w:val="22"/>
+        </w:rPr>
+        <w:t>OS</w:t>
+      </w:r>
+      <w:r>
+        <w:rPr>
+          <w:color w:val="000000"/>
+          <w:sz w:val="22"/>
+          <w:szCs w:val="22"/>
+        </w:rPr>
+        <w:t>:</w:t>
+      </w:r>
+      <w:r>
+        <w:rPr>
+          <w:color w:val="000000"/>
+          <w:sz w:val="22"/>
+          <w:szCs w:val="22"/>
+        </w:rPr>
         <w:t xml:space="preserve"> Ubuntu</w:t>
+      </w:r>
+    </w:p>
+    <w:p>
+      <w:pPr>
+        <w:pStyle w:val="BodyText"/>
+        <w:numPr>
+          <w:ilvl w:val="0"/>
+          <w:numId w:val="12"/>
+        </w:numPr>
+        <w:tabs>
+          <w:tab w:val="left" w:pos="2462"/>
+        </w:tabs>
+        <w:spacing w:before="71" w:line="184" w:lineRule="auto"/>
+        <w:ind w:right="1"/>
+        <w:rPr>
+          <w:color w:val="000000"/>
+          <w:sz w:val="22"/>
+          <w:szCs w:val="22"/>
+        </w:rPr>
+      </w:pPr>
+      <w:r>
+        <w:rPr>
+          <w:b/>
+          <w:color w:val="000000"/>
+          <w:sz w:val="24"/>
+          <w:szCs w:val="22"/>
+        </w:rPr>
+        <w:t>AI tools:</w:t>
+      </w:r>
+      <w:r>
+        <w:rPr>
+          <w:color w:val="000000"/>
+          <w:sz w:val="22"/>
+          <w:szCs w:val="22"/>
+        </w:rPr>
+        <w:t xml:space="preserve"> </w:t>
+      </w:r>
+      <w:proofErr w:type="spellStart"/>
+      <w:r>
+        <w:rPr>
+          <w:color w:val="000000"/>
+          <w:sz w:val="22"/>
+          <w:szCs w:val="22"/>
+        </w:rPr>
+        <w:t>Github</w:t>
+      </w:r>
+      <w:proofErr w:type="spellEnd"/>
+      <w:r>
+        <w:rPr>
+          <w:color w:val="000000"/>
+          <w:sz w:val="22"/>
+          <w:szCs w:val="22"/>
+        </w:rPr>
+        <w:t xml:space="preserve"> Copilot, Perplexity, Google AI studio</w:t>
       </w:r>
     </w:p>
     <w:p/>
@@ -3300,12 +3503,16 @@
         <w:pStyle w:val="ListParagraph"/>
         <w:spacing w:line="276" w:lineRule="auto"/>
         <w:ind w:left="833" w:firstLine="0"/>
-      </w:pPr>
-      <w:r>
         <w:rPr>
           <w:color w:val="414141"/>
           <w:w w:val="110"/>
         </w:rPr>
+      </w:pPr>
+      <w:r>
+        <w:rPr>
+          <w:color w:val="414141"/>
+          <w:w w:val="110"/>
+        </w:rPr>
         <w:t>Move Semantics,</w:t>
       </w:r>
       <w:r>
@@ -3335,6 +3542,47 @@
           <w:w w:val="110"/>
         </w:rPr>
         <w:t>.</w:t>
+      </w:r>
+    </w:p>
+    <w:p>
+      <w:pPr>
+        <w:pStyle w:val="ListParagraph"/>
+        <w:numPr>
+          <w:ilvl w:val="0"/>
+          <w:numId w:val="11"/>
+        </w:numPr>
+        <w:spacing w:line="276" w:lineRule="auto"/>
+        <w:rPr>
+          <w:b/>
+          <w:bCs/>
+          <w:sz w:val="24"/>
+          <w:szCs w:val="24"/>
+        </w:rPr>
+      </w:pPr>
+      <w:r>
+        <w:rPr>
+          <w:b/>
+          <w:bCs/>
+          <w:color w:val="414141"/>
+          <w:w w:val="110"/>
+          <w:sz w:val="24"/>
+          <w:szCs w:val="24"/>
+        </w:rPr>
+        <w:t>AI Integration</w:t>
+      </w:r>
+    </w:p>
+    <w:p>
+      <w:pPr>
+        <w:pStyle w:val="ListParagraph"/>
+        <w:spacing w:line="276" w:lineRule="auto"/>
+        <w:ind w:left="833" w:firstLine="0"/>
+      </w:pPr>
+      <w:r>
+        <w:rPr>
+          <w:color w:val="414141"/>
+          <w:w w:val="110"/>
+        </w:rPr>
+        <w:t>Synthetic dataset generation, Local LLM integration</w:t>
       </w:r>
     </w:p>
     <w:p/>
@@ -4708,6 +4956,268 @@
     </w:lvl>
   </w:abstractNum>
   <w:abstractNum w:abstractNumId="6" w15:restartNumberingAfterBreak="0">
+    <w:nsid w:val="36593087"/>
+    <w:multiLevelType w:val="hybridMultilevel"/>
+    <w:tmpl w:val="D4CC2EBA"/>
+    <w:lvl w:ilvl="0" w:tplc="40090001">
+      <w:start w:val="1"/>
+      <w:numFmt w:val="bullet"/>
+      <w:lvlText w:val=""/>
+      <w:lvlJc w:val="left"/>
+      <w:pPr>
+        <w:ind w:left="720" w:hanging="360"/>
+      </w:pPr>
+      <w:rPr>
+        <w:rFonts w:ascii="Symbol" w:hAnsi="Symbol" w:hint="default"/>
+      </w:rPr>
+    </w:lvl>
+    <w:lvl w:ilvl="1" w:tplc="40090003" w:tentative="1">
+      <w:start w:val="1"/>
+      <w:numFmt w:val="bullet"/>
+      <w:lvlText w:val="o"/>
+      <w:lvlJc w:val="left"/>
+      <w:pPr>
+        <w:ind w:left="1440" w:hanging="360"/>
+      </w:pPr>
+      <w:rPr>
+        <w:rFonts w:ascii="Courier New" w:hAnsi="Courier New" w:cs="Courier New" w:hint="default"/>
+      </w:rPr>
+    </w:lvl>
+    <w:lvl w:ilvl="2" w:tplc="40090005" w:tentative="1">
+      <w:start w:val="1"/>
+      <w:numFmt w:val="bullet"/>
+      <w:lvlText w:val=""/>
+      <w:lvlJc w:val="left"/>
+      <w:pPr>
+        <w:ind w:left="2160" w:hanging="360"/>
+      </w:pPr>
+      <w:rPr>
+        <w:rFonts w:ascii="Wingdings" w:hAnsi="Wingdings" w:hint="default"/>
+      </w:rPr>
+    </w:lvl>
+    <w:lvl w:ilvl="3" w:tplc="40090001" w:tentative="1">
+      <w:start w:val="1"/>
+      <w:numFmt w:val="bullet"/>
+      <w:lvlText w:val=""/>
+      <w:lvlJc w:val="left"/>
+      <w:pPr>
+        <w:ind w:left="2880" w:hanging="360"/>
+      </w:pPr>
+      <w:rPr>
+        <w:rFonts w:ascii="Symbol" w:hAnsi="Symbol" w:hint="default"/>
+      </w:rPr>
+    </w:lvl>
+    <w:lvl w:ilvl="4" w:tplc="40090003" w:tentative="1">
+      <w:start w:val="1"/>
+      <w:numFmt w:val="bullet"/>
+      <w:lvlText w:val="o"/>
+      <w:lvlJc w:val="left"/>
+      <w:pPr>
+        <w:ind w:left="3600" w:hanging="360"/>
+      </w:pPr>
+      <w:rPr>
+        <w:rFonts w:ascii="Courier New" w:hAnsi="Courier New" w:cs="Courier New" w:hint="default"/>
+      </w:rPr>
+    </w:lvl>
+    <w:lvl w:ilvl="5" w:tplc="40090005" w:tentative="1">
+      <w:start w:val="1"/>
+      <w:numFmt w:val="bullet"/>
+      <w:lvlText w:val=""/>
+      <w:lvlJc w:val="left"/>
+      <w:pPr>
+        <w:ind w:left="4320" w:hanging="360"/>
+      </w:pPr>
+      <w:rPr>
+        <w:rFonts w:ascii="Wingdings" w:hAnsi="Wingdings" w:hint="default"/>
+      </w:rPr>
+    </w:lvl>
+    <w:lvl w:ilvl="6" w:tplc="40090001" w:tentative="1">
+      <w:start w:val="1"/>
+      <w:numFmt w:val="bullet"/>
+      <w:lvlText w:val=""/>
+      <w:lvlJc w:val="left"/>
+      <w:pPr>
+        <w:ind w:left="5040" w:hanging="360"/>
+      </w:pPr>
+      <w:rPr>
+        <w:rFonts w:ascii="Symbol" w:hAnsi="Symbol" w:hint="default"/>
+      </w:rPr>
+    </w:lvl>
+    <w:lvl w:ilvl="7" w:tplc="40090003" w:tentative="1">
+      <w:start w:val="1"/>
+      <w:numFmt w:val="bullet"/>
+      <w:lvlText w:val="o"/>
+      <w:lvlJc w:val="left"/>
+      <w:pPr>
+        <w:ind w:left="5760" w:hanging="360"/>
+      </w:pPr>
+      <w:rPr>
+        <w:rFonts w:ascii="Courier New" w:hAnsi="Courier New" w:cs="Courier New" w:hint="default"/>
+      </w:rPr>
+    </w:lvl>
+    <w:lvl w:ilvl="8" w:tplc="40090005" w:tentative="1">
+      <w:start w:val="1"/>
+      <w:numFmt w:val="bullet"/>
+      <w:lvlText w:val=""/>
+      <w:lvlJc w:val="left"/>
+      <w:pPr>
+        <w:ind w:left="6480" w:hanging="360"/>
+      </w:pPr>
+      <w:rPr>
+        <w:rFonts w:ascii="Wingdings" w:hAnsi="Wingdings" w:hint="default"/>
+      </w:rPr>
+    </w:lvl>
+  </w:abstractNum>
+  <w:abstractNum w:abstractNumId="7" w15:restartNumberingAfterBreak="0">
+    <w:nsid w:val="3ED652F7"/>
+    <w:multiLevelType w:val="multilevel"/>
+    <w:tmpl w:val="183060E0"/>
+    <w:lvl w:ilvl="0">
+      <w:start w:val="1"/>
+      <w:numFmt w:val="bullet"/>
+      <w:lvlText w:val=""/>
+      <w:lvlJc w:val="left"/>
+      <w:pPr>
+        <w:tabs>
+          <w:tab w:val="num" w:pos="720"/>
+        </w:tabs>
+        <w:ind w:left="720" w:hanging="360"/>
+      </w:pPr>
+      <w:rPr>
+        <w:rFonts w:ascii="Symbol" w:hAnsi="Symbol" w:hint="default"/>
+        <w:sz w:val="20"/>
+      </w:rPr>
+    </w:lvl>
+    <w:lvl w:ilvl="1" w:tentative="1">
+      <w:start w:val="1"/>
+      <w:numFmt w:val="bullet"/>
+      <w:lvlText w:val=""/>
+      <w:lvlJc w:val="left"/>
+      <w:pPr>
+        <w:tabs>
+          <w:tab w:val="num" w:pos="1440"/>
+        </w:tabs>
+        <w:ind w:left="1440" w:hanging="360"/>
+      </w:pPr>
+      <w:rPr>
+        <w:rFonts w:ascii="Symbol" w:hAnsi="Symbol" w:hint="default"/>
+        <w:sz w:val="20"/>
+      </w:rPr>
+    </w:lvl>
+    <w:lvl w:ilvl="2" w:tentative="1">
+      <w:start w:val="1"/>
+      <w:numFmt w:val="bullet"/>
+      <w:lvlText w:val=""/>
+      <w:lvlJc w:val="left"/>
+      <w:pPr>
+        <w:tabs>
+          <w:tab w:val="num" w:pos="2160"/>
+        </w:tabs>
+        <w:ind w:left="2160" w:hanging="360"/>
+      </w:pPr>
+      <w:rPr>
+        <w:rFonts w:ascii="Symbol" w:hAnsi="Symbol" w:hint="default"/>
+        <w:sz w:val="20"/>
+      </w:rPr>
+    </w:lvl>
+    <w:lvl w:ilvl="3" w:tentative="1">
+      <w:start w:val="1"/>
+      <w:numFmt w:val="bullet"/>
+      <w:lvlText w:val=""/>
+      <w:lvlJc w:val="left"/>
+      <w:pPr>
+        <w:tabs>
+          <w:tab w:val="num" w:pos="2880"/>
+        </w:tabs>
+        <w:ind w:left="2880" w:hanging="360"/>
+      </w:pPr>
+      <w:rPr>
+        <w:rFonts w:ascii="Symbol" w:hAnsi="Symbol" w:hint="default"/>
+        <w:sz w:val="20"/>
+      </w:rPr>
+    </w:lvl>
+    <w:lvl w:ilvl="4" w:tentative="1">
+      <w:start w:val="1"/>
+      <w:numFmt w:val="bullet"/>
+      <w:lvlText w:val=""/>
+      <w:lvlJc w:val="left"/>
+      <w:pPr>
+        <w:tabs>
+          <w:tab w:val="num" w:pos="3600"/>
+        </w:tabs>
+        <w:ind w:left="3600" w:hanging="360"/>
+      </w:pPr>
+      <w:rPr>
+        <w:rFonts w:ascii="Symbol" w:hAnsi="Symbol" w:hint="default"/>
+        <w:sz w:val="20"/>
+      </w:rPr>
+    </w:lvl>
+    <w:lvl w:ilvl="5" w:tentative="1">
+      <w:start w:val="1"/>
+      <w:numFmt w:val="bullet"/>
+      <w:lvlText w:val=""/>
+      <w:lvlJc w:val="left"/>
+      <w:pPr>
+        <w:tabs>
+          <w:tab w:val="num" w:pos="4320"/>
+        </w:tabs>
+        <w:ind w:left="4320" w:hanging="360"/>
+      </w:pPr>
+      <w:rPr>
+        <w:rFonts w:ascii="Symbol" w:hAnsi="Symbol" w:hint="default"/>
+        <w:sz w:val="20"/>
+      </w:rPr>
+    </w:lvl>
+    <w:lvl w:ilvl="6" w:tentative="1">
+      <w:start w:val="1"/>
+      <w:numFmt w:val="bullet"/>
+      <w:lvlText w:val=""/>
+      <w:lvlJc w:val="left"/>
+      <w:pPr>
+        <w:tabs>
+          <w:tab w:val="num" w:pos="5040"/>
+        </w:tabs>
+        <w:ind w:left="5040" w:hanging="360"/>
+      </w:pPr>
+      <w:rPr>
+        <w:rFonts w:ascii="Symbol" w:hAnsi="Symbol" w:hint="default"/>
+        <w:sz w:val="20"/>
+      </w:rPr>
+    </w:lvl>
+    <w:lvl w:ilvl="7" w:tentative="1">
+      <w:start w:val="1"/>
+      <w:numFmt w:val="bullet"/>
+      <w:lvlText w:val=""/>
+      <w:lvlJc w:val="left"/>
+      <w:pPr>
+        <w:tabs>
+          <w:tab w:val="num" w:pos="5760"/>
+        </w:tabs>
+        <w:ind w:left="5760" w:hanging="360"/>
+      </w:pPr>
+      <w:rPr>
+        <w:rFonts w:ascii="Symbol" w:hAnsi="Symbol" w:hint="default"/>
+        <w:sz w:val="20"/>
+      </w:rPr>
+    </w:lvl>
+    <w:lvl w:ilvl="8" w:tentative="1">
+      <w:start w:val="1"/>
+      <w:numFmt w:val="bullet"/>
+      <w:lvlText w:val=""/>
+      <w:lvlJc w:val="left"/>
+      <w:pPr>
+        <w:tabs>
+          <w:tab w:val="num" w:pos="6480"/>
+        </w:tabs>
+        <w:ind w:left="6480" w:hanging="360"/>
+      </w:pPr>
+      <w:rPr>
+        <w:rFonts w:ascii="Symbol" w:hAnsi="Symbol" w:hint="default"/>
+        <w:sz w:val="20"/>
+      </w:rPr>
+    </w:lvl>
+  </w:abstractNum>
+  <w:abstractNum w:abstractNumId="8" w15:restartNumberingAfterBreak="0">
     <w:nsid w:val="52107CDB"/>
     <w:multiLevelType w:val="hybridMultilevel"/>
     <w:tmpl w:val="4D96F610"/>
@@ -4820,7 +5330,7 @@
       </w:rPr>
     </w:lvl>
   </w:abstractNum>
-  <w:abstractNum w:abstractNumId="7" w15:restartNumberingAfterBreak="0">
+  <w:abstractNum w:abstractNumId="9" w15:restartNumberingAfterBreak="0">
     <w:nsid w:val="53DC72F8"/>
     <w:multiLevelType w:val="hybridMultilevel"/>
     <w:tmpl w:val="D1DEB5A0"/>
@@ -4934,7 +5444,7 @@
       </w:rPr>
     </w:lvl>
   </w:abstractNum>
-  <w:abstractNum w:abstractNumId="8" w15:restartNumberingAfterBreak="0">
+  <w:abstractNum w:abstractNumId="10" w15:restartNumberingAfterBreak="0">
     <w:nsid w:val="699378BD"/>
     <w:multiLevelType w:val="hybridMultilevel"/>
     <w:tmpl w:val="5592366C"/>
@@ -5047,7 +5557,7 @@
       </w:rPr>
     </w:lvl>
   </w:abstractNum>
-  <w:abstractNum w:abstractNumId="9" w15:restartNumberingAfterBreak="0">
+  <w:abstractNum w:abstractNumId="11" w15:restartNumberingAfterBreak="0">
     <w:nsid w:val="6F8B65F3"/>
     <w:multiLevelType w:val="hybridMultilevel"/>
     <w:tmpl w:val="CDAE044E"/>
@@ -5160,7 +5670,7 @@
       </w:rPr>
     </w:lvl>
   </w:abstractNum>
-  <w:abstractNum w:abstractNumId="10" w15:restartNumberingAfterBreak="0">
+  <w:abstractNum w:abstractNumId="12" w15:restartNumberingAfterBreak="0">
     <w:nsid w:val="713673C4"/>
     <w:multiLevelType w:val="hybridMultilevel"/>
     <w:tmpl w:val="13CCD532"/>
@@ -5273,7 +5783,7 @@
       </w:rPr>
     </w:lvl>
   </w:abstractNum>
-  <w:abstractNum w:abstractNumId="11" w15:restartNumberingAfterBreak="0">
+  <w:abstractNum w:abstractNumId="13" w15:restartNumberingAfterBreak="0">
     <w:nsid w:val="7F955328"/>
     <w:multiLevelType w:val="hybridMultilevel"/>
     <w:tmpl w:val="B7A6D8DA"/>
@@ -5387,10 +5897,10 @@
     </w:lvl>
   </w:abstractNum>
   <w:num w:numId="1" w16cid:durableId="1819764795">
-    <w:abstractNumId w:val="7"/>
+    <w:abstractNumId w:val="9"/>
   </w:num>
   <w:num w:numId="2" w16cid:durableId="1015577343">
-    <w:abstractNumId w:val="6"/>
+    <w:abstractNumId w:val="8"/>
   </w:num>
   <w:num w:numId="3" w16cid:durableId="37171779">
     <w:abstractNumId w:val="4"/>
@@ -5405,22 +5915,28 @@
     <w:abstractNumId w:val="0"/>
   </w:num>
   <w:num w:numId="7" w16cid:durableId="978458224">
-    <w:abstractNumId w:val="11"/>
+    <w:abstractNumId w:val="13"/>
   </w:num>
   <w:num w:numId="8" w16cid:durableId="1786851892">
     <w:abstractNumId w:val="2"/>
   </w:num>
   <w:num w:numId="9" w16cid:durableId="1924143344">
-    <w:abstractNumId w:val="9"/>
+    <w:abstractNumId w:val="11"/>
   </w:num>
   <w:num w:numId="10" w16cid:durableId="1466242932">
-    <w:abstractNumId w:val="10"/>
+    <w:abstractNumId w:val="12"/>
   </w:num>
   <w:num w:numId="11" w16cid:durableId="73825292">
     <w:abstractNumId w:val="3"/>
   </w:num>
   <w:num w:numId="12" w16cid:durableId="1133210350">
-    <w:abstractNumId w:val="8"/>
+    <w:abstractNumId w:val="10"/>
+  </w:num>
+  <w:num w:numId="13" w16cid:durableId="1659307288">
+    <w:abstractNumId w:val="7"/>
+  </w:num>
+  <w:num w:numId="14" w16cid:durableId="228004402">
+    <w:abstractNumId w:val="6"/>
   </w:num>
 </w:numbering>
 </file>
@@ -6543,6 +7059,20 @@
       <w:u w:val="single"/>
     </w:rPr>
   </w:style>
+  <w:style w:type="paragraph" w:customStyle="1" w:styleId="my-0">
+    <w:name w:val="my-0"/>
+    <w:basedOn w:val="Normal"/>
+    <w:rsid w:val="00307021"/>
+    <w:pPr>
+      <w:spacing w:before="100" w:beforeAutospacing="1" w:after="100" w:afterAutospacing="1"/>
+    </w:pPr>
+    <w:rPr>
+      <w:rFonts w:ascii="Times New Roman" w:eastAsia="Times New Roman" w:hAnsi="Times New Roman" w:cs="Times New Roman"/>
+      <w:sz w:val="24"/>
+      <w:szCs w:val="24"/>
+      <w:lang w:val="en-IN" w:eastAsia="en-IN"/>
+    </w:rPr>
+  </w:style>
 </w:styles>
 </file>
 

--- a/assets/CV/RobinCR_Software_Developer.docx
+++ b/assets/CV/RobinCR_Software_Developer.docx
@@ -815,16 +815,7 @@
           <w:sz w:val="20"/>
           <w:szCs w:val="20"/>
         </w:rPr>
-        <w:t xml:space="preserve">, </w:t>
-      </w:r>
-      <w:r>
-        <w:rPr>
-          <w:color w:val="333333"/>
-          <w:w w:val="110"/>
-          <w:sz w:val="20"/>
-          <w:szCs w:val="20"/>
-        </w:rPr>
-        <w:t xml:space="preserve">Design Patterns </w:t>
+        <w:t xml:space="preserve"> </w:t>
       </w:r>
       <w:r>
         <w:rPr>
@@ -1416,7 +1407,6 @@
           <w:bottom w:val="single" w:sz="2" w:space="0" w:color="E5E7EB"/>
           <w:right w:val="single" w:sz="2" w:space="0" w:color="E5E7EB"/>
         </w:pBdr>
-        <w:spacing w:before="0" w:beforeAutospacing="0" w:after="0" w:afterAutospacing="0"/>
         <w:rPr>
           <w:rFonts w:ascii="Liberation Sans Narrow" w:hAnsi="Liberation Sans Narrow" w:cs="Segoe UI"/>
           <w:sz w:val="22"/>
@@ -1429,7 +1419,35 @@
           <w:sz w:val="22"/>
           <w:szCs w:val="22"/>
         </w:rPr>
-        <w:t>Created and maintained efficient parsers for ROS node communication.</w:t>
+        <w:t>Developed boundary and berm detection feature for mine site.</w:t>
+      </w:r>
+    </w:p>
+    <w:p>
+      <w:pPr>
+        <w:pStyle w:val="my-0"/>
+        <w:numPr>
+          <w:ilvl w:val="0"/>
+          <w:numId w:val="13"/>
+        </w:numPr>
+        <w:pBdr>
+          <w:top w:val="single" w:sz="2" w:space="0" w:color="E5E7EB"/>
+          <w:left w:val="single" w:sz="2" w:space="0" w:color="E5E7EB"/>
+          <w:bottom w:val="single" w:sz="2" w:space="0" w:color="E5E7EB"/>
+          <w:right w:val="single" w:sz="2" w:space="0" w:color="E5E7EB"/>
+        </w:pBdr>
+        <w:rPr>
+          <w:rFonts w:ascii="Liberation Sans Narrow" w:hAnsi="Liberation Sans Narrow" w:cs="Segoe UI"/>
+          <w:sz w:val="22"/>
+          <w:szCs w:val="22"/>
+        </w:rPr>
+      </w:pPr>
+      <w:r>
+        <w:rPr>
+          <w:rFonts w:ascii="Liberation Sans Narrow" w:hAnsi="Liberation Sans Narrow" w:cs="Segoe UI"/>
+          <w:sz w:val="22"/>
+          <w:szCs w:val="22"/>
+        </w:rPr>
+        <w:t>Supported the development of the rut detection feature for haul trucks.</w:t>
       </w:r>
     </w:p>
     <w:p>
@@ -1914,7 +1932,7 @@
           <w:sz w:val="20"/>
           <w:szCs w:val="24"/>
         </w:rPr>
-        <w:t>Interior Monitoring System (IMS) Project</w:t>
+        <w:t>Interior Monitoring System (IMS)</w:t>
       </w:r>
       <w:r>
         <w:rPr>
@@ -1924,7 +1942,17 @@
           <w:sz w:val="20"/>
           <w:szCs w:val="24"/>
         </w:rPr>
-        <w:t xml:space="preserve"> – Camera Perception</w:t>
+        <w:t xml:space="preserve"> </w:t>
+      </w:r>
+      <w:r>
+        <w:rPr>
+          <w:b/>
+          <w:bCs/>
+          <w:color w:val="000000"/>
+          <w:sz w:val="20"/>
+          <w:szCs w:val="24"/>
+        </w:rPr>
+        <w:t>– Camera Perception</w:t>
       </w:r>
     </w:p>
     <w:p>
@@ -1948,7 +1976,7 @@
         </w:numPr>
       </w:pPr>
       <w:r>
-        <w:t>Able to handle real world bugs which require proper strategies, Problem Solving and analytical skills.</w:t>
+        <w:t>Developed internal tools for simulating driver behaviors for debugging the issues without hardware.</w:t>
       </w:r>
     </w:p>
     <w:p>
@@ -1960,7 +1988,7 @@
         </w:numPr>
       </w:pPr>
       <w:r>
-        <w:t>Developed internal tools for simulating driver behaviors for debugging the issues without hardware.</w:t>
+        <w:t>Contributed to the development of hardware and software reset for camera.</w:t>
       </w:r>
     </w:p>
     <w:p>
@@ -1972,7 +2000,13 @@
         </w:numPr>
       </w:pPr>
       <w:r>
-        <w:t>A proper research and contributor for technical problems raised by client.</w:t>
+        <w:t>Modules implementations such as interfaces, precondition handlers, error handlers</w:t>
+      </w:r>
+      <w:r>
+        <w:t xml:space="preserve">, schedulers </w:t>
+      </w:r>
+      <w:r>
+        <w:t xml:space="preserve">etc. </w:t>
       </w:r>
     </w:p>
     <w:p>
@@ -1984,13 +2018,10 @@
         </w:numPr>
       </w:pPr>
       <w:r>
-        <w:t>Modules implementations such as interfaces, precondition handlers, error handlers</w:t>
-      </w:r>
-      <w:r>
-        <w:t xml:space="preserve">, schedulers </w:t>
-      </w:r>
-      <w:r>
-        <w:t xml:space="preserve">etc. </w:t>
+        <w:t>Successfully addressed and resolved Level 8 and 9 QAC++ warnings in the codebase</w:t>
+      </w:r>
+      <w:r>
+        <w:t>.</w:t>
       </w:r>
     </w:p>
     <w:p>
@@ -2002,10 +2033,19 @@
         </w:numPr>
       </w:pPr>
       <w:r>
-        <w:t>Successfully addressed and resolved Level 8 and 9 QAC++ warnings in the codebase</w:t>
-      </w:r>
-      <w:r>
-        <w:t>.</w:t>
+        <w:t>Worked in the project migration on virtual machine to docker.</w:t>
+      </w:r>
+    </w:p>
+    <w:p>
+      <w:pPr>
+        <w:pStyle w:val="ListParagraph"/>
+        <w:numPr>
+          <w:ilvl w:val="0"/>
+          <w:numId w:val="9"/>
+        </w:numPr>
+      </w:pPr>
+      <w:r>
+        <w:t>Able to handle real world bugs which require proper strategies, Problem Solving and analytical skills</w:t>
       </w:r>
     </w:p>
     <w:p>
@@ -2069,7 +2109,17 @@
           <w:sz w:val="20"/>
           <w:szCs w:val="24"/>
         </w:rPr>
-        <w:t>Instrument Cluster Project</w:t>
+        <w:t xml:space="preserve">Digital </w:t>
+      </w:r>
+      <w:r>
+        <w:rPr>
+          <w:b/>
+          <w:bCs/>
+          <w:color w:val="000000"/>
+          <w:sz w:val="20"/>
+          <w:szCs w:val="24"/>
+        </w:rPr>
+        <w:t xml:space="preserve">Instrument Cluster </w:t>
       </w:r>
     </w:p>
     <w:p>
@@ -2105,10 +2155,7 @@
         </w:numPr>
       </w:pPr>
       <w:r>
-        <w:t>Issue reproduction based on scenarios (Bugs and Change Requests)</w:t>
-      </w:r>
-      <w:r>
-        <w:t>.</w:t>
+        <w:t>Contributed to the development and integration of the Trip Computer module.</w:t>
       </w:r>
     </w:p>
     <w:p>
@@ -2120,7 +2167,7 @@
         </w:numPr>
       </w:pPr>
       <w:r>
-        <w:t xml:space="preserve">Functionality testing based on all dependent modules. </w:t>
+        <w:t>Identified and resolved a critical tell-tale toggling issue.</w:t>
       </w:r>
     </w:p>
     <w:p>
@@ -2132,10 +2179,7 @@
         </w:numPr>
       </w:pPr>
       <w:r>
-        <w:t xml:space="preserve">Writing unit tests and performing testing to ensure software </w:t>
-      </w:r>
-      <w:r>
-        <w:t>functionality.</w:t>
+        <w:t>Investigated, raised, and fixed a bootloader timeout issue in the ECU.</w:t>
       </w:r>
     </w:p>
     <w:p>
@@ -2147,7 +2191,19 @@
         </w:numPr>
       </w:pPr>
       <w:r>
-        <w:t xml:space="preserve">Implemented an algorithm that will modify the fixed parameters in RTE layer into a configurable in application layer. </w:t>
+        <w:t>Writing unit tests and perfor</w:t>
+      </w:r>
+      <w:r>
+        <w:t>ms f</w:t>
+      </w:r>
+      <w:r>
+        <w:t xml:space="preserve">unctionality </w:t>
+      </w:r>
+      <w:r>
+        <w:t xml:space="preserve">testing to ensure software </w:t>
+      </w:r>
+      <w:r>
+        <w:t>functionality.</w:t>
       </w:r>
     </w:p>
     <w:p>
@@ -2159,6 +2215,18 @@
         </w:numPr>
       </w:pPr>
       <w:r>
+        <w:t xml:space="preserve">Implemented an algorithm that will modify the fixed parameters in RTE layer into a configurable in application layer. </w:t>
+      </w:r>
+    </w:p>
+    <w:p>
+      <w:pPr>
+        <w:pStyle w:val="ListParagraph"/>
+        <w:numPr>
+          <w:ilvl w:val="0"/>
+          <w:numId w:val="10"/>
+        </w:numPr>
+      </w:pPr>
+      <w:r>
         <w:t>Base level knowledge on Diagnostics, Bootloader and RTE layer is gained.</w:t>
       </w:r>
     </w:p>
@@ -2556,7 +2624,6 @@
         <w:rPr>
           <w:w w:val="115"/>
         </w:rPr>
-        <w:lastRenderedPageBreak/>
         <w:t xml:space="preserve"> Pro</w:t>
       </w:r>
       <w:r>
@@ -2758,579 +2825,665 @@
         <w:tab/>
       </w:r>
     </w:p>
-    <w:p>
-      <w:pPr>
-        <w:pStyle w:val="ListParagraph"/>
-        <w:numPr>
-          <w:ilvl w:val="0"/>
-          <w:numId w:val="12"/>
-        </w:numPr>
-        <w:pBdr>
-          <w:top w:val="none" w:sz="4" w:space="0" w:color="auto"/>
-          <w:left w:val="none" w:sz="4" w:space="0" w:color="auto"/>
-          <w:bottom w:val="none" w:sz="4" w:space="0" w:color="auto"/>
-          <w:right w:val="none" w:sz="4" w:space="0" w:color="auto"/>
-          <w:between w:val="none" w:sz="4" w:space="0" w:color="auto"/>
-          <w:bar w:val="none" w:sz="4" w:color="auto"/>
-        </w:pBdr>
-        <w:rPr>
-          <w:color w:val="000000"/>
-          <w:szCs w:val="26"/>
-        </w:rPr>
-      </w:pPr>
-      <w:r>
-        <w:rPr>
-          <w:b/>
-          <w:color w:val="000000"/>
-          <w:sz w:val="24"/>
-          <w:szCs w:val="26"/>
-        </w:rPr>
-        <w:t>Microcontrollers</w:t>
-      </w:r>
-      <w:r>
-        <w:rPr>
-          <w:color w:val="000000"/>
-          <w:szCs w:val="26"/>
-        </w:rPr>
-        <w:t>: ARM Cortex M3 LPC1768, ESP8266</w:t>
-      </w:r>
-    </w:p>
-    <w:p>
-      <w:pPr>
-        <w:pStyle w:val="ListParagraph"/>
-        <w:numPr>
-          <w:ilvl w:val="0"/>
-          <w:numId w:val="12"/>
-        </w:numPr>
-        <w:pBdr>
-          <w:top w:val="none" w:sz="4" w:space="0" w:color="auto"/>
-          <w:left w:val="none" w:sz="4" w:space="0" w:color="auto"/>
-          <w:bottom w:val="none" w:sz="4" w:space="0" w:color="auto"/>
-          <w:right w:val="none" w:sz="4" w:space="0" w:color="auto"/>
-          <w:between w:val="none" w:sz="4" w:space="0" w:color="auto"/>
-          <w:bar w:val="none" w:sz="4" w:color="auto"/>
-        </w:pBdr>
-        <w:rPr>
-          <w:color w:val="000000"/>
-          <w:szCs w:val="26"/>
-        </w:rPr>
-      </w:pPr>
-      <w:r>
-        <w:rPr>
-          <w:b/>
-          <w:color w:val="000000"/>
-          <w:sz w:val="24"/>
-          <w:szCs w:val="26"/>
-        </w:rPr>
-        <w:t>Protocols</w:t>
-      </w:r>
-      <w:r>
-        <w:rPr>
-          <w:color w:val="000000"/>
-          <w:szCs w:val="26"/>
-        </w:rPr>
-        <w:t>: UART, I2C, SPI, CAN</w:t>
-      </w:r>
-    </w:p>
-    <w:p>
-      <w:pPr>
-        <w:pStyle w:val="ListParagraph"/>
-        <w:numPr>
-          <w:ilvl w:val="0"/>
-          <w:numId w:val="12"/>
-        </w:numPr>
-        <w:pBdr>
-          <w:top w:val="none" w:sz="4" w:space="0" w:color="auto"/>
-          <w:left w:val="none" w:sz="4" w:space="0" w:color="auto"/>
-          <w:bottom w:val="none" w:sz="4" w:space="0" w:color="auto"/>
-          <w:right w:val="none" w:sz="4" w:space="0" w:color="auto"/>
-          <w:between w:val="none" w:sz="4" w:space="0" w:color="auto"/>
-          <w:bar w:val="none" w:sz="4" w:color="auto"/>
-        </w:pBdr>
-        <w:rPr>
-          <w:color w:val="000000"/>
-          <w:szCs w:val="26"/>
-        </w:rPr>
-      </w:pPr>
-      <w:r>
-        <w:rPr>
-          <w:b/>
-          <w:color w:val="000000"/>
-          <w:sz w:val="24"/>
-          <w:szCs w:val="26"/>
-        </w:rPr>
-        <w:t>Design</w:t>
-      </w:r>
-      <w:r>
-        <w:rPr>
-          <w:color w:val="000000"/>
-          <w:szCs w:val="26"/>
-        </w:rPr>
-        <w:t>: Enterprise Architecture</w:t>
-      </w:r>
-      <w:r>
-        <w:rPr>
-          <w:color w:val="000000"/>
-          <w:szCs w:val="26"/>
-        </w:rPr>
-        <w:t xml:space="preserve">, </w:t>
-      </w:r>
-      <w:proofErr w:type="spellStart"/>
-      <w:r>
-        <w:rPr>
-          <w:color w:val="000000"/>
-          <w:szCs w:val="26"/>
-        </w:rPr>
-        <w:t>PlantUML</w:t>
-      </w:r>
-      <w:proofErr w:type="spellEnd"/>
-    </w:p>
-    <w:p>
-      <w:pPr>
-        <w:pStyle w:val="ListParagraph"/>
-        <w:numPr>
-          <w:ilvl w:val="0"/>
-          <w:numId w:val="12"/>
-        </w:numPr>
-        <w:pBdr>
-          <w:top w:val="none" w:sz="4" w:space="0" w:color="auto"/>
-          <w:left w:val="none" w:sz="4" w:space="0" w:color="auto"/>
-          <w:bottom w:val="none" w:sz="4" w:space="0" w:color="auto"/>
-          <w:right w:val="none" w:sz="4" w:space="0" w:color="auto"/>
-          <w:between w:val="none" w:sz="4" w:space="0" w:color="auto"/>
-          <w:bar w:val="none" w:sz="4" w:color="auto"/>
-        </w:pBdr>
-        <w:rPr>
-          <w:color w:val="000000"/>
-          <w:szCs w:val="26"/>
-        </w:rPr>
-      </w:pPr>
-      <w:r>
-        <w:rPr>
-          <w:b/>
-          <w:color w:val="000000"/>
-          <w:sz w:val="24"/>
-          <w:szCs w:val="26"/>
-        </w:rPr>
-        <w:t>Debugger</w:t>
-      </w:r>
-      <w:r>
-        <w:rPr>
-          <w:color w:val="000000"/>
-          <w:szCs w:val="26"/>
-        </w:rPr>
-        <w:t xml:space="preserve">: </w:t>
-      </w:r>
-      <w:proofErr w:type="spellStart"/>
-      <w:r>
-        <w:rPr>
-          <w:color w:val="000000"/>
-          <w:szCs w:val="26"/>
-        </w:rPr>
-        <w:t>Valgrind</w:t>
-      </w:r>
-      <w:proofErr w:type="spellEnd"/>
-      <w:r>
-        <w:rPr>
-          <w:color w:val="000000"/>
-          <w:szCs w:val="26"/>
-        </w:rPr>
-        <w:t xml:space="preserve">, GDB, </w:t>
-      </w:r>
-      <w:r>
-        <w:rPr>
-          <w:color w:val="000000"/>
-          <w:szCs w:val="26"/>
-        </w:rPr>
-        <w:t>Lauterbach Trace32</w:t>
-      </w:r>
-    </w:p>
-    <w:p>
-      <w:pPr>
-        <w:pStyle w:val="ListParagraph"/>
-        <w:numPr>
-          <w:ilvl w:val="0"/>
-          <w:numId w:val="12"/>
-        </w:numPr>
-        <w:pBdr>
-          <w:top w:val="none" w:sz="4" w:space="0" w:color="auto"/>
-          <w:left w:val="none" w:sz="4" w:space="0" w:color="auto"/>
-          <w:bottom w:val="none" w:sz="4" w:space="0" w:color="auto"/>
-          <w:right w:val="none" w:sz="4" w:space="0" w:color="auto"/>
-          <w:between w:val="none" w:sz="4" w:space="0" w:color="auto"/>
-          <w:bar w:val="none" w:sz="4" w:color="auto"/>
-        </w:pBdr>
-        <w:rPr>
-          <w:color w:val="000000"/>
-          <w:szCs w:val="26"/>
-        </w:rPr>
-      </w:pPr>
-      <w:r>
-        <w:rPr>
-          <w:b/>
-          <w:color w:val="000000"/>
-          <w:sz w:val="24"/>
-          <w:szCs w:val="26"/>
-        </w:rPr>
-        <w:t>Automotive testing tools</w:t>
-      </w:r>
-      <w:r>
-        <w:rPr>
-          <w:color w:val="000000"/>
-          <w:szCs w:val="26"/>
-        </w:rPr>
-        <w:t xml:space="preserve">: </w:t>
-      </w:r>
-      <w:proofErr w:type="spellStart"/>
-      <w:r>
-        <w:rPr>
-          <w:color w:val="000000"/>
-          <w:szCs w:val="26"/>
-        </w:rPr>
-        <w:t>CANoe</w:t>
-      </w:r>
-      <w:proofErr w:type="spellEnd"/>
-    </w:p>
-    <w:p>
-      <w:pPr>
-        <w:pStyle w:val="ListParagraph"/>
-        <w:numPr>
-          <w:ilvl w:val="0"/>
-          <w:numId w:val="12"/>
-        </w:numPr>
-        <w:pBdr>
-          <w:top w:val="none" w:sz="4" w:space="0" w:color="auto"/>
-          <w:left w:val="none" w:sz="4" w:space="0" w:color="auto"/>
-          <w:bottom w:val="none" w:sz="4" w:space="0" w:color="auto"/>
-          <w:right w:val="none" w:sz="4" w:space="0" w:color="auto"/>
-          <w:between w:val="none" w:sz="4" w:space="0" w:color="auto"/>
-          <w:bar w:val="none" w:sz="4" w:color="auto"/>
-        </w:pBdr>
-        <w:rPr>
-          <w:color w:val="000000"/>
-          <w:szCs w:val="26"/>
-        </w:rPr>
-      </w:pPr>
-      <w:r>
-        <w:rPr>
-          <w:b/>
-          <w:color w:val="000000"/>
-          <w:sz w:val="24"/>
-          <w:szCs w:val="26"/>
-        </w:rPr>
-        <w:t>Project Manager</w:t>
-      </w:r>
-      <w:r>
-        <w:rPr>
-          <w:color w:val="000000"/>
-          <w:szCs w:val="26"/>
-        </w:rPr>
-        <w:t>: Gerrit</w:t>
-      </w:r>
-      <w:r>
-        <w:rPr>
-          <w:color w:val="000000"/>
-          <w:szCs w:val="26"/>
-        </w:rPr>
-        <w:t>, JIRA</w:t>
-      </w:r>
-    </w:p>
-    <w:p>
-      <w:pPr>
-        <w:pStyle w:val="ListParagraph"/>
-        <w:numPr>
-          <w:ilvl w:val="0"/>
-          <w:numId w:val="12"/>
-        </w:numPr>
-        <w:pBdr>
-          <w:top w:val="none" w:sz="4" w:space="0" w:color="auto"/>
-          <w:left w:val="none" w:sz="4" w:space="0" w:color="auto"/>
-          <w:bottom w:val="none" w:sz="4" w:space="0" w:color="auto"/>
-          <w:right w:val="none" w:sz="4" w:space="0" w:color="auto"/>
-          <w:between w:val="none" w:sz="4" w:space="0" w:color="auto"/>
-          <w:bar w:val="none" w:sz="4" w:color="auto"/>
-        </w:pBdr>
-        <w:rPr>
-          <w:color w:val="000000"/>
-          <w:szCs w:val="26"/>
-        </w:rPr>
-      </w:pPr>
-      <w:r>
-        <w:rPr>
-          <w:b/>
-          <w:color w:val="000000"/>
-          <w:sz w:val="24"/>
-          <w:szCs w:val="26"/>
-        </w:rPr>
-        <w:t>Unit Testing</w:t>
-      </w:r>
-      <w:r>
-        <w:rPr>
-          <w:color w:val="000000"/>
-          <w:szCs w:val="26"/>
-        </w:rPr>
-        <w:t xml:space="preserve">: </w:t>
-      </w:r>
-      <w:proofErr w:type="spellStart"/>
-      <w:r>
-        <w:rPr>
-          <w:color w:val="000000"/>
-          <w:szCs w:val="26"/>
-        </w:rPr>
-        <w:t>Gtest</w:t>
-      </w:r>
-      <w:proofErr w:type="spellEnd"/>
-      <w:r>
-        <w:rPr>
-          <w:color w:val="000000"/>
-          <w:szCs w:val="26"/>
-        </w:rPr>
-        <w:t>, BOOST</w:t>
-      </w:r>
-    </w:p>
+    <w:tbl>
+      <w:tblPr>
+        <w:tblStyle w:val="TableGrid"/>
+        <w:tblW w:w="0" w:type="auto"/>
+        <w:tblInd w:w="720" w:type="dxa"/>
+        <w:tblLook w:val="04A0" w:firstRow="1" w:lastRow="0" w:firstColumn="1" w:lastColumn="0" w:noHBand="0" w:noVBand="1"/>
+      </w:tblPr>
+      <w:tblGrid>
+        <w:gridCol w:w="3783"/>
+        <w:gridCol w:w="6237"/>
+      </w:tblGrid>
+      <w:tr>
+        <w:tc>
+          <w:tcPr>
+            <w:tcW w:w="3783" w:type="dxa"/>
+          </w:tcPr>
+          <w:p>
+            <w:pPr>
+              <w:pStyle w:val="ListParagraph"/>
+              <w:ind w:left="0" w:firstLine="0"/>
+              <w:rPr>
+                <w:color w:val="000000"/>
+                <w:szCs w:val="26"/>
+              </w:rPr>
+            </w:pPr>
+            <w:r>
+              <w:rPr>
+                <w:b/>
+                <w:color w:val="000000"/>
+                <w:sz w:val="24"/>
+                <w:szCs w:val="26"/>
+              </w:rPr>
+              <w:t>Microcontrollers</w:t>
+            </w:r>
+          </w:p>
+        </w:tc>
+        <w:tc>
+          <w:tcPr>
+            <w:tcW w:w="6237" w:type="dxa"/>
+          </w:tcPr>
+          <w:p>
+            <w:pPr>
+              <w:pStyle w:val="ListParagraph"/>
+              <w:ind w:left="0" w:firstLine="0"/>
+              <w:rPr>
+                <w:color w:val="000000"/>
+                <w:szCs w:val="26"/>
+              </w:rPr>
+            </w:pPr>
+            <w:r>
+              <w:rPr>
+                <w:color w:val="000000"/>
+                <w:szCs w:val="26"/>
+              </w:rPr>
+              <w:t>ARM Cortex M3 LPC1768, ESP8266</w:t>
+            </w:r>
+          </w:p>
+        </w:tc>
+      </w:tr>
+      <w:tr>
+        <w:tc>
+          <w:tcPr>
+            <w:tcW w:w="3783" w:type="dxa"/>
+          </w:tcPr>
+          <w:p>
+            <w:pPr>
+              <w:pStyle w:val="ListParagraph"/>
+              <w:ind w:left="0" w:firstLine="0"/>
+              <w:rPr>
+                <w:b/>
+                <w:color w:val="000000"/>
+                <w:sz w:val="24"/>
+                <w:szCs w:val="26"/>
+              </w:rPr>
+            </w:pPr>
+            <w:r>
+              <w:rPr>
+                <w:b/>
+                <w:color w:val="000000"/>
+                <w:sz w:val="24"/>
+                <w:szCs w:val="26"/>
+              </w:rPr>
+              <w:t>Architecture</w:t>
+            </w:r>
+          </w:p>
+        </w:tc>
+        <w:tc>
+          <w:tcPr>
+            <w:tcW w:w="6237" w:type="dxa"/>
+          </w:tcPr>
+          <w:p>
+            <w:pPr>
+              <w:pStyle w:val="ListParagraph"/>
+              <w:ind w:left="0" w:firstLine="0"/>
+              <w:rPr>
+                <w:color w:val="000000"/>
+                <w:szCs w:val="26"/>
+              </w:rPr>
+            </w:pPr>
+            <w:r>
+              <w:rPr>
+                <w:color w:val="000000"/>
+                <w:szCs w:val="26"/>
+              </w:rPr>
+              <w:t xml:space="preserve">Classical </w:t>
+            </w:r>
+            <w:proofErr w:type="spellStart"/>
+            <w:r>
+              <w:rPr>
+                <w:color w:val="000000"/>
+                <w:szCs w:val="26"/>
+              </w:rPr>
+              <w:t>Autosar</w:t>
+            </w:r>
+            <w:proofErr w:type="spellEnd"/>
+            <w:r>
+              <w:rPr>
+                <w:color w:val="000000"/>
+                <w:szCs w:val="26"/>
+              </w:rPr>
+              <w:t xml:space="preserve">, Adaptive </w:t>
+            </w:r>
+            <w:proofErr w:type="spellStart"/>
+            <w:r>
+              <w:rPr>
+                <w:color w:val="000000"/>
+                <w:szCs w:val="26"/>
+              </w:rPr>
+              <w:t>Autosar</w:t>
+            </w:r>
+            <w:proofErr w:type="spellEnd"/>
+          </w:p>
+        </w:tc>
+      </w:tr>
+      <w:tr>
+        <w:tc>
+          <w:tcPr>
+            <w:tcW w:w="3783" w:type="dxa"/>
+          </w:tcPr>
+          <w:p>
+            <w:pPr>
+              <w:pStyle w:val="ListParagraph"/>
+              <w:ind w:left="0" w:firstLine="0"/>
+              <w:rPr>
+                <w:b/>
+                <w:color w:val="000000"/>
+                <w:sz w:val="24"/>
+                <w:szCs w:val="26"/>
+              </w:rPr>
+            </w:pPr>
+            <w:r>
+              <w:rPr>
+                <w:b/>
+                <w:color w:val="000000"/>
+                <w:sz w:val="24"/>
+                <w:szCs w:val="26"/>
+              </w:rPr>
+              <w:t>Lidar</w:t>
+            </w:r>
+          </w:p>
+        </w:tc>
+        <w:tc>
+          <w:tcPr>
+            <w:tcW w:w="6237" w:type="dxa"/>
+          </w:tcPr>
+          <w:p>
+            <w:pPr>
+              <w:pStyle w:val="ListParagraph"/>
+              <w:ind w:left="0" w:firstLine="0"/>
+              <w:rPr>
+                <w:color w:val="000000"/>
+                <w:szCs w:val="26"/>
+              </w:rPr>
+            </w:pPr>
+            <w:r>
+              <w:rPr>
+                <w:color w:val="000000"/>
+                <w:szCs w:val="26"/>
+              </w:rPr>
+              <w:t>Velodyne, Luminar, Ouster</w:t>
+            </w:r>
+          </w:p>
+        </w:tc>
+      </w:tr>
+      <w:tr>
+        <w:tc>
+          <w:tcPr>
+            <w:tcW w:w="3783" w:type="dxa"/>
+          </w:tcPr>
+          <w:p>
+            <w:pPr>
+              <w:pStyle w:val="ListParagraph"/>
+              <w:ind w:left="0" w:firstLine="0"/>
+              <w:rPr>
+                <w:color w:val="000000"/>
+                <w:szCs w:val="26"/>
+              </w:rPr>
+            </w:pPr>
+            <w:r>
+              <w:rPr>
+                <w:b/>
+                <w:color w:val="000000"/>
+                <w:sz w:val="24"/>
+                <w:szCs w:val="26"/>
+              </w:rPr>
+              <w:t>Protocols</w:t>
+            </w:r>
+          </w:p>
+        </w:tc>
+        <w:tc>
+          <w:tcPr>
+            <w:tcW w:w="6237" w:type="dxa"/>
+          </w:tcPr>
+          <w:p>
+            <w:pPr>
+              <w:pStyle w:val="ListParagraph"/>
+              <w:ind w:left="0" w:firstLine="0"/>
+              <w:rPr>
+                <w:color w:val="000000"/>
+                <w:szCs w:val="26"/>
+              </w:rPr>
+            </w:pPr>
+            <w:r>
+              <w:rPr>
+                <w:color w:val="000000"/>
+                <w:szCs w:val="26"/>
+              </w:rPr>
+              <w:t>UART, I2C, SPI, CAN</w:t>
+            </w:r>
+          </w:p>
+        </w:tc>
+      </w:tr>
+      <w:tr>
+        <w:tc>
+          <w:tcPr>
+            <w:tcW w:w="3783" w:type="dxa"/>
+          </w:tcPr>
+          <w:p>
+            <w:pPr>
+              <w:pStyle w:val="ListParagraph"/>
+              <w:ind w:left="0" w:firstLine="0"/>
+              <w:rPr>
+                <w:color w:val="000000"/>
+                <w:szCs w:val="26"/>
+              </w:rPr>
+            </w:pPr>
+            <w:r>
+              <w:rPr>
+                <w:b/>
+                <w:color w:val="000000"/>
+                <w:sz w:val="24"/>
+                <w:szCs w:val="26"/>
+              </w:rPr>
+              <w:t>Design</w:t>
+            </w:r>
+          </w:p>
+        </w:tc>
+        <w:tc>
+          <w:tcPr>
+            <w:tcW w:w="6237" w:type="dxa"/>
+          </w:tcPr>
+          <w:p>
+            <w:pPr>
+              <w:pStyle w:val="ListParagraph"/>
+              <w:ind w:left="0" w:firstLine="0"/>
+              <w:rPr>
+                <w:color w:val="000000"/>
+                <w:szCs w:val="26"/>
+              </w:rPr>
+            </w:pPr>
+            <w:r>
+              <w:rPr>
+                <w:color w:val="000000"/>
+                <w:szCs w:val="26"/>
+              </w:rPr>
+              <w:t xml:space="preserve">Enterprise Architecture, </w:t>
+            </w:r>
+            <w:proofErr w:type="spellStart"/>
+            <w:r>
+              <w:rPr>
+                <w:color w:val="000000"/>
+                <w:szCs w:val="26"/>
+              </w:rPr>
+              <w:t>PlantUML</w:t>
+            </w:r>
+            <w:proofErr w:type="spellEnd"/>
+          </w:p>
+        </w:tc>
+      </w:tr>
+      <w:tr>
+        <w:tc>
+          <w:tcPr>
+            <w:tcW w:w="3783" w:type="dxa"/>
+          </w:tcPr>
+          <w:p>
+            <w:pPr>
+              <w:pStyle w:val="ListParagraph"/>
+              <w:ind w:left="0" w:firstLine="0"/>
+              <w:rPr>
+                <w:color w:val="000000"/>
+                <w:szCs w:val="26"/>
+              </w:rPr>
+            </w:pPr>
+            <w:r>
+              <w:rPr>
+                <w:b/>
+                <w:color w:val="000000"/>
+                <w:sz w:val="24"/>
+                <w:szCs w:val="26"/>
+              </w:rPr>
+              <w:t>Debugger</w:t>
+            </w:r>
+          </w:p>
+        </w:tc>
+        <w:tc>
+          <w:tcPr>
+            <w:tcW w:w="6237" w:type="dxa"/>
+          </w:tcPr>
+          <w:p>
+            <w:pPr>
+              <w:pStyle w:val="ListParagraph"/>
+              <w:ind w:left="0" w:firstLine="0"/>
+              <w:rPr>
+                <w:color w:val="000000"/>
+                <w:szCs w:val="26"/>
+              </w:rPr>
+            </w:pPr>
+            <w:proofErr w:type="spellStart"/>
+            <w:r>
+              <w:rPr>
+                <w:color w:val="000000"/>
+                <w:szCs w:val="26"/>
+              </w:rPr>
+              <w:t>Valgrind</w:t>
+            </w:r>
+            <w:proofErr w:type="spellEnd"/>
+            <w:r>
+              <w:rPr>
+                <w:color w:val="000000"/>
+                <w:szCs w:val="26"/>
+              </w:rPr>
+              <w:t>, GDB, Lauterbach Trace32</w:t>
+            </w:r>
+          </w:p>
+        </w:tc>
+      </w:tr>
+      <w:tr>
+        <w:tc>
+          <w:tcPr>
+            <w:tcW w:w="3783" w:type="dxa"/>
+          </w:tcPr>
+          <w:p>
+            <w:pPr>
+              <w:pStyle w:val="ListParagraph"/>
+              <w:ind w:left="0" w:firstLine="0"/>
+              <w:rPr>
+                <w:color w:val="000000"/>
+                <w:szCs w:val="26"/>
+              </w:rPr>
+            </w:pPr>
+            <w:r>
+              <w:rPr>
+                <w:b/>
+                <w:color w:val="000000"/>
+                <w:sz w:val="24"/>
+                <w:szCs w:val="26"/>
+              </w:rPr>
+              <w:t>Tools</w:t>
+            </w:r>
+          </w:p>
+        </w:tc>
+        <w:tc>
+          <w:tcPr>
+            <w:tcW w:w="6237" w:type="dxa"/>
+          </w:tcPr>
+          <w:p>
+            <w:pPr>
+              <w:pStyle w:val="ListParagraph"/>
+              <w:ind w:left="0" w:firstLine="0"/>
+              <w:rPr>
+                <w:color w:val="000000"/>
+                <w:szCs w:val="26"/>
+              </w:rPr>
+            </w:pPr>
+            <w:proofErr w:type="spellStart"/>
+            <w:r>
+              <w:rPr>
+                <w:color w:val="000000"/>
+                <w:szCs w:val="26"/>
+              </w:rPr>
+              <w:t>CANoe</w:t>
+            </w:r>
+            <w:proofErr w:type="spellEnd"/>
+          </w:p>
+        </w:tc>
+      </w:tr>
+      <w:tr>
+        <w:tc>
+          <w:tcPr>
+            <w:tcW w:w="3783" w:type="dxa"/>
+          </w:tcPr>
+          <w:p>
+            <w:pPr>
+              <w:pStyle w:val="ListParagraph"/>
+              <w:ind w:left="0" w:firstLine="0"/>
+              <w:rPr>
+                <w:color w:val="000000"/>
+                <w:szCs w:val="26"/>
+              </w:rPr>
+            </w:pPr>
+            <w:r>
+              <w:rPr>
+                <w:b/>
+                <w:color w:val="000000"/>
+                <w:sz w:val="24"/>
+                <w:szCs w:val="26"/>
+              </w:rPr>
+              <w:t>Unit Testing</w:t>
+            </w:r>
+          </w:p>
+        </w:tc>
+        <w:tc>
+          <w:tcPr>
+            <w:tcW w:w="6237" w:type="dxa"/>
+          </w:tcPr>
+          <w:p>
+            <w:pPr>
+              <w:pStyle w:val="ListParagraph"/>
+              <w:ind w:left="0" w:firstLine="0"/>
+              <w:rPr>
+                <w:color w:val="000000"/>
+                <w:szCs w:val="26"/>
+              </w:rPr>
+            </w:pPr>
+            <w:proofErr w:type="spellStart"/>
+            <w:r>
+              <w:rPr>
+                <w:color w:val="000000"/>
+                <w:szCs w:val="26"/>
+              </w:rPr>
+              <w:t>Gtest</w:t>
+            </w:r>
+            <w:proofErr w:type="spellEnd"/>
+            <w:r>
+              <w:rPr>
+                <w:color w:val="000000"/>
+                <w:szCs w:val="26"/>
+              </w:rPr>
+              <w:t>, BOOST</w:t>
+            </w:r>
+          </w:p>
+        </w:tc>
+      </w:tr>
+      <w:tr>
+        <w:tc>
+          <w:tcPr>
+            <w:tcW w:w="3783" w:type="dxa"/>
+          </w:tcPr>
+          <w:p>
+            <w:pPr>
+              <w:pStyle w:val="BodyText"/>
+              <w:spacing w:before="71" w:line="184" w:lineRule="auto"/>
+              <w:ind w:right="1"/>
+              <w:rPr>
+                <w:color w:val="000000"/>
+                <w:sz w:val="22"/>
+                <w:szCs w:val="22"/>
+              </w:rPr>
+            </w:pPr>
+            <w:r>
+              <w:rPr>
+                <w:b/>
+                <w:color w:val="000000"/>
+                <w:sz w:val="24"/>
+                <w:szCs w:val="22"/>
+              </w:rPr>
+              <w:t>Version control system</w:t>
+            </w:r>
+          </w:p>
+        </w:tc>
+        <w:tc>
+          <w:tcPr>
+            <w:tcW w:w="6237" w:type="dxa"/>
+          </w:tcPr>
+          <w:p>
+            <w:pPr>
+              <w:pStyle w:val="BodyText"/>
+              <w:spacing w:before="71" w:line="184" w:lineRule="auto"/>
+              <w:ind w:right="1"/>
+              <w:rPr>
+                <w:color w:val="000000"/>
+                <w:sz w:val="22"/>
+                <w:szCs w:val="22"/>
+              </w:rPr>
+            </w:pPr>
+            <w:r>
+              <w:rPr>
+                <w:color w:val="000000"/>
+                <w:sz w:val="22"/>
+                <w:szCs w:val="22"/>
+              </w:rPr>
+              <w:t xml:space="preserve">Git, RTC, </w:t>
+            </w:r>
+            <w:proofErr w:type="spellStart"/>
+            <w:r>
+              <w:rPr>
+                <w:color w:val="000000"/>
+                <w:sz w:val="22"/>
+                <w:szCs w:val="22"/>
+              </w:rPr>
+              <w:t>BitBucket</w:t>
+            </w:r>
+            <w:proofErr w:type="spellEnd"/>
+          </w:p>
+        </w:tc>
+      </w:tr>
+      <w:tr>
+        <w:tc>
+          <w:tcPr>
+            <w:tcW w:w="3783" w:type="dxa"/>
+          </w:tcPr>
+          <w:p>
+            <w:pPr>
+              <w:pStyle w:val="BodyText"/>
+              <w:spacing w:before="71" w:line="184" w:lineRule="auto"/>
+              <w:ind w:right="1"/>
+              <w:rPr>
+                <w:color w:val="000000"/>
+                <w:sz w:val="22"/>
+                <w:szCs w:val="22"/>
+              </w:rPr>
+            </w:pPr>
+            <w:r>
+              <w:rPr>
+                <w:b/>
+                <w:color w:val="000000"/>
+                <w:sz w:val="24"/>
+                <w:szCs w:val="22"/>
+              </w:rPr>
+              <w:t>Build</w:t>
+            </w:r>
+          </w:p>
+        </w:tc>
+        <w:tc>
+          <w:tcPr>
+            <w:tcW w:w="6237" w:type="dxa"/>
+          </w:tcPr>
+          <w:p>
+            <w:pPr>
+              <w:pStyle w:val="BodyText"/>
+              <w:spacing w:before="71" w:line="184" w:lineRule="auto"/>
+              <w:ind w:right="1"/>
+              <w:rPr>
+                <w:color w:val="000000"/>
+                <w:sz w:val="22"/>
+                <w:szCs w:val="22"/>
+              </w:rPr>
+            </w:pPr>
+            <w:proofErr w:type="spellStart"/>
+            <w:r>
+              <w:rPr>
+                <w:color w:val="000000"/>
+                <w:sz w:val="22"/>
+                <w:szCs w:val="22"/>
+              </w:rPr>
+              <w:t>Cmake</w:t>
+            </w:r>
+            <w:proofErr w:type="spellEnd"/>
+            <w:r>
+              <w:rPr>
+                <w:color w:val="000000"/>
+                <w:sz w:val="22"/>
+                <w:szCs w:val="22"/>
+              </w:rPr>
+              <w:t xml:space="preserve">, </w:t>
+            </w:r>
+            <w:proofErr w:type="spellStart"/>
+            <w:r>
+              <w:rPr>
+                <w:color w:val="000000"/>
+                <w:sz w:val="22"/>
+                <w:szCs w:val="22"/>
+              </w:rPr>
+              <w:t>Sconscript</w:t>
+            </w:r>
+            <w:proofErr w:type="spellEnd"/>
+          </w:p>
+        </w:tc>
+      </w:tr>
+      <w:tr>
+        <w:tc>
+          <w:tcPr>
+            <w:tcW w:w="3783" w:type="dxa"/>
+          </w:tcPr>
+          <w:p>
+            <w:pPr>
+              <w:pStyle w:val="BodyText"/>
+              <w:spacing w:before="71" w:line="184" w:lineRule="auto"/>
+              <w:ind w:right="1"/>
+              <w:rPr>
+                <w:b/>
+                <w:color w:val="000000"/>
+                <w:sz w:val="24"/>
+                <w:szCs w:val="22"/>
+              </w:rPr>
+            </w:pPr>
+            <w:r>
+              <w:rPr>
+                <w:b/>
+                <w:color w:val="000000"/>
+                <w:sz w:val="24"/>
+                <w:szCs w:val="22"/>
+              </w:rPr>
+              <w:t>AI tools</w:t>
+            </w:r>
+          </w:p>
+        </w:tc>
+        <w:tc>
+          <w:tcPr>
+            <w:tcW w:w="6237" w:type="dxa"/>
+          </w:tcPr>
+          <w:p>
+            <w:pPr>
+              <w:pStyle w:val="BodyText"/>
+              <w:spacing w:before="71" w:line="184" w:lineRule="auto"/>
+              <w:ind w:right="1"/>
+            </w:pPr>
+            <w:proofErr w:type="spellStart"/>
+            <w:r>
+              <w:rPr>
+                <w:color w:val="000000"/>
+                <w:sz w:val="22"/>
+                <w:szCs w:val="22"/>
+              </w:rPr>
+              <w:t>Github</w:t>
+            </w:r>
+            <w:proofErr w:type="spellEnd"/>
+            <w:r>
+              <w:rPr>
+                <w:color w:val="000000"/>
+                <w:sz w:val="22"/>
+                <w:szCs w:val="22"/>
+              </w:rPr>
+              <w:t xml:space="preserve"> Copilot</w:t>
+            </w:r>
+          </w:p>
+        </w:tc>
+      </w:tr>
+    </w:tbl>
     <w:p>
       <w:pPr>
         <w:pStyle w:val="BodyText"/>
-        <w:numPr>
-          <w:ilvl w:val="0"/>
-          <w:numId w:val="12"/>
-        </w:numPr>
         <w:tabs>
           <w:tab w:val="left" w:pos="2462"/>
         </w:tabs>
         <w:spacing w:before="71" w:line="184" w:lineRule="auto"/>
-        <w:ind w:right="1"/>
-        <w:rPr>
-          <w:color w:val="000000"/>
-          <w:sz w:val="22"/>
-          <w:szCs w:val="22"/>
-        </w:rPr>
-      </w:pPr>
-      <w:r>
-        <w:rPr>
-          <w:b/>
-          <w:color w:val="000000"/>
-          <w:sz w:val="24"/>
-          <w:szCs w:val="22"/>
-        </w:rPr>
-        <w:t>Version control system</w:t>
-      </w:r>
-      <w:r>
-        <w:rPr>
-          <w:color w:val="000000"/>
-          <w:sz w:val="22"/>
-          <w:szCs w:val="22"/>
-        </w:rPr>
-        <w:t>: Git, RTC</w:t>
-      </w:r>
-      <w:r>
-        <w:rPr>
-          <w:color w:val="000000"/>
-          <w:sz w:val="22"/>
-          <w:szCs w:val="22"/>
-        </w:rPr>
-        <w:t xml:space="preserve">, </w:t>
-      </w:r>
-      <w:proofErr w:type="spellStart"/>
-      <w:r>
-        <w:rPr>
-          <w:color w:val="000000"/>
-          <w:sz w:val="22"/>
-          <w:szCs w:val="22"/>
-        </w:rPr>
-        <w:t>BitBucket</w:t>
-      </w:r>
-      <w:proofErr w:type="spellEnd"/>
-    </w:p>
-    <w:p>
-      <w:pPr>
-        <w:pStyle w:val="BodyText"/>
-        <w:numPr>
-          <w:ilvl w:val="0"/>
-          <w:numId w:val="12"/>
-        </w:numPr>
-        <w:tabs>
-          <w:tab w:val="left" w:pos="2462"/>
-        </w:tabs>
-        <w:spacing w:before="71" w:line="184" w:lineRule="auto"/>
-        <w:ind w:right="1"/>
-        <w:rPr>
-          <w:color w:val="000000"/>
-          <w:sz w:val="22"/>
-          <w:szCs w:val="22"/>
-        </w:rPr>
-      </w:pPr>
-      <w:r>
-        <w:rPr>
-          <w:b/>
-          <w:color w:val="000000"/>
-          <w:sz w:val="24"/>
-          <w:szCs w:val="22"/>
-        </w:rPr>
-        <w:t>Build</w:t>
-      </w:r>
-      <w:r>
-        <w:rPr>
-          <w:color w:val="000000"/>
-          <w:sz w:val="22"/>
-          <w:szCs w:val="22"/>
-        </w:rPr>
-        <w:t>:</w:t>
-      </w:r>
-      <w:r>
-        <w:rPr>
-          <w:color w:val="000000"/>
-          <w:sz w:val="22"/>
-          <w:szCs w:val="22"/>
-        </w:rPr>
-        <w:t xml:space="preserve"> </w:t>
-      </w:r>
-      <w:proofErr w:type="spellStart"/>
-      <w:r>
-        <w:rPr>
-          <w:color w:val="000000"/>
-          <w:sz w:val="22"/>
-          <w:szCs w:val="22"/>
-        </w:rPr>
-        <w:t>Cmake</w:t>
-      </w:r>
-      <w:proofErr w:type="spellEnd"/>
-      <w:r>
-        <w:rPr>
-          <w:color w:val="000000"/>
-          <w:sz w:val="22"/>
-          <w:szCs w:val="22"/>
-        </w:rPr>
-        <w:t xml:space="preserve">, </w:t>
-      </w:r>
-      <w:proofErr w:type="spellStart"/>
-      <w:r>
-        <w:rPr>
-          <w:color w:val="000000"/>
-          <w:sz w:val="22"/>
-          <w:szCs w:val="22"/>
-        </w:rPr>
-        <w:t>Sconscript</w:t>
-      </w:r>
-      <w:proofErr w:type="spellEnd"/>
-      <w:r>
-        <w:rPr>
-          <w:color w:val="000000"/>
-          <w:sz w:val="22"/>
-          <w:szCs w:val="22"/>
-        </w:rPr>
-        <w:t xml:space="preserve">, </w:t>
-      </w:r>
-      <w:proofErr w:type="spellStart"/>
-      <w:r>
-        <w:rPr>
-          <w:color w:val="000000"/>
-          <w:sz w:val="22"/>
-          <w:szCs w:val="22"/>
-        </w:rPr>
-        <w:t>makefile</w:t>
-      </w:r>
-      <w:proofErr w:type="spellEnd"/>
-    </w:p>
-    <w:p>
-      <w:pPr>
-        <w:pStyle w:val="BodyText"/>
-        <w:numPr>
-          <w:ilvl w:val="0"/>
-          <w:numId w:val="12"/>
-        </w:numPr>
-        <w:tabs>
-          <w:tab w:val="left" w:pos="2462"/>
-        </w:tabs>
-        <w:spacing w:before="71" w:line="184" w:lineRule="auto"/>
-        <w:ind w:right="1"/>
-        <w:rPr>
-          <w:color w:val="000000"/>
-          <w:sz w:val="22"/>
-          <w:szCs w:val="22"/>
-        </w:rPr>
-      </w:pPr>
-      <w:r>
-        <w:rPr>
-          <w:b/>
-          <w:color w:val="000000"/>
-          <w:sz w:val="24"/>
-          <w:szCs w:val="22"/>
-        </w:rPr>
-        <w:t>OS</w:t>
-      </w:r>
-      <w:r>
-        <w:rPr>
-          <w:color w:val="000000"/>
-          <w:sz w:val="22"/>
-          <w:szCs w:val="22"/>
-        </w:rPr>
-        <w:t>:</w:t>
-      </w:r>
-      <w:r>
-        <w:rPr>
-          <w:color w:val="000000"/>
-          <w:sz w:val="22"/>
-          <w:szCs w:val="22"/>
-        </w:rPr>
-        <w:t xml:space="preserve"> Ubuntu</w:t>
-      </w:r>
-    </w:p>
-    <w:p>
-      <w:pPr>
-        <w:pStyle w:val="BodyText"/>
-        <w:numPr>
-          <w:ilvl w:val="0"/>
-          <w:numId w:val="12"/>
-        </w:numPr>
-        <w:tabs>
-          <w:tab w:val="left" w:pos="2462"/>
-        </w:tabs>
-        <w:spacing w:before="71" w:line="184" w:lineRule="auto"/>
-        <w:ind w:right="1"/>
-        <w:rPr>
-          <w:color w:val="000000"/>
-          <w:sz w:val="22"/>
-          <w:szCs w:val="22"/>
-        </w:rPr>
-      </w:pPr>
-      <w:r>
-        <w:rPr>
-          <w:b/>
-          <w:color w:val="000000"/>
-          <w:sz w:val="24"/>
-          <w:szCs w:val="22"/>
-        </w:rPr>
-        <w:t>AI tools:</w:t>
-      </w:r>
-      <w:r>
-        <w:rPr>
-          <w:color w:val="000000"/>
-          <w:sz w:val="22"/>
-          <w:szCs w:val="22"/>
-        </w:rPr>
-        <w:t xml:space="preserve"> </w:t>
-      </w:r>
-      <w:proofErr w:type="spellStart"/>
-      <w:r>
-        <w:rPr>
-          <w:color w:val="000000"/>
-          <w:sz w:val="22"/>
-          <w:szCs w:val="22"/>
-        </w:rPr>
-        <w:t>Github</w:t>
-      </w:r>
-      <w:proofErr w:type="spellEnd"/>
-      <w:r>
-        <w:rPr>
-          <w:color w:val="000000"/>
-          <w:sz w:val="22"/>
-          <w:szCs w:val="22"/>
-        </w:rPr>
-        <w:t xml:space="preserve"> Copilot, Perplexity, Google AI studio</w:t>
-      </w:r>
-    </w:p>
-    <w:p/>
+        <w:ind w:left="720" w:right="1"/>
+      </w:pPr>
+    </w:p>
     <w:p>
       <w:pPr>
         <w:pStyle w:val="Heading1"/>
@@ -3745,7 +3898,13 @@
         <w:jc w:val="both"/>
       </w:pPr>
       <w:r>
-        <w:t>Working knowledge on resource utilization, shared memory, and schedulers.</w:t>
+        <w:t xml:space="preserve">Working knowledge on </w:t>
+      </w:r>
+      <w:r>
+        <w:t>POSIX programming is achieved</w:t>
+      </w:r>
+      <w:r>
+        <w:t>.</w:t>
       </w:r>
     </w:p>
     <w:p>
@@ -7073,6 +7232,22 @@
       <w:lang w:val="en-IN" w:eastAsia="en-IN"/>
     </w:rPr>
   </w:style>
+  <w:style w:type="table" w:styleId="TableGrid">
+    <w:name w:val="Table Grid"/>
+    <w:basedOn w:val="TableNormal"/>
+    <w:uiPriority w:val="39"/>
+    <w:rsid w:val="00033FDA"/>
+    <w:tblPr>
+      <w:tblBorders>
+        <w:top w:val="single" w:sz="4" w:space="0" w:color="auto"/>
+        <w:left w:val="single" w:sz="4" w:space="0" w:color="auto"/>
+        <w:bottom w:val="single" w:sz="4" w:space="0" w:color="auto"/>
+        <w:right w:val="single" w:sz="4" w:space="0" w:color="auto"/>
+        <w:insideH w:val="single" w:sz="4" w:space="0" w:color="auto"/>
+        <w:insideV w:val="single" w:sz="4" w:space="0" w:color="auto"/>
+      </w:tblBorders>
+    </w:tblPr>
+  </w:style>
 </w:styles>
 </file>
 

--- a/assets/CV/RobinCR_Software_Developer.docx
+++ b/assets/CV/RobinCR_Software_Developer.docx
@@ -5,8 +5,14 @@
     <w:p>
       <w:pPr>
         <w:pStyle w:val="Title"/>
-      </w:pPr>
-      <w:r>
+        <w:rPr>
+          <w:color w:val="4A442A" w:themeColor="background2" w:themeShade="40"/>
+        </w:rPr>
+      </w:pPr>
+      <w:r>
+        <w:rPr>
+          <w:color w:val="4A442A" w:themeColor="background2" w:themeShade="40"/>
+        </w:rPr>
         <w:t>Robin CR</w:t>
       </w:r>
     </w:p>
@@ -70,27 +76,13 @@
     <w:p>
       <w:pPr>
         <w:spacing w:before="63"/>
-        <w:ind w:right="619"/>
-        <w:jc w:val="center"/>
-        <w:rPr>
-          <w:rStyle w:val="Hyperlink"/>
+        <w:ind w:left="720" w:right="619" w:firstLine="720"/>
+        <w:rPr>
           <w:rFonts w:ascii="Roboto"/>
-          <w:color w:val="auto"/>
           <w:w w:val="105"/>
           <w:position w:val="2"/>
-          <w:u w:val="none"/>
-        </w:rPr>
-      </w:pPr>
-      <w:r>
-        <w:rPr>
-          <w:rFonts w:ascii="Roboto"/>
-          <w:color w:val="333333"/>
-          <w:spacing w:val="79"/>
-          <w:w w:val="105"/>
-          <w:position w:val="2"/>
-        </w:rPr>
-        <w:t xml:space="preserve"> </w:t>
-      </w:r>
+        </w:rPr>
+      </w:pPr>
       <w:r>
         <w:rPr>
           <w:noProof/>
@@ -322,36 +314,32 @@
         <w:r>
           <w:rPr>
             <w:rStyle w:val="Hyperlink"/>
-            <w:rFonts w:ascii="Roboto"/>
-            <w:color w:val="auto"/>
-            <w:w w:val="105"/>
+            <w:rFonts w:ascii="Bahnschrift SemiBold" w:hAnsi="Bahnschrift SemiBold"/>
+            <w:color w:val="1F497D" w:themeColor="text2"/>
+            <w:spacing w:val="-8"/>
             <w:position w:val="2"/>
           </w:rPr>
-          <w:t>linkedin.com/in/robin-</w:t>
-        </w:r>
-        <w:proofErr w:type="spellStart"/>
-        <w:r>
-          <w:rPr>
-            <w:rStyle w:val="Hyperlink"/>
-            <w:rFonts w:ascii="Roboto"/>
-            <w:color w:val="auto"/>
-            <w:w w:val="105"/>
-            <w:position w:val="2"/>
-          </w:rPr>
-          <w:t>cr</w:t>
-        </w:r>
-        <w:proofErr w:type="spellEnd"/>
-        <w:r>
-          <w:rPr>
-            <w:rStyle w:val="Hyperlink"/>
-            <w:rFonts w:ascii="Roboto"/>
-            <w:color w:val="auto"/>
-            <w:w w:val="105"/>
-            <w:position w:val="2"/>
-          </w:rPr>
-          <w:t>/</w:t>
+          <w:t>LinkedIn</w:t>
         </w:r>
       </w:hyperlink>
+      <w:r>
+        <w:rPr>
+          <w:rFonts w:ascii="Bahnschrift SemiBold" w:hAnsi="Bahnschrift SemiBold"/>
+          <w:color w:val="C0504D" w:themeColor="accent2"/>
+          <w:spacing w:val="-8"/>
+          <w:position w:val="2"/>
+        </w:rPr>
+        <w:t xml:space="preserve"> </w:t>
+      </w:r>
+      <w:r>
+        <w:rPr>
+          <w:rFonts w:ascii="Times New Roman"/>
+          <w:color w:val="C0504D" w:themeColor="accent2"/>
+          <w:spacing w:val="-8"/>
+          <w:position w:val="2"/>
+        </w:rPr>
+        <w:t>|</w:t>
+      </w:r>
       <w:r>
         <w:rPr>
           <w:rStyle w:val="Hyperlink"/>
@@ -363,34 +351,14 @@
         </w:rPr>
         <w:t xml:space="preserve"> </w:t>
       </w:r>
-    </w:p>
-    <w:p>
-      <w:pPr>
-        <w:spacing w:before="63"/>
-        <w:ind w:left="2880" w:right="619" w:firstLine="720"/>
-        <w:rPr>
-          <w:rFonts w:ascii="Roboto"/>
-        </w:rPr>
-      </w:pPr>
-      <w:r>
-        <w:rPr>
-          <w:rStyle w:val="Hyperlink"/>
-          <w:rFonts w:ascii="Roboto"/>
-          <w:color w:val="auto"/>
-          <w:w w:val="105"/>
-          <w:position w:val="2"/>
-          <w:u w:val="none"/>
-        </w:rPr>
-        <w:t xml:space="preserve"> </w:t>
-      </w:r>
       <w:r>
         <w:rPr>
           <w:noProof/>
         </w:rPr>
         <w:drawing>
-          <wp:inline distT="0" distB="0" distL="0" distR="0" wp14:anchorId="2EB52B10" wp14:editId="63B3D67C">
-            <wp:extent cx="213327" cy="121920"/>
-            <wp:effectExtent l="0" t="0" r="0" b="0"/>
+          <wp:inline distT="0" distB="0" distL="0" distR="0" wp14:anchorId="2EB52B10" wp14:editId="427236C6">
+            <wp:extent cx="226049" cy="129192"/>
+            <wp:effectExtent l="0" t="0" r="3175" b="4445"/>
             <wp:docPr id="1" name="Picture 1" descr="GitHub Logo PNG Vector (AI) Free Download"/>
             <wp:cNvGraphicFramePr>
               <a:graphicFrameLocks xmlns:a="http://schemas.openxmlformats.org/drawingml/2006/main" noChangeAspect="1"/>
@@ -420,7 +388,7 @@
                   <pic:spPr bwMode="auto">
                     <a:xfrm>
                       <a:off x="0" y="0"/>
-                      <a:ext cx="240353" cy="137366"/>
+                      <a:ext cx="277358" cy="158516"/>
                     </a:xfrm>
                     <a:prstGeom prst="rect">
                       <a:avLst/>
@@ -436,16 +404,27 @@
           </wp:inline>
         </w:drawing>
       </w:r>
+      <w:r>
+        <w:rPr>
+          <w:rStyle w:val="Hyperlink"/>
+          <w:rFonts w:ascii="Roboto"/>
+          <w:color w:val="auto"/>
+          <w:w w:val="105"/>
+          <w:position w:val="2"/>
+          <w:u w:val="none"/>
+        </w:rPr>
+        <w:t xml:space="preserve"> </w:t>
+      </w:r>
       <w:hyperlink r:id="rId11" w:history="1">
         <w:r>
           <w:rPr>
             <w:rStyle w:val="Hyperlink"/>
             <w:rFonts w:ascii="Roboto"/>
-            <w:color w:val="auto"/>
+            <w:color w:val="1F497D" w:themeColor="text2"/>
             <w:w w:val="105"/>
             <w:position w:val="2"/>
           </w:rPr>
-          <w:t>github.com/robin005cr</w:t>
+          <w:t>Github</w:t>
         </w:r>
       </w:hyperlink>
     </w:p>
@@ -480,20 +459,14 @@
       </w:pPr>
       <w:r>
         <w:rPr>
+          <w:color w:val="215868" w:themeColor="accent5" w:themeShade="80"/>
           <w:w w:val="110"/>
         </w:rPr>
-        <w:t>Per</w:t>
-      </w:r>
-      <w:r>
-        <w:rPr>
-          <w:color w:val="333333"/>
-          <w:w w:val="110"/>
-        </w:rPr>
-        <w:t>sonal</w:t>
-      </w:r>
-      <w:r>
-        <w:rPr>
-          <w:color w:val="333333"/>
+        <w:t>Personal</w:t>
+      </w:r>
+      <w:r>
+        <w:rPr>
+          <w:color w:val="215868" w:themeColor="accent5" w:themeShade="80"/>
           <w:spacing w:val="-5"/>
           <w:w w:val="110"/>
         </w:rPr>
@@ -501,14 +474,14 @@
       </w:r>
       <w:r>
         <w:rPr>
-          <w:color w:val="333333"/>
+          <w:color w:val="215868" w:themeColor="accent5" w:themeShade="80"/>
           <w:w w:val="115"/>
         </w:rPr>
         <w:t>Profile</w:t>
       </w:r>
       <w:r>
         <w:rPr>
-          <w:color w:val="333333"/>
+          <w:color w:val="215868" w:themeColor="accent5" w:themeShade="80"/>
           <w:spacing w:val="-33"/>
           <w:w w:val="115"/>
         </w:rPr>
@@ -537,311 +510,70 @@
       </w:pPr>
       <w:r>
         <w:rPr>
-          <w:color w:val="333333"/>
-          <w:w w:val="110"/>
           <w:sz w:val="20"/>
           <w:szCs w:val="20"/>
         </w:rPr>
-        <w:t>4</w:t>
-      </w:r>
-      <w:r>
-        <w:rPr>
-          <w:color w:val="333333"/>
-          <w:w w:val="110"/>
+        <w:t>Senior Software Engineer with strong expertise in modern C++ (C++11/14/17)</w:t>
+      </w:r>
+      <w:r>
+        <w:rPr>
           <w:sz w:val="20"/>
           <w:szCs w:val="20"/>
         </w:rPr>
-        <w:t>+</w:t>
-      </w:r>
-      <w:r>
-        <w:rPr>
-          <w:color w:val="333333"/>
-          <w:spacing w:val="-12"/>
-          <w:w w:val="110"/>
+        <w:t>, muti-threading in a</w:t>
+      </w:r>
+      <w:r>
+        <w:rPr>
           <w:sz w:val="20"/>
           <w:szCs w:val="20"/>
         </w:rPr>
-        <w:t xml:space="preserve"> </w:t>
-      </w:r>
-      <w:r>
-        <w:rPr>
-          <w:color w:val="333333"/>
-          <w:w w:val="110"/>
+        <w:t xml:space="preserve"> Linux-based development.</w:t>
+      </w:r>
+      <w:r>
+        <w:rPr>
           <w:sz w:val="20"/>
           <w:szCs w:val="20"/>
         </w:rPr>
-        <w:t>years</w:t>
-      </w:r>
-      <w:r>
-        <w:rPr>
-          <w:color w:val="333333"/>
-          <w:spacing w:val="-11"/>
-          <w:w w:val="110"/>
+        <w:t xml:space="preserve"> </w:t>
+      </w:r>
+      <w:r>
+        <w:rPr>
           <w:sz w:val="20"/>
           <w:szCs w:val="20"/>
         </w:rPr>
-        <w:t xml:space="preserve"> </w:t>
-      </w:r>
-      <w:r>
-        <w:rPr>
-          <w:color w:val="333333"/>
-          <w:w w:val="110"/>
+        <w:t>Skilled in developing algorithms, modules and utilities for an embedded or application project.</w:t>
+      </w:r>
+      <w:r>
+        <w:rPr>
           <w:sz w:val="20"/>
           <w:szCs w:val="20"/>
         </w:rPr>
-        <w:t>experienced</w:t>
-      </w:r>
-      <w:r>
-        <w:rPr>
-          <w:color w:val="333333"/>
-          <w:spacing w:val="-11"/>
-          <w:w w:val="110"/>
+        <w:t xml:space="preserve"> Interested in </w:t>
+      </w:r>
+      <w:r>
+        <w:rPr>
           <w:sz w:val="20"/>
           <w:szCs w:val="20"/>
         </w:rPr>
-        <w:t xml:space="preserve"> </w:t>
-      </w:r>
-      <w:r>
-        <w:rPr>
-          <w:color w:val="333333"/>
-          <w:w w:val="110"/>
+        <w:t xml:space="preserve">Perception, </w:t>
+      </w:r>
+      <w:r>
+        <w:rPr>
           <w:sz w:val="20"/>
           <w:szCs w:val="20"/>
         </w:rPr>
-        <w:t>Embedded Software Developer with</w:t>
-      </w:r>
-      <w:r>
-        <w:rPr>
-          <w:color w:val="333333"/>
-          <w:spacing w:val="-11"/>
-          <w:w w:val="110"/>
+        <w:t>Path planning, Sensor fusion and SLAM algorithms.</w:t>
+      </w:r>
+    </w:p>
+    <w:p>
+      <w:pPr>
+        <w:pStyle w:val="BodyText"/>
+        <w:spacing w:before="89" w:line="254" w:lineRule="auto"/>
+        <w:ind w:left="113" w:right="791"/>
+        <w:jc w:val="both"/>
+        <w:rPr>
           <w:sz w:val="20"/>
           <w:szCs w:val="20"/>
-        </w:rPr>
-        <w:t xml:space="preserve"> </w:t>
-      </w:r>
-      <w:r>
-        <w:rPr>
-          <w:color w:val="333333"/>
-          <w:w w:val="110"/>
-          <w:sz w:val="20"/>
-          <w:szCs w:val="20"/>
-        </w:rPr>
-        <w:t>proven</w:t>
-      </w:r>
-      <w:r>
-        <w:rPr>
-          <w:color w:val="333333"/>
-          <w:spacing w:val="-12"/>
-          <w:w w:val="110"/>
-          <w:sz w:val="20"/>
-          <w:szCs w:val="20"/>
-        </w:rPr>
-        <w:t xml:space="preserve"> </w:t>
-      </w:r>
-      <w:r>
-        <w:rPr>
-          <w:color w:val="333333"/>
-          <w:w w:val="110"/>
-          <w:sz w:val="20"/>
-          <w:szCs w:val="20"/>
-        </w:rPr>
-        <w:t>success</w:t>
-      </w:r>
-      <w:r>
-        <w:rPr>
-          <w:color w:val="333333"/>
-          <w:spacing w:val="-11"/>
-          <w:w w:val="110"/>
-          <w:sz w:val="20"/>
-          <w:szCs w:val="20"/>
-        </w:rPr>
-        <w:t xml:space="preserve"> </w:t>
-      </w:r>
-      <w:r>
-        <w:rPr>
-          <w:color w:val="333333"/>
-          <w:w w:val="110"/>
-          <w:sz w:val="20"/>
-          <w:szCs w:val="20"/>
-        </w:rPr>
-        <w:t>in</w:t>
-      </w:r>
-      <w:r>
-        <w:rPr>
-          <w:color w:val="333333"/>
-          <w:spacing w:val="-11"/>
-          <w:w w:val="110"/>
-          <w:sz w:val="20"/>
-          <w:szCs w:val="20"/>
-        </w:rPr>
-        <w:t xml:space="preserve"> </w:t>
-      </w:r>
-      <w:r>
-        <w:rPr>
-          <w:color w:val="333333"/>
-          <w:w w:val="110"/>
-          <w:sz w:val="20"/>
-          <w:szCs w:val="20"/>
-        </w:rPr>
-        <w:t>building</w:t>
-      </w:r>
-      <w:r>
-        <w:rPr>
-          <w:color w:val="333333"/>
-          <w:spacing w:val="-11"/>
-          <w:w w:val="110"/>
-          <w:sz w:val="20"/>
-          <w:szCs w:val="20"/>
-        </w:rPr>
-        <w:t xml:space="preserve"> </w:t>
-      </w:r>
-      <w:r>
-        <w:rPr>
-          <w:color w:val="333333"/>
-          <w:w w:val="110"/>
-          <w:sz w:val="20"/>
-          <w:szCs w:val="20"/>
-        </w:rPr>
-        <w:t>algorithms.</w:t>
-      </w:r>
-      <w:r>
-        <w:rPr>
-          <w:color w:val="333333"/>
-          <w:spacing w:val="-2"/>
-          <w:w w:val="110"/>
-          <w:sz w:val="20"/>
-          <w:szCs w:val="20"/>
-        </w:rPr>
-        <w:t xml:space="preserve"> </w:t>
-      </w:r>
-      <w:r>
-        <w:rPr>
-          <w:color w:val="333333"/>
-          <w:w w:val="110"/>
-          <w:sz w:val="20"/>
-          <w:szCs w:val="20"/>
-        </w:rPr>
-        <w:t>Highly</w:t>
-      </w:r>
-      <w:r>
-        <w:rPr>
-          <w:color w:val="333333"/>
-          <w:spacing w:val="-11"/>
-          <w:w w:val="110"/>
-          <w:sz w:val="20"/>
-          <w:szCs w:val="20"/>
-        </w:rPr>
-        <w:t xml:space="preserve"> </w:t>
-      </w:r>
-      <w:r>
-        <w:rPr>
-          <w:color w:val="333333"/>
-          <w:w w:val="110"/>
-          <w:sz w:val="20"/>
-          <w:szCs w:val="20"/>
-        </w:rPr>
-        <w:t>adept</w:t>
-      </w:r>
-      <w:r>
-        <w:rPr>
-          <w:color w:val="333333"/>
-          <w:spacing w:val="-11"/>
-          <w:w w:val="110"/>
-          <w:sz w:val="20"/>
-          <w:szCs w:val="20"/>
-        </w:rPr>
-        <w:t xml:space="preserve"> </w:t>
-      </w:r>
-      <w:r>
-        <w:rPr>
-          <w:color w:val="333333"/>
-          <w:w w:val="110"/>
-          <w:sz w:val="20"/>
-          <w:szCs w:val="20"/>
-        </w:rPr>
-        <w:t>at</w:t>
-      </w:r>
-      <w:r>
-        <w:rPr>
-          <w:color w:val="333333"/>
-          <w:spacing w:val="-12"/>
-          <w:w w:val="110"/>
-          <w:sz w:val="20"/>
-          <w:szCs w:val="20"/>
-        </w:rPr>
-        <w:t xml:space="preserve"> </w:t>
-      </w:r>
-      <w:r>
-        <w:rPr>
-          <w:color w:val="333333"/>
-          <w:w w:val="110"/>
-          <w:sz w:val="20"/>
-          <w:szCs w:val="20"/>
-        </w:rPr>
-        <w:t>C++ application development, firmware development</w:t>
-      </w:r>
-      <w:r>
-        <w:rPr>
-          <w:color w:val="333333"/>
-          <w:w w:val="110"/>
-          <w:sz w:val="20"/>
-          <w:szCs w:val="20"/>
-        </w:rPr>
-        <w:t>,</w:t>
-      </w:r>
-      <w:r>
-        <w:rPr>
-          <w:color w:val="333333"/>
-          <w:w w:val="110"/>
-          <w:sz w:val="20"/>
-          <w:szCs w:val="20"/>
-        </w:rPr>
-        <w:t xml:space="preserve"> </w:t>
-      </w:r>
-      <w:r>
-        <w:rPr>
-          <w:color w:val="333333"/>
-          <w:w w:val="110"/>
-          <w:sz w:val="20"/>
-          <w:szCs w:val="20"/>
-        </w:rPr>
-        <w:t>ADAS</w:t>
-      </w:r>
-      <w:r>
-        <w:rPr>
-          <w:color w:val="333333"/>
-          <w:w w:val="110"/>
-          <w:sz w:val="20"/>
-          <w:szCs w:val="20"/>
-        </w:rPr>
-        <w:t xml:space="preserve"> </w:t>
-      </w:r>
-      <w:r>
-        <w:rPr>
-          <w:color w:val="333333"/>
-          <w:w w:val="110"/>
-          <w:sz w:val="20"/>
-          <w:szCs w:val="20"/>
-        </w:rPr>
-        <w:t>and multi-threading</w:t>
-      </w:r>
-      <w:r>
-        <w:rPr>
-          <w:color w:val="333333"/>
-          <w:w w:val="110"/>
-          <w:sz w:val="20"/>
-          <w:szCs w:val="20"/>
-        </w:rPr>
-        <w:t>. Passionate engineer with the ability to apply techniques and algorithm development to solve real world problem.</w:t>
-      </w:r>
-    </w:p>
-    <w:p>
-      <w:pPr>
-        <w:pStyle w:val="BodyText"/>
-        <w:spacing w:before="158"/>
-        <w:rPr>
-          <w:i/>
         </w:rPr>
       </w:pPr>
     </w:p>
@@ -858,20 +590,14 @@
       </w:pPr>
       <w:r>
         <w:rPr>
+          <w:color w:val="215868" w:themeColor="accent5" w:themeShade="80"/>
           <w:w w:val="110"/>
         </w:rPr>
-        <w:t>Wor</w:t>
-      </w:r>
-      <w:r>
-        <w:rPr>
-          <w:color w:val="333333"/>
-          <w:w w:val="110"/>
-        </w:rPr>
-        <w:t>k</w:t>
-      </w:r>
-      <w:r>
-        <w:rPr>
-          <w:color w:val="333333"/>
+        <w:t>Work</w:t>
+      </w:r>
+      <w:r>
+        <w:rPr>
+          <w:color w:val="215868" w:themeColor="accent5" w:themeShade="80"/>
           <w:spacing w:val="-4"/>
           <w:w w:val="110"/>
         </w:rPr>
@@ -879,14 +605,14 @@
       </w:r>
       <w:r>
         <w:rPr>
-          <w:color w:val="333333"/>
+          <w:color w:val="215868" w:themeColor="accent5" w:themeShade="80"/>
           <w:w w:val="115"/>
         </w:rPr>
         <w:t>Experience</w:t>
       </w:r>
       <w:r>
         <w:rPr>
-          <w:color w:val="333333"/>
+          <w:color w:val="215868" w:themeColor="accent5" w:themeShade="80"/>
           <w:spacing w:val="-32"/>
           <w:w w:val="115"/>
         </w:rPr>
@@ -920,30 +646,10 @@
           <w:b/>
           <w:color w:val="414141"/>
           <w:w w:val="110"/>
-          <w:szCs w:val="24"/>
-        </w:rPr>
-        <w:t>Automotive Robotics India (</w:t>
-      </w:r>
-      <w:proofErr w:type="spellStart"/>
-      <w:proofErr w:type="gramStart"/>
-      <w:r>
-        <w:rPr>
-          <w:b/>
-          <w:color w:val="414141"/>
-          <w:w w:val="110"/>
-          <w:szCs w:val="24"/>
-        </w:rPr>
-        <w:t>ARi</w:t>
-      </w:r>
-      <w:proofErr w:type="spellEnd"/>
-      <w:r>
-        <w:rPr>
-          <w:b/>
-          <w:color w:val="414141"/>
-          <w:w w:val="110"/>
-          <w:szCs w:val="24"/>
-        </w:rPr>
-        <w:t>)</w:t>
+          <w:sz w:val="24"/>
+          <w:szCs w:val="24"/>
+        </w:rPr>
+        <w:t>Automotive Robotics India (ARi)</w:t>
       </w:r>
       <w:r>
         <w:rPr>
@@ -951,30 +657,21 @@
           <w:color w:val="414141"/>
           <w:spacing w:val="-2"/>
           <w:w w:val="110"/>
-          <w:szCs w:val="24"/>
-        </w:rPr>
-        <w:t xml:space="preserve">   </w:t>
-      </w:r>
-      <w:proofErr w:type="gramEnd"/>
+          <w:sz w:val="24"/>
+          <w:szCs w:val="24"/>
+        </w:rPr>
+        <w:t xml:space="preserve">        </w:t>
+      </w:r>
       <w:r>
         <w:rPr>
           <w:b/>
           <w:color w:val="414141"/>
           <w:spacing w:val="-2"/>
           <w:w w:val="110"/>
-          <w:szCs w:val="24"/>
-        </w:rPr>
-        <w:t xml:space="preserve">     </w:t>
-      </w:r>
-      <w:r>
-        <w:rPr>
-          <w:b/>
-          <w:color w:val="414141"/>
-          <w:spacing w:val="-2"/>
-          <w:w w:val="110"/>
-          <w:szCs w:val="24"/>
-        </w:rPr>
-        <w:t xml:space="preserve">                                                               </w:t>
+          <w:sz w:val="24"/>
+          <w:szCs w:val="24"/>
+        </w:rPr>
+        <w:t xml:space="preserve">                                                    </w:t>
       </w:r>
       <w:r>
         <w:rPr>
@@ -1202,27 +899,6 @@
           <w:szCs w:val="24"/>
         </w:rPr>
       </w:pPr>
-      <w:r>
-        <w:rPr>
-          <w:rFonts w:ascii="Arial Rounded MT Bold" w:hAnsi="Arial Rounded MT Bold"/>
-          <w:b/>
-          <w:bCs/>
-          <w:color w:val="7F7F7F" w:themeColor="text1" w:themeTint="80"/>
-          <w:w w:val="110"/>
-          <w:sz w:val="20"/>
-          <w:szCs w:val="24"/>
-        </w:rPr>
-        <w:t>Client:</w:t>
-      </w:r>
-      <w:r>
-        <w:rPr>
-          <w:color w:val="7F7F7F" w:themeColor="text1" w:themeTint="80"/>
-          <w:w w:val="110"/>
-          <w:sz w:val="20"/>
-          <w:szCs w:val="24"/>
-        </w:rPr>
-        <w:t xml:space="preserve"> </w:t>
-      </w:r>
       <w:r>
         <w:rPr>
           <w:b/>
@@ -1265,11 +941,31 @@
         <w:rPr>
           <w:b/>
           <w:bCs/>
-          <w:color w:val="000000"/>
+          <w:color w:val="4A442A" w:themeColor="background2" w:themeShade="40"/>
           <w:sz w:val="20"/>
           <w:szCs w:val="24"/>
         </w:rPr>
-        <w:t>LIDAR Perception for Surface Hauling truck</w:t>
+        <w:t xml:space="preserve">LIDAR Perception for </w:t>
+      </w:r>
+      <w:r>
+        <w:rPr>
+          <w:b/>
+          <w:bCs/>
+          <w:color w:val="4A442A" w:themeColor="background2" w:themeShade="40"/>
+          <w:sz w:val="20"/>
+          <w:szCs w:val="24"/>
+        </w:rPr>
+        <w:t>Autonomous Surface</w:t>
+      </w:r>
+      <w:r>
+        <w:rPr>
+          <w:b/>
+          <w:bCs/>
+          <w:color w:val="4A442A" w:themeColor="background2" w:themeShade="40"/>
+          <w:sz w:val="20"/>
+          <w:szCs w:val="24"/>
+        </w:rPr>
+        <w:t xml:space="preserve"> Hauling truck</w:t>
       </w:r>
     </w:p>
     <w:p>
@@ -1303,10 +999,65 @@
       <w:r>
         <w:rPr>
           <w:rFonts w:ascii="Liberation Sans Narrow" w:hAnsi="Liberation Sans Narrow" w:cs="Segoe UI"/>
+          <w:color w:val="000000" w:themeColor="text1"/>
           <w:sz w:val="22"/>
           <w:szCs w:val="22"/>
         </w:rPr>
         <w:t>M</w:t>
+      </w:r>
+      <w:r>
+        <w:rPr>
+          <w:rFonts w:ascii="Liberation Sans Narrow" w:hAnsi="Liberation Sans Narrow" w:cs="Segoe UI"/>
+          <w:color w:val="000000" w:themeColor="text1"/>
+          <w:sz w:val="22"/>
+          <w:szCs w:val="22"/>
+        </w:rPr>
+        <w:t xml:space="preserve">oving </w:t>
+      </w:r>
+      <w:r>
+        <w:rPr>
+          <w:rFonts w:ascii="Liberation Sans Narrow" w:hAnsi="Liberation Sans Narrow" w:cs="Segoe UI"/>
+          <w:color w:val="000000" w:themeColor="text1"/>
+          <w:sz w:val="22"/>
+          <w:szCs w:val="22"/>
+        </w:rPr>
+        <w:t>O</w:t>
+      </w:r>
+      <w:r>
+        <w:rPr>
+          <w:rFonts w:ascii="Liberation Sans Narrow" w:hAnsi="Liberation Sans Narrow" w:cs="Segoe UI"/>
+          <w:color w:val="000000" w:themeColor="text1"/>
+          <w:sz w:val="22"/>
+          <w:szCs w:val="22"/>
+        </w:rPr>
+        <w:t xml:space="preserve">bstacle </w:t>
+      </w:r>
+      <w:r>
+        <w:rPr>
+          <w:rFonts w:ascii="Liberation Sans Narrow" w:hAnsi="Liberation Sans Narrow" w:cs="Segoe UI"/>
+          <w:color w:val="000000" w:themeColor="text1"/>
+          <w:sz w:val="22"/>
+          <w:szCs w:val="22"/>
+        </w:rPr>
+        <w:t>D</w:t>
+      </w:r>
+      <w:r>
+        <w:rPr>
+          <w:rFonts w:ascii="Liberation Sans Narrow" w:hAnsi="Liberation Sans Narrow" w:cs="Segoe UI"/>
+          <w:color w:val="000000" w:themeColor="text1"/>
+          <w:sz w:val="22"/>
+          <w:szCs w:val="22"/>
+        </w:rPr>
+        <w:t>etection</w:t>
+      </w:r>
+      <w:r>
+        <w:rPr>
+          <w:rFonts w:ascii="Liberation Sans Narrow" w:hAnsi="Liberation Sans Narrow" w:cs="Segoe UI"/>
+          <w:color w:val="000000" w:themeColor="text1"/>
+          <w:sz w:val="22"/>
+          <w:szCs w:val="22"/>
+        </w:rPr>
+        <w:t xml:space="preserve"> </w:t>
       </w:r>
       <w:r>
         <w:rPr>
@@ -1314,39 +1065,7 @@
           <w:sz w:val="22"/>
           <w:szCs w:val="22"/>
         </w:rPr>
-        <w:t xml:space="preserve">oving </w:t>
-      </w:r>
-      <w:r>
-        <w:rPr>
-          <w:rFonts w:ascii="Liberation Sans Narrow" w:hAnsi="Liberation Sans Narrow" w:cs="Segoe UI"/>
-          <w:sz w:val="22"/>
-          <w:szCs w:val="22"/>
-        </w:rPr>
-        <w:t>O</w:t>
-      </w:r>
-      <w:r>
-        <w:rPr>
-          <w:rFonts w:ascii="Liberation Sans Narrow" w:hAnsi="Liberation Sans Narrow" w:cs="Segoe UI"/>
-          <w:sz w:val="22"/>
-          <w:szCs w:val="22"/>
-        </w:rPr>
-        <w:t xml:space="preserve">bstacle </w:t>
-      </w:r>
-      <w:r>
-        <w:rPr>
-          <w:rFonts w:ascii="Liberation Sans Narrow" w:hAnsi="Liberation Sans Narrow" w:cs="Segoe UI"/>
-          <w:sz w:val="22"/>
-          <w:szCs w:val="22"/>
-        </w:rPr>
-        <w:t>D</w:t>
-      </w:r>
-      <w:r>
-        <w:rPr>
-          <w:rFonts w:ascii="Liberation Sans Narrow" w:hAnsi="Liberation Sans Narrow" w:cs="Segoe UI"/>
-          <w:sz w:val="22"/>
-          <w:szCs w:val="22"/>
-        </w:rPr>
-        <w:t>etection solutions leveraging lidar sensor.</w:t>
+        <w:t>solutions leveraging lidar sensor.</w:t>
       </w:r>
     </w:p>
     <w:p>
@@ -1419,7 +1138,31 @@
           <w:sz w:val="22"/>
           <w:szCs w:val="22"/>
         </w:rPr>
-        <w:t>Developed boundary and berm detection feature for mine site.</w:t>
+        <w:t xml:space="preserve">Developed </w:t>
+      </w:r>
+      <w:r>
+        <w:rPr>
+          <w:rFonts w:ascii="Liberation Sans Narrow" w:hAnsi="Liberation Sans Narrow" w:cs="Segoe UI"/>
+          <w:sz w:val="22"/>
+          <w:szCs w:val="22"/>
+        </w:rPr>
+        <w:t>rut</w:t>
+      </w:r>
+      <w:r>
+        <w:rPr>
+          <w:rFonts w:ascii="Liberation Sans Narrow" w:hAnsi="Liberation Sans Narrow" w:cs="Segoe UI"/>
+          <w:sz w:val="22"/>
+          <w:szCs w:val="22"/>
+        </w:rPr>
+        <w:t xml:space="preserve"> and berm detection</w:t>
+      </w:r>
+      <w:r>
+        <w:rPr>
+          <w:rFonts w:ascii="Liberation Sans Narrow" w:hAnsi="Liberation Sans Narrow" w:cs="Segoe UI"/>
+          <w:sz w:val="22"/>
+          <w:szCs w:val="22"/>
+        </w:rPr>
+        <w:t xml:space="preserve"> feature for mine site.</w:t>
       </w:r>
     </w:p>
     <w:p>
@@ -1447,7 +1190,31 @@
           <w:sz w:val="22"/>
           <w:szCs w:val="22"/>
         </w:rPr>
-        <w:t>Supported the development of the rut detection feature for haul trucks.</w:t>
+        <w:t xml:space="preserve">Supported the development of </w:t>
+      </w:r>
+      <w:r>
+        <w:rPr>
+          <w:rFonts w:ascii="Liberation Sans Narrow" w:hAnsi="Liberation Sans Narrow" w:cs="Segoe UI"/>
+          <w:sz w:val="22"/>
+          <w:szCs w:val="22"/>
+        </w:rPr>
+        <w:t xml:space="preserve">mapping the boundaries of </w:t>
+      </w:r>
+      <w:r>
+        <w:rPr>
+          <w:rFonts w:ascii="Liberation Sans Narrow" w:hAnsi="Liberation Sans Narrow" w:cs="Segoe UI"/>
+          <w:sz w:val="22"/>
+          <w:szCs w:val="22"/>
+        </w:rPr>
+        <w:t>mine site</w:t>
+      </w:r>
+      <w:r>
+        <w:rPr>
+          <w:rFonts w:ascii="Liberation Sans Narrow" w:hAnsi="Liberation Sans Narrow" w:cs="Segoe UI"/>
+          <w:sz w:val="22"/>
+          <w:szCs w:val="22"/>
+        </w:rPr>
+        <w:t>.</w:t>
       </w:r>
     </w:p>
     <w:p>
@@ -1508,7 +1275,15 @@
           <w:sz w:val="22"/>
           <w:szCs w:val="22"/>
         </w:rPr>
-        <w:t>loud libraries into C++ projects to accelerate development.</w:t>
+        <w:t>loud libraries</w:t>
+      </w:r>
+      <w:r>
+        <w:rPr>
+          <w:rFonts w:ascii="Liberation Sans Narrow" w:hAnsi="Liberation Sans Narrow" w:cs="Segoe UI"/>
+          <w:sz w:val="22"/>
+          <w:szCs w:val="22"/>
+        </w:rPr>
+        <w:t xml:space="preserve"> into C++ projects to accelerate development.</w:t>
       </w:r>
     </w:p>
     <w:p>
@@ -1537,23 +1312,7 @@
           <w:sz w:val="22"/>
           <w:szCs w:val="22"/>
         </w:rPr>
-        <w:t>Worked in Path planning, Sensor fusion</w:t>
-      </w:r>
-      <w:r>
-        <w:rPr>
-          <w:rFonts w:ascii="Liberation Sans Narrow" w:hAnsi="Liberation Sans Narrow" w:cs="Segoe UI"/>
-          <w:sz w:val="22"/>
-          <w:szCs w:val="22"/>
-        </w:rPr>
-        <w:t xml:space="preserve"> and </w:t>
-      </w:r>
-      <w:r>
-        <w:rPr>
-          <w:rFonts w:ascii="Liberation Sans Narrow" w:hAnsi="Liberation Sans Narrow" w:cs="Segoe UI"/>
-          <w:sz w:val="22"/>
-          <w:szCs w:val="22"/>
-        </w:rPr>
-        <w:t>SLAM algorithms.</w:t>
+        <w:t>Drove KPI improvements by investigating and resolving root causes of KPI mismatches.</w:t>
       </w:r>
     </w:p>
     <w:p>
@@ -1581,8 +1340,36 @@
           <w:rFonts w:ascii="Liberation Sans Narrow" w:hAnsi="Liberation Sans Narrow" w:cs="Segoe UI"/>
           <w:sz w:val="22"/>
           <w:szCs w:val="22"/>
-        </w:rPr>
-        <w:t>Drove KPI improvements by investigating and resolving root causes of KPI mismatches.</w:t>
+          <w:lang w:val="en-US"/>
+        </w:rPr>
+        <w:t xml:space="preserve">Configured and managed </w:t>
+      </w:r>
+      <w:r>
+        <w:rPr>
+          <w:rFonts w:ascii="Liberation Sans Narrow" w:hAnsi="Liberation Sans Narrow" w:cs="Segoe UI"/>
+          <w:sz w:val="22"/>
+          <w:szCs w:val="22"/>
+          <w:lang w:val="en-US"/>
+        </w:rPr>
+        <w:t>ROS TF tree</w:t>
+      </w:r>
+      <w:r>
+        <w:rPr>
+          <w:rFonts w:ascii="Liberation Sans Narrow" w:hAnsi="Liberation Sans Narrow" w:cs="Segoe UI"/>
+          <w:sz w:val="22"/>
+          <w:szCs w:val="22"/>
+          <w:lang w:val="en-US"/>
+        </w:rPr>
+        <w:t>, defining coordinate frames and static transforms via YAML</w:t>
+      </w:r>
+      <w:r>
+        <w:rPr>
+          <w:rFonts w:ascii="Liberation Sans Narrow" w:hAnsi="Liberation Sans Narrow" w:cs="Segoe UI"/>
+          <w:sz w:val="22"/>
+          <w:szCs w:val="22"/>
+          <w:lang w:val="en-US"/>
+        </w:rPr>
+        <w:t xml:space="preserve">. </w:t>
       </w:r>
     </w:p>
     <w:p>
@@ -1611,7 +1398,141 @@
           <w:sz w:val="22"/>
           <w:szCs w:val="22"/>
         </w:rPr>
-        <w:t>Developed robust backend systems for a playback tool.</w:t>
+        <w:t>Contributed to the</w:t>
+      </w:r>
+      <w:r>
+        <w:rPr>
+          <w:rFonts w:ascii="Liberation Sans Narrow" w:hAnsi="Liberation Sans Narrow" w:cs="Segoe UI"/>
+          <w:sz w:val="22"/>
+          <w:szCs w:val="22"/>
+        </w:rPr>
+        <w:t xml:space="preserve"> robust backend systems for a playback tool.</w:t>
+      </w:r>
+    </w:p>
+    <w:p>
+      <w:pPr>
+        <w:pStyle w:val="my-0"/>
+        <w:numPr>
+          <w:ilvl w:val="0"/>
+          <w:numId w:val="13"/>
+        </w:numPr>
+        <w:pBdr>
+          <w:top w:val="single" w:sz="2" w:space="0" w:color="E5E7EB"/>
+          <w:left w:val="single" w:sz="2" w:space="0" w:color="E5E7EB"/>
+          <w:bottom w:val="single" w:sz="2" w:space="0" w:color="E5E7EB"/>
+          <w:right w:val="single" w:sz="2" w:space="0" w:color="E5E7EB"/>
+        </w:pBdr>
+        <w:spacing w:before="0" w:beforeAutospacing="0" w:after="0" w:afterAutospacing="0"/>
+        <w:rPr>
+          <w:rFonts w:ascii="Liberation Sans Narrow" w:hAnsi="Liberation Sans Narrow" w:cs="Segoe UI"/>
+          <w:sz w:val="22"/>
+          <w:szCs w:val="22"/>
+        </w:rPr>
+      </w:pPr>
+      <w:r>
+        <w:rPr>
+          <w:rFonts w:ascii="Liberation Sans Narrow" w:hAnsi="Liberation Sans Narrow" w:cs="Segoe UI"/>
+          <w:sz w:val="22"/>
+          <w:szCs w:val="22"/>
+          <w:lang w:val="en-US"/>
+        </w:rPr>
+        <w:t>Pioneered a utility for GPU benchmarking to analyze the performance of developed algorithms.</w:t>
+      </w:r>
+    </w:p>
+    <w:p>
+      <w:pPr>
+        <w:pStyle w:val="my-0"/>
+        <w:numPr>
+          <w:ilvl w:val="0"/>
+          <w:numId w:val="13"/>
+        </w:numPr>
+        <w:pBdr>
+          <w:top w:val="single" w:sz="2" w:space="0" w:color="E5E7EB"/>
+          <w:left w:val="single" w:sz="2" w:space="0" w:color="E5E7EB"/>
+          <w:bottom w:val="single" w:sz="2" w:space="0" w:color="E5E7EB"/>
+          <w:right w:val="single" w:sz="2" w:space="0" w:color="E5E7EB"/>
+        </w:pBdr>
+        <w:spacing w:before="0" w:beforeAutospacing="0" w:after="0" w:afterAutospacing="0"/>
+        <w:rPr>
+          <w:rFonts w:ascii="Liberation Sans Narrow" w:hAnsi="Liberation Sans Narrow" w:cs="Segoe UI"/>
+          <w:sz w:val="22"/>
+          <w:szCs w:val="22"/>
+        </w:rPr>
+      </w:pPr>
+      <w:r>
+        <w:rPr>
+          <w:rFonts w:ascii="Liberation Sans Narrow" w:hAnsi="Liberation Sans Narrow" w:cs="Segoe UI"/>
+          <w:sz w:val="22"/>
+          <w:szCs w:val="22"/>
+          <w:lang w:val="en-US"/>
+        </w:rPr>
+        <w:t xml:space="preserve">Developed a utility to visualize vehicle movement with the help of </w:t>
+      </w:r>
+      <w:r>
+        <w:rPr>
+          <w:rFonts w:ascii="Liberation Sans Narrow" w:hAnsi="Liberation Sans Narrow" w:cs="Segoe UI"/>
+          <w:sz w:val="22"/>
+          <w:szCs w:val="22"/>
+          <w:lang w:val="en-US"/>
+        </w:rPr>
+        <w:t>plotly</w:t>
+      </w:r>
+      <w:r>
+        <w:rPr>
+          <w:rFonts w:ascii="Liberation Sans Narrow" w:hAnsi="Liberation Sans Narrow" w:cs="Segoe UI"/>
+          <w:sz w:val="22"/>
+          <w:szCs w:val="22"/>
+          <w:lang w:val="en-US"/>
+        </w:rPr>
+        <w:t xml:space="preserve"> library.</w:t>
+      </w:r>
+    </w:p>
+    <w:p>
+      <w:pPr>
+        <w:pStyle w:val="my-0"/>
+        <w:numPr>
+          <w:ilvl w:val="0"/>
+          <w:numId w:val="13"/>
+        </w:numPr>
+        <w:pBdr>
+          <w:top w:val="single" w:sz="2" w:space="0" w:color="E5E7EB"/>
+          <w:left w:val="single" w:sz="2" w:space="0" w:color="E5E7EB"/>
+          <w:bottom w:val="single" w:sz="2" w:space="0" w:color="E5E7EB"/>
+          <w:right w:val="single" w:sz="2" w:space="0" w:color="E5E7EB"/>
+        </w:pBdr>
+        <w:spacing w:before="0" w:beforeAutospacing="0" w:after="0" w:afterAutospacing="0"/>
+        <w:rPr>
+          <w:rFonts w:ascii="Liberation Sans Narrow" w:hAnsi="Liberation Sans Narrow" w:cs="Segoe UI"/>
+          <w:sz w:val="22"/>
+          <w:szCs w:val="22"/>
+        </w:rPr>
+      </w:pPr>
+      <w:r>
+        <w:rPr>
+          <w:rFonts w:ascii="Liberation Sans Narrow" w:hAnsi="Liberation Sans Narrow" w:cs="Segoe UI"/>
+          <w:sz w:val="22"/>
+          <w:szCs w:val="22"/>
+          <w:lang w:val="en-US"/>
+        </w:rPr>
+        <w:t xml:space="preserve">Performed </w:t>
+      </w:r>
+      <w:r>
+        <w:rPr>
+          <w:rFonts w:ascii="Liberation Sans Narrow" w:hAnsi="Liberation Sans Narrow" w:cs="Segoe UI"/>
+          <w:sz w:val="22"/>
+          <w:szCs w:val="22"/>
+          <w:lang w:val="en-US"/>
+        </w:rPr>
+        <w:t>core dump analysis</w:t>
+      </w:r>
+      <w:r>
+        <w:rPr>
+          <w:rFonts w:ascii="Liberation Sans Narrow" w:hAnsi="Liberation Sans Narrow" w:cs="Segoe UI"/>
+          <w:sz w:val="22"/>
+          <w:szCs w:val="22"/>
+          <w:lang w:val="en-US"/>
+        </w:rPr>
+        <w:t xml:space="preserve"> to identify root causes of system crashes and runtime failures.</w:t>
       </w:r>
     </w:p>
     <w:p>
@@ -1632,6 +1553,7 @@
           <w:b/>
           <w:color w:val="414141"/>
           <w:w w:val="110"/>
+          <w:sz w:val="24"/>
           <w:szCs w:val="24"/>
         </w:rPr>
         <w:t>Bosch</w:t>
@@ -1642,6 +1564,7 @@
           <w:color w:val="414141"/>
           <w:spacing w:val="-4"/>
           <w:w w:val="110"/>
+          <w:sz w:val="24"/>
           <w:szCs w:val="24"/>
         </w:rPr>
         <w:t xml:space="preserve"> </w:t>
@@ -1651,6 +1574,7 @@
           <w:b/>
           <w:color w:val="414141"/>
           <w:w w:val="110"/>
+          <w:sz w:val="24"/>
           <w:szCs w:val="24"/>
         </w:rPr>
         <w:t>Global</w:t>
@@ -1661,6 +1585,7 @@
           <w:color w:val="414141"/>
           <w:spacing w:val="-4"/>
           <w:w w:val="110"/>
+          <w:sz w:val="24"/>
           <w:szCs w:val="24"/>
         </w:rPr>
         <w:t xml:space="preserve"> </w:t>
@@ -1670,6 +1595,7 @@
           <w:b/>
           <w:color w:val="414141"/>
           <w:w w:val="110"/>
+          <w:sz w:val="24"/>
           <w:szCs w:val="24"/>
         </w:rPr>
         <w:t>Software</w:t>
@@ -1680,6 +1606,7 @@
           <w:color w:val="414141"/>
           <w:spacing w:val="-3"/>
           <w:w w:val="110"/>
+          <w:sz w:val="24"/>
           <w:szCs w:val="24"/>
         </w:rPr>
         <w:t xml:space="preserve"> </w:t>
@@ -1690,29 +1617,19 @@
           <w:color w:val="414141"/>
           <w:spacing w:val="-2"/>
           <w:w w:val="110"/>
-          <w:szCs w:val="24"/>
-        </w:rPr>
-        <w:t>T</w:t>
-      </w:r>
-      <w:r>
-        <w:rPr>
-          <w:b/>
-          <w:color w:val="414141"/>
-          <w:spacing w:val="-2"/>
-          <w:w w:val="110"/>
-          <w:szCs w:val="24"/>
-        </w:rPr>
-        <w:t>echnologies</w:t>
-      </w:r>
-      <w:r>
-        <w:rPr>
-          <w:b/>
-          <w:color w:val="414141"/>
-          <w:spacing w:val="-2"/>
-          <w:w w:val="110"/>
-          <w:szCs w:val="24"/>
-        </w:rPr>
-        <w:t xml:space="preserve">                                                            </w:t>
+          <w:sz w:val="24"/>
+          <w:szCs w:val="24"/>
+        </w:rPr>
+        <w:t xml:space="preserve">Technologies                  </w:t>
+      </w:r>
+      <w:r>
+        <w:rPr>
+          <w:i/>
+          <w:w w:val="105"/>
+          <w:sz w:val="20"/>
+          <w:szCs w:val="24"/>
+        </w:rPr>
+        <w:t xml:space="preserve">                                          </w:t>
       </w:r>
       <w:r>
         <w:rPr>
@@ -1818,7 +1735,23 @@
           <w:sz w:val="20"/>
           <w:szCs w:val="24"/>
         </w:rPr>
-        <w:t xml:space="preserve">                                                                            </w:t>
+        <w:t xml:space="preserve">                                                              </w:t>
+      </w:r>
+      <w:r>
+        <w:rPr>
+          <w:color w:val="5D5D5D"/>
+          <w:sz w:val="20"/>
+          <w:szCs w:val="24"/>
+        </w:rPr>
+        <w:t xml:space="preserve">  </w:t>
+      </w:r>
+      <w:r>
+        <w:rPr>
+          <w:color w:val="5D5D5D"/>
+          <w:sz w:val="20"/>
+          <w:szCs w:val="24"/>
+        </w:rPr>
+        <w:t xml:space="preserve">              </w:t>
       </w:r>
       <w:r>
         <w:rPr>
@@ -1910,8 +1843,6 @@
         </w:pBdr>
         <w:rPr>
           <w:color w:val="000000"/>
-          <w:sz w:val="20"/>
-          <w:szCs w:val="24"/>
         </w:rPr>
       </w:pPr>
       <w:r>
@@ -1928,9 +1859,7 @@
         <w:rPr>
           <w:b/>
           <w:bCs/>
-          <w:color w:val="000000"/>
-          <w:sz w:val="20"/>
-          <w:szCs w:val="24"/>
+          <w:color w:val="4A442A" w:themeColor="background2" w:themeShade="40"/>
         </w:rPr>
         <w:t>Interior Monitoring System (IMS)</w:t>
       </w:r>
@@ -1938,9 +1867,7 @@
         <w:rPr>
           <w:b/>
           <w:bCs/>
-          <w:color w:val="000000"/>
-          <w:sz w:val="20"/>
-          <w:szCs w:val="24"/>
+          <w:color w:val="4A442A" w:themeColor="background2" w:themeShade="40"/>
         </w:rPr>
         <w:t xml:space="preserve"> </w:t>
       </w:r>
@@ -1948,11 +1875,33 @@
         <w:rPr>
           <w:b/>
           <w:bCs/>
-          <w:color w:val="000000"/>
-          <w:sz w:val="20"/>
-          <w:szCs w:val="24"/>
+          <w:color w:val="4A442A" w:themeColor="background2" w:themeShade="40"/>
         </w:rPr>
         <w:t>– Camera Perception</w:t>
+      </w:r>
+      <w:r>
+        <w:rPr>
+          <w:b/>
+          <w:bCs/>
+          <w:color w:val="4A442A" w:themeColor="background2" w:themeShade="40"/>
+        </w:rPr>
+        <w:t xml:space="preserve"> - Stellantis</w:t>
+      </w:r>
+      <w:r>
+        <w:rPr>
+          <w:b/>
+          <w:bCs/>
+          <w:color w:val="4A442A" w:themeColor="background2" w:themeShade="40"/>
+        </w:rPr>
+        <w:t>/</w:t>
+      </w:r>
+      <w:r>
+        <w:rPr>
+          <w:b/>
+          <w:bCs/>
+          <w:color w:val="4A442A" w:themeColor="background2" w:themeShade="40"/>
+        </w:rPr>
+        <w:t>Ford</w:t>
       </w:r>
     </w:p>
     <w:p>
@@ -1964,7 +1913,7 @@
         </w:numPr>
       </w:pPr>
       <w:r>
-        <w:t>Developed algorithms for driver drowsiness module in C++ following design patterns and clean code.</w:t>
+        <w:t>Developed algorithms for driver drowsiness module in C++.</w:t>
       </w:r>
     </w:p>
     <w:p>
@@ -1976,7 +1925,13 @@
         </w:numPr>
       </w:pPr>
       <w:r>
-        <w:t>Developed internal tools for simulating driver behaviors for debugging the issues without hardware.</w:t>
+        <w:t xml:space="preserve">Contributed to new features for </w:t>
+      </w:r>
+      <w:r>
+        <w:t xml:space="preserve">playback </w:t>
+      </w:r>
+      <w:r>
+        <w:t>tool for simulating driver behavior.</w:t>
       </w:r>
     </w:p>
     <w:p>
@@ -1988,7 +1943,7 @@
         </w:numPr>
       </w:pPr>
       <w:r>
-        <w:t>Contributed to the development of hardware and software reset for camera.</w:t>
+        <w:t>Implemented a module to monitor facial features of driver.</w:t>
       </w:r>
     </w:p>
     <w:p>
@@ -2000,13 +1955,13 @@
         </w:numPr>
       </w:pPr>
       <w:r>
-        <w:t>Modules implementations such as interfaces, precondition handlers, error handlers</w:t>
-      </w:r>
-      <w:r>
-        <w:t xml:space="preserve">, schedulers </w:t>
-      </w:r>
-      <w:r>
-        <w:t xml:space="preserve">etc. </w:t>
+        <w:t xml:space="preserve">Developed an algorithm </w:t>
+      </w:r>
+      <w:r>
+        <w:t>called</w:t>
+      </w:r>
+      <w:r>
+        <w:t xml:space="preserve"> circadian rhythm to handle drowsiness in drivers.</w:t>
       </w:r>
     </w:p>
     <w:p>
@@ -2018,10 +1973,13 @@
         </w:numPr>
       </w:pPr>
       <w:r>
-        <w:t>Successfully addressed and resolved Level 8 and 9 QAC++ warnings in the codebase</w:t>
-      </w:r>
-      <w:r>
-        <w:t>.</w:t>
+        <w:t xml:space="preserve">Contributed to the development </w:t>
+      </w:r>
+      <w:r>
+        <w:t>of hardware and software reset</w:t>
+      </w:r>
+      <w:r>
+        <w:t xml:space="preserve"> for camera.</w:t>
       </w:r>
     </w:p>
     <w:p>
@@ -2033,7 +1991,13 @@
         </w:numPr>
       </w:pPr>
       <w:r>
-        <w:t>Worked in the project migration on virtual machine to docker.</w:t>
+        <w:t>Modules implementations such as interfaces, precondition handlers, error handlers</w:t>
+      </w:r>
+      <w:r>
+        <w:t xml:space="preserve">, schedulers </w:t>
+      </w:r>
+      <w:r>
+        <w:t xml:space="preserve">etc. </w:t>
       </w:r>
     </w:p>
     <w:p>
@@ -2045,7 +2009,34 @@
         </w:numPr>
       </w:pPr>
       <w:r>
-        <w:t>Able to handle real world bugs which require proper strategies, Problem Solving and analytical skills</w:t>
+        <w:t>Contributed to the development of monitoring the GPU load for model training.</w:t>
+      </w:r>
+    </w:p>
+    <w:p>
+      <w:pPr>
+        <w:pStyle w:val="ListParagraph"/>
+        <w:numPr>
+          <w:ilvl w:val="0"/>
+          <w:numId w:val="9"/>
+        </w:numPr>
+      </w:pPr>
+      <w:r>
+        <w:t>Successfully addressed and resolved Level 8 and 9 QAC++ warnings in the codebase</w:t>
+      </w:r>
+      <w:r>
+        <w:t>.</w:t>
+      </w:r>
+    </w:p>
+    <w:p>
+      <w:pPr>
+        <w:pStyle w:val="ListParagraph"/>
+        <w:numPr>
+          <w:ilvl w:val="0"/>
+          <w:numId w:val="9"/>
+        </w:numPr>
+      </w:pPr>
+      <w:r>
+        <w:t>Worked in the project migration on virtual machine to docker.</w:t>
       </w:r>
     </w:p>
     <w:p>
@@ -2087,8 +2078,6 @@
         </w:pBdr>
         <w:rPr>
           <w:color w:val="000000"/>
-          <w:sz w:val="20"/>
-          <w:szCs w:val="24"/>
         </w:rPr>
       </w:pPr>
       <w:r>
@@ -2105,9 +2094,7 @@
         <w:rPr>
           <w:b/>
           <w:bCs/>
-          <w:color w:val="000000"/>
-          <w:sz w:val="20"/>
-          <w:szCs w:val="24"/>
+          <w:color w:val="4A442A" w:themeColor="background2" w:themeShade="40"/>
         </w:rPr>
         <w:t xml:space="preserve">Digital </w:t>
       </w:r>
@@ -2115,11 +2102,17 @@
         <w:rPr>
           <w:b/>
           <w:bCs/>
-          <w:color w:val="000000"/>
-          <w:sz w:val="20"/>
-          <w:szCs w:val="24"/>
-        </w:rPr>
-        <w:t xml:space="preserve">Instrument Cluster </w:t>
+          <w:color w:val="4A442A" w:themeColor="background2" w:themeShade="40"/>
+        </w:rPr>
+        <w:t>Instrument Cluster</w:t>
+      </w:r>
+      <w:r>
+        <w:rPr>
+          <w:b/>
+          <w:bCs/>
+          <w:color w:val="4A442A" w:themeColor="background2" w:themeShade="40"/>
+        </w:rPr>
+        <w:t xml:space="preserve"> - Volvo</w:t>
       </w:r>
     </w:p>
     <w:p>
@@ -2137,7 +2130,10 @@
         <w:t>A</w:t>
       </w:r>
       <w:r>
-        <w:t xml:space="preserve">gile </w:t>
+        <w:t>gile</w:t>
+      </w:r>
+      <w:r>
+        <w:t xml:space="preserve"> </w:t>
       </w:r>
       <w:r>
         <w:t xml:space="preserve">Scrum </w:t>
@@ -2155,7 +2151,13 @@
         </w:numPr>
       </w:pPr>
       <w:r>
-        <w:t>Contributed to the development and integration of the Trip Computer module.</w:t>
+        <w:t xml:space="preserve">Contributed to the development and integration of the </w:t>
+      </w:r>
+      <w:r>
+        <w:t>Trip Computer module</w:t>
+      </w:r>
+      <w:r>
+        <w:t>.</w:t>
       </w:r>
     </w:p>
     <w:p>
@@ -2167,7 +2169,13 @@
         </w:numPr>
       </w:pPr>
       <w:r>
-        <w:t>Identified and resolved a critical tell-tale toggling issue.</w:t>
+        <w:t xml:space="preserve">Identified and resolved a critical </w:t>
+      </w:r>
+      <w:r>
+        <w:t>tell-tale toggling issue</w:t>
+      </w:r>
+      <w:r>
+        <w:t>.</w:t>
       </w:r>
     </w:p>
     <w:p>
@@ -2191,19 +2199,13 @@
         </w:numPr>
       </w:pPr>
       <w:r>
-        <w:t>Writing unit tests and perfor</w:t>
-      </w:r>
-      <w:r>
-        <w:t>ms f</w:t>
-      </w:r>
-      <w:r>
-        <w:t xml:space="preserve">unctionality </w:t>
-      </w:r>
-      <w:r>
-        <w:t xml:space="preserve">testing to ensure software </w:t>
-      </w:r>
-      <w:r>
-        <w:t>functionality.</w:t>
+        <w:t>Worked for the ASPICE related standards followed in AUTOSAR projects</w:t>
+      </w:r>
+      <w:r>
+        <w:t xml:space="preserve"> and handled the audit</w:t>
+      </w:r>
+      <w:r>
+        <w:t>.</w:t>
       </w:r>
     </w:p>
     <w:p>
@@ -2252,27 +2254,16 @@
         </w:rPr>
         <w:t xml:space="preserve">  </w:t>
       </w:r>
-      <w:proofErr w:type="spellStart"/>
       <w:r>
         <w:rPr>
           <w:b/>
           <w:color w:val="414141"/>
           <w:spacing w:val="-2"/>
           <w:w w:val="115"/>
-          <w:szCs w:val="24"/>
-        </w:rPr>
-        <w:t>Gadgeon</w:t>
-      </w:r>
-      <w:proofErr w:type="spellEnd"/>
-      <w:r>
-        <w:rPr>
-          <w:b/>
-          <w:color w:val="414141"/>
-          <w:spacing w:val="-2"/>
-          <w:w w:val="115"/>
-          <w:szCs w:val="24"/>
-        </w:rPr>
-        <w:t xml:space="preserve"> Systems Pvt</w:t>
+          <w:sz w:val="24"/>
+          <w:szCs w:val="24"/>
+        </w:rPr>
+        <w:t>Gadgeon Systems Pvt</w:t>
       </w:r>
       <w:r>
         <w:rPr>
@@ -2280,6 +2271,7 @@
           <w:color w:val="414141"/>
           <w:spacing w:val="-7"/>
           <w:w w:val="115"/>
+          <w:sz w:val="24"/>
           <w:szCs w:val="24"/>
         </w:rPr>
         <w:t xml:space="preserve"> </w:t>
@@ -2290,18 +2282,26 @@
           <w:color w:val="414141"/>
           <w:spacing w:val="-5"/>
           <w:w w:val="115"/>
+          <w:sz w:val="24"/>
           <w:szCs w:val="24"/>
         </w:rPr>
         <w:t>Ltd</w:t>
       </w:r>
-      <w:proofErr w:type="gramStart"/>
       <w:r>
         <w:rPr>
           <w:b/>
           <w:color w:val="414141"/>
+          <w:sz w:val="24"/>
           <w:szCs w:val="24"/>
         </w:rPr>
         <w:tab/>
+      </w:r>
+      <w:r>
+        <w:rPr>
+          <w:b/>
+          <w:color w:val="414141"/>
+          <w:szCs w:val="24"/>
+        </w:rPr>
         <w:t xml:space="preserve">  </w:t>
       </w:r>
       <w:r>
@@ -2311,17 +2311,7 @@
           <w:sz w:val="20"/>
           <w:szCs w:val="24"/>
         </w:rPr>
-        <w:t>Kochi</w:t>
-      </w:r>
-      <w:proofErr w:type="gramEnd"/>
-      <w:r>
-        <w:rPr>
-          <w:i/>
-          <w:w w:val="105"/>
-          <w:sz w:val="20"/>
-          <w:szCs w:val="24"/>
-        </w:rPr>
-        <w:t>,</w:t>
+        <w:t>Kochi,</w:t>
       </w:r>
       <w:r>
         <w:rPr>
@@ -2401,7 +2391,15 @@
           <w:sz w:val="20"/>
           <w:szCs w:val="24"/>
         </w:rPr>
-        <w:t xml:space="preserve">                                                                                                 </w:t>
+        <w:t>- Gateway</w:t>
+      </w:r>
+      <w:r>
+        <w:rPr>
+          <w:color w:val="5D5D5D"/>
+          <w:sz w:val="20"/>
+          <w:szCs w:val="24"/>
+        </w:rPr>
+        <w:t xml:space="preserve">                                                                                  </w:t>
       </w:r>
       <w:r>
         <w:rPr>
@@ -2448,17 +2446,7 @@
           <w:sz w:val="18"/>
           <w:szCs w:val="24"/>
         </w:rPr>
-        <w:t xml:space="preserve"> </w:t>
-      </w:r>
-      <w:proofErr w:type="gramStart"/>
-      <w:r>
-        <w:rPr>
-          <w:i/>
-          <w:color w:val="5D5D5D"/>
-          <w:sz w:val="18"/>
-          <w:szCs w:val="24"/>
-        </w:rPr>
-        <w:t>August</w:t>
+        <w:t xml:space="preserve"> August</w:t>
       </w:r>
       <w:r>
         <w:rPr>
@@ -2490,7 +2478,6 @@
         </w:rPr>
         <w:t>2022</w:t>
       </w:r>
-      <w:proofErr w:type="gramEnd"/>
     </w:p>
     <w:p>
       <w:pPr>
@@ -2501,7 +2488,53 @@
         </w:numPr>
       </w:pPr>
       <w:r>
-        <w:t>Developed codecs for different sensors using C programming language in a Linux OS environment. (Gateway Programming)</w:t>
+        <w:rPr>
+          <w:bCs/>
+          <w:szCs w:val="24"/>
+        </w:rPr>
+        <w:t xml:space="preserve">Interfaced </w:t>
+      </w:r>
+      <w:r>
+        <w:rPr>
+          <w:bCs/>
+          <w:szCs w:val="24"/>
+        </w:rPr>
+        <w:t>accelerometer, gyroscope</w:t>
+      </w:r>
+      <w:r>
+        <w:rPr>
+          <w:bCs/>
+          <w:szCs w:val="24"/>
+        </w:rPr>
+        <w:t xml:space="preserve">, and </w:t>
+      </w:r>
+      <w:r>
+        <w:rPr>
+          <w:bCs/>
+          <w:szCs w:val="24"/>
+        </w:rPr>
+        <w:t>IMU</w:t>
+      </w:r>
+      <w:r>
+        <w:rPr>
+          <w:bCs/>
+          <w:szCs w:val="24"/>
+        </w:rPr>
+        <w:t xml:space="preserve"> sensors </w:t>
+      </w:r>
+      <w:r>
+        <w:rPr>
+          <w:bCs/>
+          <w:szCs w:val="24"/>
+        </w:rPr>
+        <w:t>with ARM based microcontroller</w:t>
+      </w:r>
+      <w:r>
+        <w:rPr>
+          <w:bCs/>
+          <w:szCs w:val="24"/>
+        </w:rPr>
+        <w:t>.</w:t>
       </w:r>
     </w:p>
     <w:p>
@@ -2513,7 +2546,19 @@
         </w:numPr>
       </w:pPr>
       <w:r>
-        <w:t>Developed custom protocols to communicate with different sensors in embedded C.</w:t>
+        <w:t xml:space="preserve">Developed codecs </w:t>
+      </w:r>
+      <w:r>
+        <w:t xml:space="preserve">and </w:t>
+      </w:r>
+      <w:r>
+        <w:t xml:space="preserve">custom protocols </w:t>
+      </w:r>
+      <w:r>
+        <w:t>for different sensors</w:t>
+      </w:r>
+      <w:r>
+        <w:t xml:space="preserve"> in a Real Time Linux environment.</w:t>
       </w:r>
     </w:p>
     <w:p>
@@ -2525,18 +2570,7 @@
         </w:numPr>
       </w:pPr>
       <w:r>
-        <w:rPr>
-          <w:bCs/>
-          <w:szCs w:val="24"/>
-        </w:rPr>
-        <w:t xml:space="preserve">Platform dependent and independent code development </w:t>
-      </w:r>
-      <w:r>
-        <w:rPr>
-          <w:bCs/>
-          <w:szCs w:val="24"/>
-        </w:rPr>
-        <w:t>on different ARM based microcontrollers.</w:t>
+        <w:t>Integrated the GPS with cloudgate gateway to monitor the truck locations in warehouse.</w:t>
       </w:r>
     </w:p>
     <w:p>
@@ -2548,30 +2582,17 @@
         </w:numPr>
       </w:pPr>
       <w:r>
-        <w:rPr>
-          <w:bCs/>
-          <w:szCs w:val="24"/>
-        </w:rPr>
-        <w:t>Interfaced accelerometer, gyroscope, and GPS sensors</w:t>
-      </w:r>
-      <w:r>
-        <w:rPr>
-          <w:bCs/>
-          <w:szCs w:val="24"/>
-        </w:rPr>
-        <w:t xml:space="preserve"> (Bare metal programming).</w:t>
-      </w:r>
-    </w:p>
-    <w:p>
-      <w:pPr>
-        <w:pStyle w:val="Heading1"/>
-        <w:tabs>
-          <w:tab w:val="left" w:pos="10462"/>
-        </w:tabs>
-        <w:rPr>
-          <w:w w:val="115"/>
-        </w:rPr>
-      </w:pPr>
+        <w:t xml:space="preserve">Active contributor for the development of BSP for </w:t>
+      </w:r>
+      <w:r>
+        <w:t xml:space="preserve">a </w:t>
+      </w:r>
+      <w:r>
+        <w:t xml:space="preserve">Nordic Semiconductor </w:t>
+      </w:r>
+      <w:r>
+        <w:t>board.</w:t>
+      </w:r>
     </w:p>
     <w:p>
       <w:pPr>
@@ -2592,30 +2613,6 @@
         </w:tabs>
         <w:ind w:left="0"/>
         <w:rPr>
-          <w:w w:val="115"/>
-        </w:rPr>
-      </w:pPr>
-    </w:p>
-    <w:p>
-      <w:pPr>
-        <w:pStyle w:val="Heading1"/>
-        <w:tabs>
-          <w:tab w:val="left" w:pos="10462"/>
-        </w:tabs>
-        <w:ind w:left="0"/>
-        <w:rPr>
-          <w:w w:val="115"/>
-        </w:rPr>
-      </w:pPr>
-    </w:p>
-    <w:p>
-      <w:pPr>
-        <w:pStyle w:val="Heading1"/>
-        <w:tabs>
-          <w:tab w:val="left" w:pos="10462"/>
-        </w:tabs>
-        <w:ind w:left="0"/>
-        <w:rPr>
           <w:rFonts w:ascii="Times New Roman"/>
           <w:b w:val="0"/>
         </w:rPr>
@@ -2624,18 +2621,18 @@
         <w:rPr>
           <w:w w:val="115"/>
         </w:rPr>
-        <w:t xml:space="preserve"> Pro</w:t>
-      </w:r>
-      <w:r>
-        <w:rPr>
-          <w:color w:val="333333"/>
+        <w:lastRenderedPageBreak/>
+        <w:t xml:space="preserve"> </w:t>
+      </w:r>
+      <w:r>
+        <w:rPr>
+          <w:color w:val="215868" w:themeColor="accent5" w:themeShade="80"/>
           <w:w w:val="115"/>
         </w:rPr>
-        <w:t>jects</w:t>
-      </w:r>
-      <w:r>
-        <w:rPr>
-          <w:color w:val="333333"/>
+        <w:t>Projects</w:t>
+      </w:r>
+      <w:r>
+        <w:rPr>
           <w:spacing w:val="-39"/>
           <w:w w:val="115"/>
         </w:rPr>
@@ -2651,135 +2648,239 @@
         <w:tab/>
       </w:r>
     </w:p>
-    <w:bookmarkStart w:id="0" w:name="_Hlk181736295"/>
-    <w:p>
-      <w:pPr>
-        <w:pStyle w:val="Heading2"/>
-        <w:numPr>
-          <w:ilvl w:val="0"/>
-          <w:numId w:val="14"/>
-        </w:numPr>
-        <w:tabs>
-          <w:tab w:val="left" w:pos="10004"/>
-        </w:tabs>
-        <w:spacing w:before="181"/>
-        <w:rPr>
-          <w:b w:val="0"/>
-          <w:i/>
-          <w:sz w:val="18"/>
-        </w:rPr>
-      </w:pPr>
-      <w:r>
-        <w:fldChar w:fldCharType="begin"/>
-      </w:r>
-      <w:r>
-        <w:rPr>
-          <w:color w:val="1F497D" w:themeColor="text2"/>
-        </w:rPr>
-        <w:instrText>HYPERLINK "https://github.com/Robin005cr/Calendar-and-Clock"</w:instrText>
-      </w:r>
-      <w:r>
-        <w:fldChar w:fldCharType="separate"/>
-      </w:r>
-      <w:r>
-        <w:rPr>
-          <w:rStyle w:val="Hyperlink"/>
-          <w:color w:val="1F497D" w:themeColor="text2"/>
-          <w:w w:val="110"/>
-        </w:rPr>
-        <w:t>Calendar and Clock</w:t>
-      </w:r>
-      <w:r>
-        <w:rPr>
-          <w:rStyle w:val="Hyperlink"/>
-          <w:color w:val="1F497D" w:themeColor="text2"/>
-          <w:w w:val="110"/>
-        </w:rPr>
-        <w:fldChar w:fldCharType="end"/>
-      </w:r>
-      <w:bookmarkEnd w:id="0"/>
-      <w:r>
-        <w:t xml:space="preserve"> :</w:t>
-      </w:r>
-      <w:r>
-        <w:t xml:space="preserve"> </w:t>
-      </w:r>
-      <w:r>
-        <w:rPr>
-          <w:b w:val="0"/>
-          <w:bCs w:val="0"/>
-        </w:rPr>
-        <w:t>A</w:t>
-      </w:r>
-      <w:r>
-        <w:t xml:space="preserve"> </w:t>
-      </w:r>
-      <w:r>
-        <w:rPr>
-          <w:b w:val="0"/>
-          <w:bCs w:val="0"/>
-          <w:sz w:val="22"/>
-          <w:szCs w:val="22"/>
-        </w:rPr>
-        <w:t>project which addresses all the problems related to calendar and clock</w:t>
-      </w:r>
-      <w:r>
-        <w:rPr>
-          <w:sz w:val="22"/>
-          <w:szCs w:val="22"/>
-        </w:rPr>
-        <w:t>.</w:t>
-      </w:r>
-    </w:p>
     <w:p>
       <w:pPr>
         <w:pStyle w:val="ListParagraph"/>
         <w:numPr>
           <w:ilvl w:val="0"/>
-          <w:numId w:val="14"/>
+          <w:numId w:val="16"/>
         </w:numPr>
-      </w:pPr>
+        <w:ind w:left="360"/>
+        <w:rPr>
+          <w:color w:val="215868" w:themeColor="accent5" w:themeShade="80"/>
+        </w:rPr>
+      </w:pPr>
+      <w:r>
+        <w:rPr>
+          <w:b/>
+          <w:bCs/>
+          <w:color w:val="0D0D0D" w:themeColor="text1" w:themeTint="F2"/>
+          <w:sz w:val="20"/>
+          <w:szCs w:val="20"/>
+        </w:rPr>
+        <w:t>CPU-GPU Selector</w:t>
+      </w:r>
+      <w:r>
+        <w:rPr>
+          <w:b/>
+          <w:bCs/>
+          <w:color w:val="0D0D0D" w:themeColor="text1" w:themeTint="F2"/>
+          <w:sz w:val="20"/>
+          <w:szCs w:val="20"/>
+        </w:rPr>
+        <w:t xml:space="preserve"> </w:t>
+      </w:r>
+      <w:r>
+        <w:rPr>
+          <w:b/>
+          <w:bCs/>
+          <w:color w:val="215868" w:themeColor="accent5" w:themeShade="80"/>
+          <w:sz w:val="20"/>
+          <w:szCs w:val="20"/>
+        </w:rPr>
+        <w:t>|</w:t>
+      </w:r>
+      <w:r>
+        <w:rPr>
+          <w:b/>
+          <w:bCs/>
+          <w:color w:val="215868" w:themeColor="accent5" w:themeShade="80"/>
+          <w:sz w:val="20"/>
+          <w:szCs w:val="20"/>
+        </w:rPr>
+        <w:t xml:space="preserve"> </w:t>
+      </w:r>
       <w:hyperlink r:id="rId12" w:history="1">
         <w:r>
           <w:rPr>
             <w:rStyle w:val="Hyperlink"/>
             <w:b/>
             <w:bCs/>
-            <w:color w:val="1F497D" w:themeColor="text2"/>
+            <w:color w:val="215868" w:themeColor="accent5" w:themeShade="80"/>
             <w:sz w:val="20"/>
             <w:szCs w:val="20"/>
           </w:rPr>
-          <w:t>CPU-GPU Selector</w:t>
+          <w:t>Link</w:t>
         </w:r>
       </w:hyperlink>
-      <w:r>
+    </w:p>
+    <w:p>
+      <w:pPr>
+        <w:pStyle w:val="ListParagraph"/>
+        <w:ind w:left="360" w:firstLine="0"/>
+      </w:pPr>
+      <w:r>
+        <w:t>Implemented a system that decides the model training to be done on CPU, GPU</w:t>
+      </w:r>
+      <w:r>
+        <w:t xml:space="preserve"> </w:t>
+      </w:r>
+      <w:r>
+        <w:t>or GPU on cloud.</w:t>
+      </w:r>
+    </w:p>
+    <w:p>
+      <w:pPr>
+        <w:pStyle w:val="ListParagraph"/>
+        <w:numPr>
+          <w:ilvl w:val="0"/>
+          <w:numId w:val="16"/>
+        </w:numPr>
+        <w:ind w:left="360"/>
         <w:rPr>
           <w:b/>
           <w:bCs/>
-          <w:color w:val="1F497D" w:themeColor="text2"/>
+          <w:color w:val="215868" w:themeColor="accent5" w:themeShade="80"/>
+        </w:rPr>
+      </w:pPr>
+      <w:r>
+        <w:rPr>
+          <w:b/>
+          <w:bCs/>
+          <w:color w:val="0D0D0D" w:themeColor="text1" w:themeTint="F2"/>
+        </w:rPr>
+        <w:t xml:space="preserve">Calendar and Clock </w:t>
+      </w:r>
+      <w:r>
+        <w:rPr>
+          <w:b/>
+          <w:bCs/>
+          <w:color w:val="215868" w:themeColor="accent5" w:themeShade="80"/>
+        </w:rPr>
+        <w:t xml:space="preserve">| </w:t>
+      </w:r>
+      <w:hyperlink r:id="rId13" w:history="1">
+        <w:r>
+          <w:rPr>
+            <w:rStyle w:val="Hyperlink"/>
+            <w:b/>
+            <w:bCs/>
+            <w:color w:val="215868" w:themeColor="accent5" w:themeShade="80"/>
+          </w:rPr>
+          <w:t>Link</w:t>
+        </w:r>
+      </w:hyperlink>
+    </w:p>
+    <w:p>
+      <w:pPr>
+        <w:pStyle w:val="ListParagraph"/>
+        <w:ind w:left="360" w:firstLine="0"/>
+      </w:pPr>
+      <w:r>
+        <w:t xml:space="preserve">Project that handles the </w:t>
+      </w:r>
+      <w:r>
+        <w:t xml:space="preserve">tricky </w:t>
+      </w:r>
+      <w:r>
+        <w:t xml:space="preserve">scenarios </w:t>
+      </w:r>
+      <w:r>
+        <w:t>related to</w:t>
+      </w:r>
+      <w:r>
+        <w:t xml:space="preserve"> time.</w:t>
+      </w:r>
+    </w:p>
+    <w:p>
+      <w:pPr>
+        <w:pStyle w:val="ListParagraph"/>
+        <w:numPr>
+          <w:ilvl w:val="0"/>
+          <w:numId w:val="16"/>
+        </w:numPr>
+        <w:ind w:left="360"/>
+        <w:rPr>
+          <w:color w:val="215868" w:themeColor="accent5" w:themeShade="80"/>
           <w:sz w:val="20"/>
           <w:szCs w:val="20"/>
         </w:rPr>
-        <w:t xml:space="preserve"> :</w:t>
-      </w:r>
-      <w:r>
-        <w:t>Implemented a system that decides the model training to be done on CPU, GPU,</w:t>
-      </w:r>
-    </w:p>
-    <w:p>
-      <w:pPr>
-        <w:pStyle w:val="ListParagraph"/>
-        <w:ind w:left="720" w:firstLine="0"/>
+      </w:pPr>
+      <w:r>
         <w:rPr>
           <w:b/>
-          <w:bCs/>
-          <w:color w:val="1F497D" w:themeColor="text2"/>
+          <w:iCs/>
+          <w:color w:val="0D0D0D" w:themeColor="text1" w:themeTint="F2"/>
           <w:sz w:val="20"/>
           <w:szCs w:val="20"/>
         </w:rPr>
-      </w:pPr>
-      <w:r>
-        <w:t>or GPU on cloud.</w:t>
+        <w:t>Smart Trolley Syste</w:t>
+      </w:r>
+      <w:r>
+        <w:rPr>
+          <w:b/>
+          <w:iCs/>
+          <w:color w:val="0D0D0D" w:themeColor="text1" w:themeTint="F2"/>
+          <w:sz w:val="20"/>
+          <w:szCs w:val="20"/>
+        </w:rPr>
+        <w:t xml:space="preserve">m </w:t>
+      </w:r>
+      <w:r>
+        <w:rPr>
+          <w:b/>
+          <w:iCs/>
+          <w:color w:val="215868" w:themeColor="accent5" w:themeShade="80"/>
+          <w:sz w:val="20"/>
+          <w:szCs w:val="20"/>
+        </w:rPr>
+        <w:t xml:space="preserve">| </w:t>
+      </w:r>
+      <w:hyperlink r:id="rId14" w:history="1">
+        <w:r>
+          <w:rPr>
+            <w:rStyle w:val="Hyperlink"/>
+            <w:b/>
+            <w:iCs/>
+            <w:color w:val="215868" w:themeColor="accent5" w:themeShade="80"/>
+            <w:sz w:val="20"/>
+            <w:szCs w:val="20"/>
+          </w:rPr>
+          <w:t>Link</w:t>
+        </w:r>
+      </w:hyperlink>
+    </w:p>
+    <w:p>
+      <w:pPr>
+        <w:pStyle w:val="ListParagraph"/>
+        <w:ind w:left="360" w:firstLine="0"/>
+        <w:rPr>
+          <w:iCs/>
+        </w:rPr>
+      </w:pPr>
+      <w:r>
+        <w:rPr>
+          <w:iCs/>
+        </w:rPr>
+        <w:t>A simple project which plans for the nearest path for the trolley when given</w:t>
+      </w:r>
+      <w:r>
+        <w:rPr>
+          <w:iCs/>
+        </w:rPr>
+        <w:t xml:space="preserve"> </w:t>
+      </w:r>
+      <w:r>
+        <w:rPr>
+          <w:iCs/>
+        </w:rPr>
+        <w:t>an item in a supermarket</w:t>
+      </w:r>
+      <w:r>
+        <w:rPr>
+          <w:iCs/>
+        </w:rPr>
+        <w:t>.</w:t>
       </w:r>
     </w:p>
     <w:p>
@@ -2796,20 +2897,13 @@
       </w:pPr>
       <w:r>
         <w:rPr>
+          <w:color w:val="215868" w:themeColor="accent5" w:themeShade="80"/>
           <w:w w:val="110"/>
         </w:rPr>
-        <w:t>Ski</w:t>
-      </w:r>
-      <w:r>
-        <w:rPr>
-          <w:color w:val="333333"/>
-          <w:w w:val="110"/>
-        </w:rPr>
-        <w:t>lls</w:t>
-      </w:r>
-      <w:r>
-        <w:rPr>
-          <w:color w:val="333333"/>
+        <w:t>Skills</w:t>
+      </w:r>
+      <w:r>
+        <w:rPr>
           <w:spacing w:val="-35"/>
           <w:w w:val="110"/>
         </w:rPr>
@@ -2840,20 +2934,24 @@
         <w:tc>
           <w:tcPr>
             <w:tcW w:w="3783" w:type="dxa"/>
+            <w:shd w:val="clear" w:color="auto" w:fill="F2F2F2" w:themeFill="background1" w:themeFillShade="F2"/>
           </w:tcPr>
           <w:p>
             <w:pPr>
               <w:pStyle w:val="ListParagraph"/>
               <w:ind w:left="0" w:firstLine="0"/>
               <w:rPr>
-                <w:color w:val="000000"/>
+                <w:rFonts w:ascii="Bahnschrift SemiBold" w:hAnsi="Bahnschrift SemiBold"/>
+                <w:bCs/>
+                <w:color w:val="0D0D0D" w:themeColor="text1" w:themeTint="F2"/>
                 <w:szCs w:val="26"/>
               </w:rPr>
             </w:pPr>
             <w:r>
               <w:rPr>
-                <w:b/>
-                <w:color w:val="000000"/>
+                <w:rFonts w:ascii="Bahnschrift SemiBold" w:hAnsi="Bahnschrift SemiBold"/>
+                <w:bCs/>
+                <w:color w:val="0D0D0D" w:themeColor="text1" w:themeTint="F2"/>
                 <w:sz w:val="24"/>
                 <w:szCs w:val="26"/>
               </w:rPr>
@@ -2888,97 +2986,25 @@
         <w:tc>
           <w:tcPr>
             <w:tcW w:w="3783" w:type="dxa"/>
+            <w:shd w:val="clear" w:color="auto" w:fill="F2F2F2" w:themeFill="background1" w:themeFillShade="F2"/>
           </w:tcPr>
           <w:p>
             <w:pPr>
               <w:pStyle w:val="ListParagraph"/>
               <w:ind w:left="0" w:firstLine="0"/>
               <w:rPr>
-                <w:b/>
-                <w:color w:val="000000"/>
+                <w:rFonts w:ascii="Bahnschrift SemiBold" w:hAnsi="Bahnschrift SemiBold"/>
+                <w:bCs/>
+                <w:color w:val="0D0D0D" w:themeColor="text1" w:themeTint="F2"/>
                 <w:sz w:val="24"/>
                 <w:szCs w:val="26"/>
               </w:rPr>
             </w:pPr>
             <w:r>
               <w:rPr>
-                <w:b/>
-                <w:color w:val="000000"/>
-                <w:sz w:val="24"/>
-                <w:szCs w:val="26"/>
-              </w:rPr>
-              <w:t>Architecture</w:t>
-            </w:r>
-          </w:p>
-        </w:tc>
-        <w:tc>
-          <w:tcPr>
-            <w:tcW w:w="6237" w:type="dxa"/>
-          </w:tcPr>
-          <w:p>
-            <w:pPr>
-              <w:pStyle w:val="ListParagraph"/>
-              <w:ind w:left="0" w:firstLine="0"/>
-              <w:rPr>
-                <w:color w:val="000000"/>
-                <w:szCs w:val="26"/>
-              </w:rPr>
-            </w:pPr>
-            <w:r>
-              <w:rPr>
-                <w:color w:val="000000"/>
-                <w:szCs w:val="26"/>
-              </w:rPr>
-              <w:t xml:space="preserve">Classical </w:t>
-            </w:r>
-            <w:proofErr w:type="spellStart"/>
-            <w:r>
-              <w:rPr>
-                <w:color w:val="000000"/>
-                <w:szCs w:val="26"/>
-              </w:rPr>
-              <w:t>Autosar</w:t>
-            </w:r>
-            <w:proofErr w:type="spellEnd"/>
-            <w:r>
-              <w:rPr>
-                <w:color w:val="000000"/>
-                <w:szCs w:val="26"/>
-              </w:rPr>
-              <w:t xml:space="preserve">, Adaptive </w:t>
-            </w:r>
-            <w:proofErr w:type="spellStart"/>
-            <w:r>
-              <w:rPr>
-                <w:color w:val="000000"/>
-                <w:szCs w:val="26"/>
-              </w:rPr>
-              <w:t>Autosar</w:t>
-            </w:r>
-            <w:proofErr w:type="spellEnd"/>
-          </w:p>
-        </w:tc>
-      </w:tr>
-      <w:tr>
-        <w:tc>
-          <w:tcPr>
-            <w:tcW w:w="3783" w:type="dxa"/>
-          </w:tcPr>
-          <w:p>
-            <w:pPr>
-              <w:pStyle w:val="ListParagraph"/>
-              <w:ind w:left="0" w:firstLine="0"/>
-              <w:rPr>
-                <w:b/>
-                <w:color w:val="000000"/>
-                <w:sz w:val="24"/>
-                <w:szCs w:val="26"/>
-              </w:rPr>
-            </w:pPr>
-            <w:r>
-              <w:rPr>
-                <w:b/>
-                <w:color w:val="000000"/>
+                <w:rFonts w:ascii="Bahnschrift SemiBold" w:hAnsi="Bahnschrift SemiBold"/>
+                <w:bCs/>
+                <w:color w:val="0D0D0D" w:themeColor="text1" w:themeTint="F2"/>
                 <w:sz w:val="24"/>
                 <w:szCs w:val="26"/>
               </w:rPr>
@@ -3013,20 +3039,24 @@
         <w:tc>
           <w:tcPr>
             <w:tcW w:w="3783" w:type="dxa"/>
+            <w:shd w:val="clear" w:color="auto" w:fill="F2F2F2" w:themeFill="background1" w:themeFillShade="F2"/>
           </w:tcPr>
           <w:p>
             <w:pPr>
               <w:pStyle w:val="ListParagraph"/>
               <w:ind w:left="0" w:firstLine="0"/>
               <w:rPr>
-                <w:color w:val="000000"/>
+                <w:rFonts w:ascii="Bahnschrift SemiBold" w:hAnsi="Bahnschrift SemiBold"/>
+                <w:bCs/>
+                <w:color w:val="0D0D0D" w:themeColor="text1" w:themeTint="F2"/>
                 <w:szCs w:val="26"/>
               </w:rPr>
             </w:pPr>
             <w:r>
               <w:rPr>
-                <w:b/>
-                <w:color w:val="000000"/>
+                <w:rFonts w:ascii="Bahnschrift SemiBold" w:hAnsi="Bahnschrift SemiBold"/>
+                <w:bCs/>
+                <w:color w:val="0D0D0D" w:themeColor="text1" w:themeTint="F2"/>
                 <w:sz w:val="24"/>
                 <w:szCs w:val="26"/>
               </w:rPr>
@@ -3061,20 +3091,24 @@
         <w:tc>
           <w:tcPr>
             <w:tcW w:w="3783" w:type="dxa"/>
+            <w:shd w:val="clear" w:color="auto" w:fill="F2F2F2" w:themeFill="background1" w:themeFillShade="F2"/>
           </w:tcPr>
           <w:p>
             <w:pPr>
               <w:pStyle w:val="ListParagraph"/>
               <w:ind w:left="0" w:firstLine="0"/>
               <w:rPr>
-                <w:color w:val="000000"/>
+                <w:rFonts w:ascii="Bahnschrift SemiBold" w:hAnsi="Bahnschrift SemiBold"/>
+                <w:bCs/>
+                <w:color w:val="0D0D0D" w:themeColor="text1" w:themeTint="F2"/>
                 <w:szCs w:val="26"/>
               </w:rPr>
             </w:pPr>
             <w:r>
               <w:rPr>
-                <w:b/>
-                <w:color w:val="000000"/>
+                <w:rFonts w:ascii="Bahnschrift SemiBold" w:hAnsi="Bahnschrift SemiBold"/>
+                <w:bCs/>
+                <w:color w:val="0D0D0D" w:themeColor="text1" w:themeTint="F2"/>
                 <w:sz w:val="24"/>
                 <w:szCs w:val="26"/>
               </w:rPr>
@@ -3100,17 +3134,8 @@
                 <w:color w:val="000000"/>
                 <w:szCs w:val="26"/>
               </w:rPr>
-              <w:t xml:space="preserve">Enterprise Architecture, </w:t>
+              <w:t>Enterprise Architecture, PlantUML</w:t>
             </w:r>
-            <w:proofErr w:type="spellStart"/>
-            <w:r>
-              <w:rPr>
-                <w:color w:val="000000"/>
-                <w:szCs w:val="26"/>
-              </w:rPr>
-              <w:t>PlantUML</w:t>
-            </w:r>
-            <w:proofErr w:type="spellEnd"/>
           </w:p>
         </w:tc>
       </w:tr>
@@ -3118,20 +3143,24 @@
         <w:tc>
           <w:tcPr>
             <w:tcW w:w="3783" w:type="dxa"/>
+            <w:shd w:val="clear" w:color="auto" w:fill="F2F2F2" w:themeFill="background1" w:themeFillShade="F2"/>
           </w:tcPr>
           <w:p>
             <w:pPr>
               <w:pStyle w:val="ListParagraph"/>
               <w:ind w:left="0" w:firstLine="0"/>
               <w:rPr>
-                <w:color w:val="000000"/>
+                <w:rFonts w:ascii="Bahnschrift SemiBold" w:hAnsi="Bahnschrift SemiBold"/>
+                <w:bCs/>
+                <w:color w:val="0D0D0D" w:themeColor="text1" w:themeTint="F2"/>
                 <w:szCs w:val="26"/>
               </w:rPr>
             </w:pPr>
             <w:r>
               <w:rPr>
-                <w:b/>
-                <w:color w:val="000000"/>
+                <w:rFonts w:ascii="Bahnschrift SemiBold" w:hAnsi="Bahnschrift SemiBold"/>
+                <w:bCs/>
+                <w:color w:val="0D0D0D" w:themeColor="text1" w:themeTint="F2"/>
                 <w:sz w:val="24"/>
                 <w:szCs w:val="26"/>
               </w:rPr>
@@ -3152,21 +3181,12 @@
                 <w:szCs w:val="26"/>
               </w:rPr>
             </w:pPr>
-            <w:proofErr w:type="spellStart"/>
             <w:r>
               <w:rPr>
                 <w:color w:val="000000"/>
                 <w:szCs w:val="26"/>
               </w:rPr>
-              <w:t>Valgrind</w:t>
-            </w:r>
-            <w:proofErr w:type="spellEnd"/>
-            <w:r>
-              <w:rPr>
-                <w:color w:val="000000"/>
-                <w:szCs w:val="26"/>
-              </w:rPr>
-              <w:t>, GDB, Lauterbach Trace32</w:t>
+              <w:t>Valgrind, GDB, Lauterbach Trace32</w:t>
             </w:r>
           </w:p>
         </w:tc>
@@ -3175,20 +3195,24 @@
         <w:tc>
           <w:tcPr>
             <w:tcW w:w="3783" w:type="dxa"/>
+            <w:shd w:val="clear" w:color="auto" w:fill="F2F2F2" w:themeFill="background1" w:themeFillShade="F2"/>
           </w:tcPr>
           <w:p>
             <w:pPr>
               <w:pStyle w:val="ListParagraph"/>
               <w:ind w:left="0" w:firstLine="0"/>
               <w:rPr>
-                <w:color w:val="000000"/>
+                <w:rFonts w:ascii="Bahnschrift SemiBold" w:hAnsi="Bahnschrift SemiBold"/>
+                <w:bCs/>
+                <w:color w:val="0D0D0D" w:themeColor="text1" w:themeTint="F2"/>
                 <w:szCs w:val="26"/>
               </w:rPr>
             </w:pPr>
             <w:r>
               <w:rPr>
-                <w:b/>
-                <w:color w:val="000000"/>
+                <w:rFonts w:ascii="Bahnschrift SemiBold" w:hAnsi="Bahnschrift SemiBold"/>
+                <w:bCs/>
+                <w:color w:val="0D0D0D" w:themeColor="text1" w:themeTint="F2"/>
                 <w:sz w:val="24"/>
                 <w:szCs w:val="26"/>
               </w:rPr>
@@ -3209,7 +3233,6 @@
                 <w:szCs w:val="26"/>
               </w:rPr>
             </w:pPr>
-            <w:proofErr w:type="spellStart"/>
             <w:r>
               <w:rPr>
                 <w:color w:val="000000"/>
@@ -3217,7 +3240,6 @@
               </w:rPr>
               <w:t>CANoe</w:t>
             </w:r>
-            <w:proofErr w:type="spellEnd"/>
           </w:p>
         </w:tc>
       </w:tr>
@@ -3225,24 +3247,28 @@
         <w:tc>
           <w:tcPr>
             <w:tcW w:w="3783" w:type="dxa"/>
+            <w:shd w:val="clear" w:color="auto" w:fill="F2F2F2" w:themeFill="background1" w:themeFillShade="F2"/>
           </w:tcPr>
           <w:p>
             <w:pPr>
               <w:pStyle w:val="ListParagraph"/>
               <w:ind w:left="0" w:firstLine="0"/>
               <w:rPr>
-                <w:color w:val="000000"/>
+                <w:rFonts w:ascii="Bahnschrift SemiBold" w:hAnsi="Bahnschrift SemiBold"/>
+                <w:bCs/>
+                <w:color w:val="0D0D0D" w:themeColor="text1" w:themeTint="F2"/>
                 <w:szCs w:val="26"/>
               </w:rPr>
             </w:pPr>
             <w:r>
               <w:rPr>
-                <w:b/>
-                <w:color w:val="000000"/>
+                <w:rFonts w:ascii="Bahnschrift SemiBold" w:hAnsi="Bahnschrift SemiBold"/>
+                <w:bCs/>
+                <w:color w:val="0D0D0D" w:themeColor="text1" w:themeTint="F2"/>
                 <w:sz w:val="24"/>
                 <w:szCs w:val="26"/>
               </w:rPr>
-              <w:t>Unit Testing</w:t>
+              <w:t>Libraries</w:t>
             </w:r>
           </w:p>
         </w:tc>
@@ -3259,21 +3285,25 @@
                 <w:szCs w:val="26"/>
               </w:rPr>
             </w:pPr>
-            <w:proofErr w:type="spellStart"/>
             <w:r>
               <w:rPr>
                 <w:color w:val="000000"/>
                 <w:szCs w:val="26"/>
               </w:rPr>
-              <w:t>Gtest</w:t>
+              <w:t>Gtest, BOOST</w:t>
             </w:r>
-            <w:proofErr w:type="spellEnd"/>
             <w:r>
               <w:rPr>
                 <w:color w:val="000000"/>
                 <w:szCs w:val="26"/>
               </w:rPr>
-              <w:t>, BOOST</w:t>
+              <w:t xml:space="preserve">, EIGEN, PCL, </w:t>
+            </w:r>
+            <w:r>
+              <w:t>ST</w:t>
+            </w:r>
+            <w:r>
+              <w:t>L</w:t>
             </w:r>
           </w:p>
         </w:tc>
@@ -3282,6 +3312,7 @@
         <w:tc>
           <w:tcPr>
             <w:tcW w:w="3783" w:type="dxa"/>
+            <w:shd w:val="clear" w:color="auto" w:fill="F2F2F2" w:themeFill="background1" w:themeFillShade="F2"/>
           </w:tcPr>
           <w:p>
             <w:pPr>
@@ -3289,15 +3320,18 @@
               <w:spacing w:before="71" w:line="184" w:lineRule="auto"/>
               <w:ind w:right="1"/>
               <w:rPr>
-                <w:color w:val="000000"/>
+                <w:rFonts w:ascii="Bahnschrift SemiBold" w:hAnsi="Bahnschrift SemiBold"/>
+                <w:bCs/>
+                <w:color w:val="0D0D0D" w:themeColor="text1" w:themeTint="F2"/>
                 <w:sz w:val="22"/>
                 <w:szCs w:val="22"/>
               </w:rPr>
             </w:pPr>
             <w:r>
               <w:rPr>
-                <w:b/>
-                <w:color w:val="000000"/>
+                <w:rFonts w:ascii="Bahnschrift SemiBold" w:hAnsi="Bahnschrift SemiBold"/>
+                <w:bCs/>
+                <w:color w:val="0D0D0D" w:themeColor="text1" w:themeTint="F2"/>
                 <w:sz w:val="24"/>
                 <w:szCs w:val="22"/>
               </w:rPr>
@@ -3326,18 +3360,8 @@
                 <w:sz w:val="22"/>
                 <w:szCs w:val="22"/>
               </w:rPr>
-              <w:t xml:space="preserve">Git, RTC, </w:t>
+              <w:t>Git, RTC, BitBucket</w:t>
             </w:r>
-            <w:proofErr w:type="spellStart"/>
-            <w:r>
-              <w:rPr>
-                <w:color w:val="000000"/>
-                <w:sz w:val="22"/>
-                <w:szCs w:val="22"/>
-              </w:rPr>
-              <w:t>BitBucket</w:t>
-            </w:r>
-            <w:proofErr w:type="spellEnd"/>
           </w:p>
         </w:tc>
       </w:tr>
@@ -3345,6 +3369,7 @@
         <w:tc>
           <w:tcPr>
             <w:tcW w:w="3783" w:type="dxa"/>
+            <w:shd w:val="clear" w:color="auto" w:fill="F2F2F2" w:themeFill="background1" w:themeFillShade="F2"/>
           </w:tcPr>
           <w:p>
             <w:pPr>
@@ -3352,15 +3377,18 @@
               <w:spacing w:before="71" w:line="184" w:lineRule="auto"/>
               <w:ind w:right="1"/>
               <w:rPr>
-                <w:color w:val="000000"/>
+                <w:rFonts w:ascii="Bahnschrift SemiBold" w:hAnsi="Bahnschrift SemiBold"/>
+                <w:bCs/>
+                <w:color w:val="0D0D0D" w:themeColor="text1" w:themeTint="F2"/>
                 <w:sz w:val="22"/>
                 <w:szCs w:val="22"/>
               </w:rPr>
             </w:pPr>
             <w:r>
               <w:rPr>
-                <w:b/>
-                <w:color w:val="000000"/>
+                <w:rFonts w:ascii="Bahnschrift SemiBold" w:hAnsi="Bahnschrift SemiBold"/>
+                <w:bCs/>
+                <w:color w:val="0D0D0D" w:themeColor="text1" w:themeTint="F2"/>
                 <w:sz w:val="24"/>
                 <w:szCs w:val="22"/>
               </w:rPr>
@@ -3383,41 +3411,25 @@
                 <w:szCs w:val="22"/>
               </w:rPr>
             </w:pPr>
-            <w:proofErr w:type="spellStart"/>
             <w:r>
               <w:rPr>
                 <w:color w:val="000000"/>
                 <w:sz w:val="22"/>
                 <w:szCs w:val="22"/>
               </w:rPr>
-              <w:t>Cmake</w:t>
+              <w:t>Cmake, Sconscript</w:t>
             </w:r>
-            <w:proofErr w:type="spellEnd"/>
-            <w:r>
-              <w:rPr>
-                <w:color w:val="000000"/>
-                <w:sz w:val="22"/>
-                <w:szCs w:val="22"/>
-              </w:rPr>
-              <w:t xml:space="preserve">, </w:t>
-            </w:r>
-            <w:proofErr w:type="spellStart"/>
-            <w:r>
-              <w:rPr>
-                <w:color w:val="000000"/>
-                <w:sz w:val="22"/>
-                <w:szCs w:val="22"/>
-              </w:rPr>
-              <w:t>Sconscript</w:t>
-            </w:r>
-            <w:proofErr w:type="spellEnd"/>
           </w:p>
         </w:tc>
       </w:tr>
       <w:tr>
+        <w:trPr>
+          <w:trHeight w:val="58"/>
+        </w:trPr>
         <w:tc>
           <w:tcPr>
             <w:tcW w:w="3783" w:type="dxa"/>
+            <w:shd w:val="clear" w:color="auto" w:fill="F2F2F2" w:themeFill="background1" w:themeFillShade="F2"/>
           </w:tcPr>
           <w:p>
             <w:pPr>
@@ -3425,16 +3437,18 @@
               <w:spacing w:before="71" w:line="184" w:lineRule="auto"/>
               <w:ind w:right="1"/>
               <w:rPr>
-                <w:b/>
-                <w:color w:val="000000"/>
+                <w:rFonts w:ascii="Bahnschrift SemiBold" w:hAnsi="Bahnschrift SemiBold"/>
+                <w:bCs/>
+                <w:color w:val="0D0D0D" w:themeColor="text1" w:themeTint="F2"/>
                 <w:sz w:val="24"/>
                 <w:szCs w:val="22"/>
               </w:rPr>
             </w:pPr>
             <w:r>
               <w:rPr>
-                <w:b/>
-                <w:color w:val="000000"/>
+                <w:rFonts w:ascii="Bahnschrift SemiBold" w:hAnsi="Bahnschrift SemiBold"/>
+                <w:bCs/>
+                <w:color w:val="0D0D0D" w:themeColor="text1" w:themeTint="F2"/>
                 <w:sz w:val="24"/>
                 <w:szCs w:val="22"/>
               </w:rPr>
@@ -3452,23 +3466,13 @@
               <w:spacing w:before="71" w:line="184" w:lineRule="auto"/>
               <w:ind w:right="1"/>
             </w:pPr>
-            <w:proofErr w:type="spellStart"/>
             <w:r>
               <w:rPr>
                 <w:color w:val="000000"/>
                 <w:sz w:val="22"/>
                 <w:szCs w:val="22"/>
               </w:rPr>
-              <w:t>Github</w:t>
-            </w:r>
-            <w:proofErr w:type="spellEnd"/>
-            <w:r>
-              <w:rPr>
-                <w:color w:val="000000"/>
-                <w:sz w:val="22"/>
-                <w:szCs w:val="22"/>
-              </w:rPr>
-              <w:t xml:space="preserve"> Copilot</w:t>
+              <w:t>Github Copilot</w:t>
             </w:r>
           </w:p>
         </w:tc>
@@ -3498,14 +3502,14 @@
       </w:pPr>
       <w:r>
         <w:rPr>
-          <w:color w:val="333333"/>
+          <w:color w:val="215868" w:themeColor="accent5" w:themeShade="80"/>
           <w:w w:val="115"/>
         </w:rPr>
         <w:t>Competencies</w:t>
       </w:r>
       <w:r>
         <w:rPr>
-          <w:color w:val="333333"/>
+          <w:color w:val="215868" w:themeColor="accent5" w:themeShade="80"/>
           <w:spacing w:val="-39"/>
           <w:w w:val="115"/>
         </w:rPr>
@@ -3519,57 +3523,6 @@
           <w:u w:val="single" w:color="5D5D5D"/>
         </w:rPr>
         <w:tab/>
-      </w:r>
-    </w:p>
-    <w:p>
-      <w:pPr>
-        <w:pStyle w:val="Heading2"/>
-        <w:numPr>
-          <w:ilvl w:val="0"/>
-          <w:numId w:val="11"/>
-        </w:numPr>
-        <w:tabs>
-          <w:tab w:val="left" w:pos="10004"/>
-        </w:tabs>
-        <w:spacing w:before="181" w:line="276" w:lineRule="auto"/>
-        <w:rPr>
-          <w:b w:val="0"/>
-          <w:i/>
-          <w:sz w:val="22"/>
-          <w:szCs w:val="24"/>
-        </w:rPr>
-      </w:pPr>
-      <w:r>
-        <w:rPr>
-          <w:color w:val="414141"/>
-          <w:w w:val="110"/>
-          <w:sz w:val="24"/>
-          <w:szCs w:val="24"/>
-        </w:rPr>
-        <w:t>Data Structures</w:t>
-      </w:r>
-    </w:p>
-    <w:p>
-      <w:pPr>
-        <w:spacing w:line="276" w:lineRule="auto"/>
-      </w:pPr>
-      <w:r>
-        <w:rPr>
-          <w:sz w:val="24"/>
-          <w:szCs w:val="24"/>
-        </w:rPr>
-        <w:t xml:space="preserve">  </w:t>
-      </w:r>
-      <w:r>
-        <w:rPr>
-          <w:sz w:val="24"/>
-          <w:szCs w:val="24"/>
-        </w:rPr>
-        <w:tab/>
-        <w:t xml:space="preserve">  </w:t>
-      </w:r>
-      <w:r>
-        <w:t>Array, Linked list, STL library.</w:t>
       </w:r>
     </w:p>
     <w:p>
@@ -3735,10 +3688,30 @@
           <w:color w:val="414141"/>
           <w:w w:val="110"/>
         </w:rPr>
-        <w:t>Synthetic dataset generation, Local LLM integration</w:t>
-      </w:r>
-    </w:p>
-    <w:p/>
+        <w:t>Synthetic dataset generation</w:t>
+      </w:r>
+      <w:r>
+        <w:rPr>
+          <w:color w:val="414141"/>
+          <w:w w:val="110"/>
+        </w:rPr>
+        <w:t xml:space="preserve"> using NVIDIA Cosmos</w:t>
+      </w:r>
+      <w:r>
+        <w:rPr>
+          <w:color w:val="414141"/>
+          <w:w w:val="110"/>
+        </w:rPr>
+        <w:t xml:space="preserve">, Local LLM </w:t>
+      </w:r>
+      <w:r>
+        <w:rPr>
+          <w:color w:val="414141"/>
+          <w:w w:val="110"/>
+        </w:rPr>
+        <w:t>integration, Agentic AI</w:t>
+      </w:r>
+    </w:p>
     <w:p>
       <w:r>
         <w:tab/>
@@ -3757,20 +3730,14 @@
       </w:pPr>
       <w:r>
         <w:rPr>
+          <w:color w:val="215868" w:themeColor="accent5" w:themeShade="80"/>
           <w:w w:val="115"/>
         </w:rPr>
-        <w:t>Cer</w:t>
-      </w:r>
-      <w:r>
-        <w:rPr>
-          <w:color w:val="333333"/>
-          <w:w w:val="115"/>
-        </w:rPr>
-        <w:t>tifications</w:t>
-      </w:r>
-      <w:r>
-        <w:rPr>
-          <w:color w:val="333333"/>
+        <w:t>Certifications</w:t>
+      </w:r>
+      <w:r>
+        <w:rPr>
+          <w:color w:val="215868" w:themeColor="accent5" w:themeShade="80"/>
           <w:spacing w:val="-39"/>
           <w:w w:val="115"/>
         </w:rPr>
@@ -3839,7 +3806,6 @@
           <w:szCs w:val="24"/>
         </w:rPr>
       </w:pPr>
-      <w:proofErr w:type="spellStart"/>
       <w:r>
         <w:rPr>
           <w:bCs/>
@@ -3848,18 +3814,7 @@
           <w:w w:val="110"/>
           <w:szCs w:val="24"/>
         </w:rPr>
-        <w:t>TransIot</w:t>
-      </w:r>
-      <w:proofErr w:type="spellEnd"/>
-      <w:r>
-        <w:rPr>
-          <w:bCs/>
-          <w:color w:val="414141"/>
-          <w:spacing w:val="-2"/>
-          <w:w w:val="110"/>
-          <w:szCs w:val="24"/>
-        </w:rPr>
-        <w:t>, Kochi</w:t>
+        <w:t>TransIot, Kochi</w:t>
       </w:r>
     </w:p>
     <w:p>
@@ -4109,6 +4064,125 @@
     </w:p>
     <w:p>
       <w:pPr>
+        <w:jc w:val="both"/>
+        <w:rPr>
+          <w:b/>
+          <w:color w:val="414141"/>
+          <w:spacing w:val="-2"/>
+          <w:w w:val="110"/>
+          <w:szCs w:val="24"/>
+        </w:rPr>
+      </w:pPr>
+      <w:r>
+        <w:rPr>
+          <w:b/>
+          <w:color w:val="414141"/>
+          <w:spacing w:val="-2"/>
+          <w:w w:val="110"/>
+          <w:szCs w:val="24"/>
+        </w:rPr>
+        <w:t>Agentic AI</w:t>
+      </w:r>
+    </w:p>
+    <w:p>
+      <w:pPr>
+        <w:jc w:val="both"/>
+        <w:rPr>
+          <w:bCs/>
+          <w:color w:val="414141"/>
+          <w:spacing w:val="-2"/>
+          <w:w w:val="110"/>
+          <w:szCs w:val="24"/>
+        </w:rPr>
+      </w:pPr>
+      <w:r>
+        <w:rPr>
+          <w:bCs/>
+          <w:color w:val="414141"/>
+          <w:spacing w:val="-2"/>
+          <w:w w:val="110"/>
+          <w:szCs w:val="24"/>
+        </w:rPr>
+        <w:t>Claude</w:t>
+      </w:r>
+      <w:r>
+        <w:rPr>
+          <w:bCs/>
+          <w:color w:val="414141"/>
+          <w:spacing w:val="-2"/>
+          <w:w w:val="110"/>
+          <w:szCs w:val="24"/>
+        </w:rPr>
+        <w:t>,</w:t>
+      </w:r>
+      <w:r>
+        <w:rPr>
+          <w:bCs/>
+          <w:color w:val="414141"/>
+          <w:spacing w:val="-2"/>
+          <w:w w:val="110"/>
+          <w:szCs w:val="24"/>
+        </w:rPr>
+        <w:t xml:space="preserve"> Online</w:t>
+      </w:r>
+    </w:p>
+    <w:p>
+      <w:pPr>
+        <w:pStyle w:val="ListParagraph"/>
+        <w:numPr>
+          <w:ilvl w:val="0"/>
+          <w:numId w:val="7"/>
+        </w:numPr>
+        <w:jc w:val="both"/>
+      </w:pPr>
+      <w:r>
+        <w:t>Applied agentic AI concepts including skills, hooks, and agent architectures</w:t>
+      </w:r>
+    </w:p>
+    <w:p>
+      <w:pPr>
+        <w:pStyle w:val="ListParagraph"/>
+        <w:numPr>
+          <w:ilvl w:val="0"/>
+          <w:numId w:val="7"/>
+        </w:numPr>
+        <w:jc w:val="both"/>
+      </w:pPr>
+      <w:r>
+        <w:t>Practiced prompt engineering techniques for AI-assisted software development workflows</w:t>
+      </w:r>
+    </w:p>
+    <w:p>
+      <w:pPr>
+        <w:pStyle w:val="ListParagraph"/>
+        <w:numPr>
+          <w:ilvl w:val="0"/>
+          <w:numId w:val="7"/>
+        </w:numPr>
+        <w:jc w:val="both"/>
+      </w:pPr>
+      <w:r>
+        <w:t>Studied the Model Context Protocol (MCP) and its role in extending AI capabilities</w:t>
+      </w:r>
+    </w:p>
+    <w:p>
+      <w:pPr>
+        <w:pStyle w:val="ListParagraph"/>
+        <w:numPr>
+          <w:ilvl w:val="0"/>
+          <w:numId w:val="7"/>
+        </w:numPr>
+        <w:jc w:val="both"/>
+      </w:pPr>
+      <w:r>
+        <w:t xml:space="preserve">Gained knowledge on using </w:t>
+      </w:r>
+      <w:r>
+        <w:t>Claude for research.</w:t>
+      </w:r>
+    </w:p>
+    <w:p>
+      <w:pPr>
         <w:pStyle w:val="Heading1"/>
         <w:tabs>
           <w:tab w:val="left" w:pos="10462"/>
@@ -4120,20 +4194,14 @@
       </w:pPr>
       <w:r>
         <w:rPr>
+          <w:color w:val="215868" w:themeColor="accent5" w:themeShade="80"/>
           <w:w w:val="115"/>
         </w:rPr>
-        <w:t>Edu</w:t>
-      </w:r>
-      <w:r>
-        <w:rPr>
-          <w:color w:val="333333"/>
-          <w:w w:val="115"/>
-        </w:rPr>
-        <w:t>cation</w:t>
-      </w:r>
-      <w:r>
-        <w:rPr>
-          <w:color w:val="333333"/>
+        <w:t>Education</w:t>
+      </w:r>
+      <w:r>
+        <w:rPr>
+          <w:color w:val="215868" w:themeColor="accent5" w:themeShade="80"/>
           <w:spacing w:val="-39"/>
           <w:w w:val="115"/>
         </w:rPr>
@@ -4162,7 +4230,6 @@
           <w:sz w:val="18"/>
         </w:rPr>
       </w:pPr>
-      <w:proofErr w:type="spellStart"/>
       <w:r>
         <w:rPr>
           <w:rFonts w:ascii="Bahnschrift SemiBold" w:hAnsi="Bahnschrift SemiBold" w:cs="Bahnschrift SemiBold"/>
@@ -4171,18 +4238,7 @@
           <w:sz w:val="26"/>
           <w:szCs w:val="26"/>
         </w:rPr>
-        <w:t>Rajagiri</w:t>
-      </w:r>
-      <w:proofErr w:type="spellEnd"/>
-      <w:r>
-        <w:rPr>
-          <w:rFonts w:ascii="Bahnschrift SemiBold" w:hAnsi="Bahnschrift SemiBold" w:cs="Bahnschrift SemiBold"/>
-          <w:b w:val="0"/>
-          <w:w w:val="105"/>
-          <w:sz w:val="26"/>
-          <w:szCs w:val="26"/>
-        </w:rPr>
-        <w:t xml:space="preserve"> School of Engineering and Technology</w:t>
+        <w:t>Rajagiri School of Engineering and Technology</w:t>
       </w:r>
       <w:r>
         <w:rPr>
@@ -5117,7 +5173,7 @@
   <w:abstractNum w:abstractNumId="6" w15:restartNumberingAfterBreak="0">
     <w:nsid w:val="36593087"/>
     <w:multiLevelType w:val="hybridMultilevel"/>
-    <w:tmpl w:val="D4CC2EBA"/>
+    <w:tmpl w:val="55F2792C"/>
     <w:lvl w:ilvl="0" w:tplc="40090001">
       <w:start w:val="1"/>
       <w:numFmt w:val="bullet"/>
@@ -5228,6 +5284,119 @@
     </w:lvl>
   </w:abstractNum>
   <w:abstractNum w:abstractNumId="7" w15:restartNumberingAfterBreak="0">
+    <w:nsid w:val="3B740DDF"/>
+    <w:multiLevelType w:val="hybridMultilevel"/>
+    <w:tmpl w:val="B2B201A6"/>
+    <w:lvl w:ilvl="0" w:tplc="40090001">
+      <w:start w:val="1"/>
+      <w:numFmt w:val="bullet"/>
+      <w:lvlText w:val=""/>
+      <w:lvlJc w:val="left"/>
+      <w:pPr>
+        <w:ind w:left="1080" w:hanging="360"/>
+      </w:pPr>
+      <w:rPr>
+        <w:rFonts w:ascii="Symbol" w:hAnsi="Symbol" w:hint="default"/>
+      </w:rPr>
+    </w:lvl>
+    <w:lvl w:ilvl="1" w:tplc="40090003" w:tentative="1">
+      <w:start w:val="1"/>
+      <w:numFmt w:val="bullet"/>
+      <w:lvlText w:val="o"/>
+      <w:lvlJc w:val="left"/>
+      <w:pPr>
+        <w:ind w:left="1800" w:hanging="360"/>
+      </w:pPr>
+      <w:rPr>
+        <w:rFonts w:ascii="Courier New" w:hAnsi="Courier New" w:cs="Courier New" w:hint="default"/>
+      </w:rPr>
+    </w:lvl>
+    <w:lvl w:ilvl="2" w:tplc="40090005" w:tentative="1">
+      <w:start w:val="1"/>
+      <w:numFmt w:val="bullet"/>
+      <w:lvlText w:val=""/>
+      <w:lvlJc w:val="left"/>
+      <w:pPr>
+        <w:ind w:left="2520" w:hanging="360"/>
+      </w:pPr>
+      <w:rPr>
+        <w:rFonts w:ascii="Wingdings" w:hAnsi="Wingdings" w:hint="default"/>
+      </w:rPr>
+    </w:lvl>
+    <w:lvl w:ilvl="3" w:tplc="40090001" w:tentative="1">
+      <w:start w:val="1"/>
+      <w:numFmt w:val="bullet"/>
+      <w:lvlText w:val=""/>
+      <w:lvlJc w:val="left"/>
+      <w:pPr>
+        <w:ind w:left="3240" w:hanging="360"/>
+      </w:pPr>
+      <w:rPr>
+        <w:rFonts w:ascii="Symbol" w:hAnsi="Symbol" w:hint="default"/>
+      </w:rPr>
+    </w:lvl>
+    <w:lvl w:ilvl="4" w:tplc="40090003" w:tentative="1">
+      <w:start w:val="1"/>
+      <w:numFmt w:val="bullet"/>
+      <w:lvlText w:val="o"/>
+      <w:lvlJc w:val="left"/>
+      <w:pPr>
+        <w:ind w:left="3960" w:hanging="360"/>
+      </w:pPr>
+      <w:rPr>
+        <w:rFonts w:ascii="Courier New" w:hAnsi="Courier New" w:cs="Courier New" w:hint="default"/>
+      </w:rPr>
+    </w:lvl>
+    <w:lvl w:ilvl="5" w:tplc="40090005" w:tentative="1">
+      <w:start w:val="1"/>
+      <w:numFmt w:val="bullet"/>
+      <w:lvlText w:val=""/>
+      <w:lvlJc w:val="left"/>
+      <w:pPr>
+        <w:ind w:left="4680" w:hanging="360"/>
+      </w:pPr>
+      <w:rPr>
+        <w:rFonts w:ascii="Wingdings" w:hAnsi="Wingdings" w:hint="default"/>
+      </w:rPr>
+    </w:lvl>
+    <w:lvl w:ilvl="6" w:tplc="40090001" w:tentative="1">
+      <w:start w:val="1"/>
+      <w:numFmt w:val="bullet"/>
+      <w:lvlText w:val=""/>
+      <w:lvlJc w:val="left"/>
+      <w:pPr>
+        <w:ind w:left="5400" w:hanging="360"/>
+      </w:pPr>
+      <w:rPr>
+        <w:rFonts w:ascii="Symbol" w:hAnsi="Symbol" w:hint="default"/>
+      </w:rPr>
+    </w:lvl>
+    <w:lvl w:ilvl="7" w:tplc="40090003" w:tentative="1">
+      <w:start w:val="1"/>
+      <w:numFmt w:val="bullet"/>
+      <w:lvlText w:val="o"/>
+      <w:lvlJc w:val="left"/>
+      <w:pPr>
+        <w:ind w:left="6120" w:hanging="360"/>
+      </w:pPr>
+      <w:rPr>
+        <w:rFonts w:ascii="Courier New" w:hAnsi="Courier New" w:cs="Courier New" w:hint="default"/>
+      </w:rPr>
+    </w:lvl>
+    <w:lvl w:ilvl="8" w:tplc="40090005" w:tentative="1">
+      <w:start w:val="1"/>
+      <w:numFmt w:val="bullet"/>
+      <w:lvlText w:val=""/>
+      <w:lvlJc w:val="left"/>
+      <w:pPr>
+        <w:ind w:left="6840" w:hanging="360"/>
+      </w:pPr>
+      <w:rPr>
+        <w:rFonts w:ascii="Wingdings" w:hAnsi="Wingdings" w:hint="default"/>
+      </w:rPr>
+    </w:lvl>
+  </w:abstractNum>
+  <w:abstractNum w:abstractNumId="8" w15:restartNumberingAfterBreak="0">
     <w:nsid w:val="3ED652F7"/>
     <w:multiLevelType w:val="multilevel"/>
     <w:tmpl w:val="183060E0"/>
@@ -5376,7 +5545,7 @@
       </w:rPr>
     </w:lvl>
   </w:abstractNum>
-  <w:abstractNum w:abstractNumId="8" w15:restartNumberingAfterBreak="0">
+  <w:abstractNum w:abstractNumId="9" w15:restartNumberingAfterBreak="0">
     <w:nsid w:val="52107CDB"/>
     <w:multiLevelType w:val="hybridMultilevel"/>
     <w:tmpl w:val="4D96F610"/>
@@ -5489,7 +5658,7 @@
       </w:rPr>
     </w:lvl>
   </w:abstractNum>
-  <w:abstractNum w:abstractNumId="9" w15:restartNumberingAfterBreak="0">
+  <w:abstractNum w:abstractNumId="10" w15:restartNumberingAfterBreak="0">
     <w:nsid w:val="53DC72F8"/>
     <w:multiLevelType w:val="hybridMultilevel"/>
     <w:tmpl w:val="D1DEB5A0"/>
@@ -5603,7 +5772,7 @@
       </w:rPr>
     </w:lvl>
   </w:abstractNum>
-  <w:abstractNum w:abstractNumId="10" w15:restartNumberingAfterBreak="0">
+  <w:abstractNum w:abstractNumId="11" w15:restartNumberingAfterBreak="0">
     <w:nsid w:val="699378BD"/>
     <w:multiLevelType w:val="hybridMultilevel"/>
     <w:tmpl w:val="5592366C"/>
@@ -5716,7 +5885,7 @@
       </w:rPr>
     </w:lvl>
   </w:abstractNum>
-  <w:abstractNum w:abstractNumId="11" w15:restartNumberingAfterBreak="0">
+  <w:abstractNum w:abstractNumId="12" w15:restartNumberingAfterBreak="0">
     <w:nsid w:val="6F8B65F3"/>
     <w:multiLevelType w:val="hybridMultilevel"/>
     <w:tmpl w:val="CDAE044E"/>
@@ -5829,7 +5998,7 @@
       </w:rPr>
     </w:lvl>
   </w:abstractNum>
-  <w:abstractNum w:abstractNumId="12" w15:restartNumberingAfterBreak="0">
+  <w:abstractNum w:abstractNumId="13" w15:restartNumberingAfterBreak="0">
     <w:nsid w:val="713673C4"/>
     <w:multiLevelType w:val="hybridMultilevel"/>
     <w:tmpl w:val="13CCD532"/>
@@ -5942,7 +6111,120 @@
       </w:rPr>
     </w:lvl>
   </w:abstractNum>
-  <w:abstractNum w:abstractNumId="13" w15:restartNumberingAfterBreak="0">
+  <w:abstractNum w:abstractNumId="14" w15:restartNumberingAfterBreak="0">
+    <w:nsid w:val="78511ECC"/>
+    <w:multiLevelType w:val="hybridMultilevel"/>
+    <w:tmpl w:val="5134ACFC"/>
+    <w:lvl w:ilvl="0" w:tplc="40090001">
+      <w:start w:val="1"/>
+      <w:numFmt w:val="bullet"/>
+      <w:lvlText w:val=""/>
+      <w:lvlJc w:val="left"/>
+      <w:pPr>
+        <w:ind w:left="1800" w:hanging="360"/>
+      </w:pPr>
+      <w:rPr>
+        <w:rFonts w:ascii="Symbol" w:hAnsi="Symbol" w:hint="default"/>
+      </w:rPr>
+    </w:lvl>
+    <w:lvl w:ilvl="1" w:tplc="40090003" w:tentative="1">
+      <w:start w:val="1"/>
+      <w:numFmt w:val="bullet"/>
+      <w:lvlText w:val="o"/>
+      <w:lvlJc w:val="left"/>
+      <w:pPr>
+        <w:ind w:left="2520" w:hanging="360"/>
+      </w:pPr>
+      <w:rPr>
+        <w:rFonts w:ascii="Courier New" w:hAnsi="Courier New" w:cs="Courier New" w:hint="default"/>
+      </w:rPr>
+    </w:lvl>
+    <w:lvl w:ilvl="2" w:tplc="40090005" w:tentative="1">
+      <w:start w:val="1"/>
+      <w:numFmt w:val="bullet"/>
+      <w:lvlText w:val=""/>
+      <w:lvlJc w:val="left"/>
+      <w:pPr>
+        <w:ind w:left="3240" w:hanging="360"/>
+      </w:pPr>
+      <w:rPr>
+        <w:rFonts w:ascii="Wingdings" w:hAnsi="Wingdings" w:hint="default"/>
+      </w:rPr>
+    </w:lvl>
+    <w:lvl w:ilvl="3" w:tplc="40090001" w:tentative="1">
+      <w:start w:val="1"/>
+      <w:numFmt w:val="bullet"/>
+      <w:lvlText w:val=""/>
+      <w:lvlJc w:val="left"/>
+      <w:pPr>
+        <w:ind w:left="3960" w:hanging="360"/>
+      </w:pPr>
+      <w:rPr>
+        <w:rFonts w:ascii="Symbol" w:hAnsi="Symbol" w:hint="default"/>
+      </w:rPr>
+    </w:lvl>
+    <w:lvl w:ilvl="4" w:tplc="40090003" w:tentative="1">
+      <w:start w:val="1"/>
+      <w:numFmt w:val="bullet"/>
+      <w:lvlText w:val="o"/>
+      <w:lvlJc w:val="left"/>
+      <w:pPr>
+        <w:ind w:left="4680" w:hanging="360"/>
+      </w:pPr>
+      <w:rPr>
+        <w:rFonts w:ascii="Courier New" w:hAnsi="Courier New" w:cs="Courier New" w:hint="default"/>
+      </w:rPr>
+    </w:lvl>
+    <w:lvl w:ilvl="5" w:tplc="40090005" w:tentative="1">
+      <w:start w:val="1"/>
+      <w:numFmt w:val="bullet"/>
+      <w:lvlText w:val=""/>
+      <w:lvlJc w:val="left"/>
+      <w:pPr>
+        <w:ind w:left="5400" w:hanging="360"/>
+      </w:pPr>
+      <w:rPr>
+        <w:rFonts w:ascii="Wingdings" w:hAnsi="Wingdings" w:hint="default"/>
+      </w:rPr>
+    </w:lvl>
+    <w:lvl w:ilvl="6" w:tplc="40090001" w:tentative="1">
+      <w:start w:val="1"/>
+      <w:numFmt w:val="bullet"/>
+      <w:lvlText w:val=""/>
+      <w:lvlJc w:val="left"/>
+      <w:pPr>
+        <w:ind w:left="6120" w:hanging="360"/>
+      </w:pPr>
+      <w:rPr>
+        <w:rFonts w:ascii="Symbol" w:hAnsi="Symbol" w:hint="default"/>
+      </w:rPr>
+    </w:lvl>
+    <w:lvl w:ilvl="7" w:tplc="40090003" w:tentative="1">
+      <w:start w:val="1"/>
+      <w:numFmt w:val="bullet"/>
+      <w:lvlText w:val="o"/>
+      <w:lvlJc w:val="left"/>
+      <w:pPr>
+        <w:ind w:left="6840" w:hanging="360"/>
+      </w:pPr>
+      <w:rPr>
+        <w:rFonts w:ascii="Courier New" w:hAnsi="Courier New" w:cs="Courier New" w:hint="default"/>
+      </w:rPr>
+    </w:lvl>
+    <w:lvl w:ilvl="8" w:tplc="40090005" w:tentative="1">
+      <w:start w:val="1"/>
+      <w:numFmt w:val="bullet"/>
+      <w:lvlText w:val=""/>
+      <w:lvlJc w:val="left"/>
+      <w:pPr>
+        <w:ind w:left="7560" w:hanging="360"/>
+      </w:pPr>
+      <w:rPr>
+        <w:rFonts w:ascii="Wingdings" w:hAnsi="Wingdings" w:hint="default"/>
+      </w:rPr>
+    </w:lvl>
+  </w:abstractNum>
+  <w:abstractNum w:abstractNumId="15" w15:restartNumberingAfterBreak="0">
     <w:nsid w:val="7F955328"/>
     <w:multiLevelType w:val="hybridMultilevel"/>
     <w:tmpl w:val="B7A6D8DA"/>
@@ -6056,10 +6338,10 @@
     </w:lvl>
   </w:abstractNum>
   <w:num w:numId="1" w16cid:durableId="1819764795">
-    <w:abstractNumId w:val="9"/>
+    <w:abstractNumId w:val="10"/>
   </w:num>
   <w:num w:numId="2" w16cid:durableId="1015577343">
-    <w:abstractNumId w:val="8"/>
+    <w:abstractNumId w:val="9"/>
   </w:num>
   <w:num w:numId="3" w16cid:durableId="37171779">
     <w:abstractNumId w:val="4"/>
@@ -6074,28 +6356,34 @@
     <w:abstractNumId w:val="0"/>
   </w:num>
   <w:num w:numId="7" w16cid:durableId="978458224">
-    <w:abstractNumId w:val="13"/>
+    <w:abstractNumId w:val="15"/>
   </w:num>
   <w:num w:numId="8" w16cid:durableId="1786851892">
     <w:abstractNumId w:val="2"/>
   </w:num>
   <w:num w:numId="9" w16cid:durableId="1924143344">
-    <w:abstractNumId w:val="11"/>
+    <w:abstractNumId w:val="12"/>
   </w:num>
   <w:num w:numId="10" w16cid:durableId="1466242932">
-    <w:abstractNumId w:val="12"/>
+    <w:abstractNumId w:val="13"/>
   </w:num>
   <w:num w:numId="11" w16cid:durableId="73825292">
     <w:abstractNumId w:val="3"/>
   </w:num>
   <w:num w:numId="12" w16cid:durableId="1133210350">
-    <w:abstractNumId w:val="10"/>
+    <w:abstractNumId w:val="11"/>
   </w:num>
   <w:num w:numId="13" w16cid:durableId="1659307288">
-    <w:abstractNumId w:val="7"/>
+    <w:abstractNumId w:val="8"/>
   </w:num>
   <w:num w:numId="14" w16cid:durableId="228004402">
     <w:abstractNumId w:val="6"/>
+  </w:num>
+  <w:num w:numId="15" w16cid:durableId="1473399213">
+    <w:abstractNumId w:val="7"/>
+  </w:num>
+  <w:num w:numId="16" w16cid:durableId="1647784118">
+    <w:abstractNumId w:val="14"/>
   </w:num>
 </w:numbering>
 </file>
